--- a/zht/docx/196.content.docx
+++ b/zht/docx/196.content.docx
@@ -19,7 +19,7 @@
         <w:rPr>
           <w:lang w:val="zh_TW" w:bidi="zh_TW"/>
         </w:rPr>
-        <w:t>Resource: Tyndale Open Bible Dictionary</w:t>
+        <w:t>Resource: Aquifer Open Bible Dictionary</w:t>
       </w:r>
       <w:r>
         <w:rPr>
@@ -112,7 +112,7 @@
         <w:rPr>
           <w:lang w:val="zh_TW" w:bidi="zh_TW"/>
         </w:rPr>
-        <w:t>Tyndale Open Bible Dictionary</w:t>
+        <w:t>Aquifer Open Bible Dictionary</w:t>
       </w:r>
     </w:p>
     <w:p>
@@ -149,7 +149,7 @@
         <w:rPr>
           <w:lang w:val="zh_TW" w:bidi="zh_TW"/>
         </w:rPr>
-        <w:t>zhang</w:t>
+        <w:t>zeng</w:t>
       </w:r>
       <w:r>
         <w:rPr>
@@ -212,7 +212,7 @@
         <w:rPr>
           <w:lang w:val="zh_TW" w:bidi="zh_TW"/>
         </w:rPr>
-        <w:t>長老</w:t>
+        <w:t>憎惡</w:t>
       </w:r>
       <w:r>
         <w:rPr>
@@ -231,46 +231,21 @@
         <w:rPr>
           <w:lang w:val="zh_TW" w:bidi="zh_TW"/>
         </w:rPr>
-        <w:t>古代世界中，在宗教和世俗領域中行使領導和司法職能的人。他們通常因為在家族、支派或部落中的地位，或因為個性、實力、身材或影響力；或通過任命和授職的過程來行使這種領導職責。新約和使徒後教會中的長老制度（長老團）發展起源於猶太教和舊約，但長老或長老團的角色在古代以色列周圍的世界和新約時期的希臘羅馬世界中也有所發現。</w:t>
+        <w:t>令人反感或厭惡的行為、人物或事物。可憎的概念源於神的聖潔對祂子民的特定要求。舊約中常用於憎惡的形容詞有「可憎的（abhorrent）」、「嫌惡的（loathsome）」、「不潔淨的（unclean）」和「被棄絕的（rejected）」。</w:t>
       </w:r>
     </w:p>
     <w:p>
-      <w:pPr>
-        <w:pStyle w:val="Heading3"/>
-      </w:pPr>
+      <w:pPr/>
       <w:r>
         <w:rPr>
           <w:lang w:val="zh_TW" w:bidi="zh_TW"/>
         </w:rPr>
-        <w:t>在舊約中</w:t>
-      </w:r>
-    </w:p>
-    <w:p>
-      <w:pPr/>
+      </w:r>
       <w:r>
         <w:rPr>
           <w:lang w:val="zh_TW" w:bidi="zh_TW"/>
         </w:rPr>
-      </w:r>
-      <w:r>
-        <w:rPr>
-          <w:lang w:val="zh_TW" w:bidi="zh_TW"/>
-        </w:rPr>
-        <w:t>長老或長老制度與部落制度（the tribal system）密切相關。部落由支派組成，而支派則是由大家族單位組成。在父權制社會中，由於年齡和職能的關係，一個家庭由父親治理。年齡，以及年長者所具備的智慧和成熟，無疑是這些長老行使權威的起源。一個支派由組成它的家族首領（the heads of families）統治，形成了一個長老議會。在戰爭時期，每個支派都派出一支隊伍；這些隊伍由一位族長帶領，這位族長可能是從長老中選出的。</w:t>
-      </w:r>
-    </w:p>
-    <w:p>
-      <w:pPr/>
-      <w:r>
-        <w:rPr>
-          <w:lang w:val="zh_TW" w:bidi="zh_TW"/>
-        </w:rPr>
-      </w:r>
-      <w:r>
-        <w:rPr>
-          <w:lang w:val="zh_TW" w:bidi="zh_TW"/>
-        </w:rPr>
-        <w:t>在以色列的前君主制時期，地方行政和司法行動主要由那些長老掌管。在出埃及記的敘述中，以色列的長老（家族的首領）接受了摩西關於第一次逾越節晚餐的指示（</w:t>
+        <w:t>有四個主要的希伯來文詞語被翻譯為「憎惡」。最常用的一個希伯來文詞語表示違反既定的習俗或儀式，這種違反會招致神的審判。例子包括從有瑕疵的祭物（</w:t>
       </w:r>
       <w:hyperlink r:id="rId13">
         <w:r>
@@ -281,14 +256,14 @@
             <w:color w:val="0000EE"/>
             <w:u w:val="single"/>
           </w:rPr>
-          <w:t>出12:21–22</w:t>
+          <w:t>申17:1</w:t>
         </w:r>
       </w:hyperlink>
       <w:r>
         <w:rPr>
           <w:lang w:val="zh_TW" w:bidi="zh_TW"/>
         </w:rPr>
-        <w:t>）。在</w:t>
+        <w:t>）到行法術和占卜（</w:t>
       </w:r>
       <w:hyperlink r:id="rId14">
         <w:r>
@@ -299,14 +274,14 @@
             <w:color w:val="0000EE"/>
             <w:u w:val="single"/>
           </w:rPr>
-          <w:t>出埃及記十八章12節</w:t>
+          <w:t>申18:12</w:t>
         </w:r>
       </w:hyperlink>
       <w:r>
         <w:rPr>
           <w:lang w:val="zh_TW" w:bidi="zh_TW"/>
         </w:rPr>
-        <w:t>中，這些長老會見了摩西的岳父葉忒羅，並從這些長老中挑選出值得信任的代表，協助摩西解釋神的律法和執行公義（</w:t>
+        <w:t>）或崇拜偶像的行為（</w:t>
       </w:r>
       <w:hyperlink r:id="rId15">
         <w:r>
@@ -317,14 +292,14 @@
             <w:color w:val="0000EE"/>
             <w:u w:val="single"/>
           </w:rPr>
-          <w:t>18:13–23</w:t>
+          <w:t>王下16:3</w:t>
         </w:r>
       </w:hyperlink>
       <w:r>
         <w:rPr>
           <w:lang w:val="zh_TW" w:bidi="zh_TW"/>
         </w:rPr>
-        <w:t>）。同樣，根據</w:t>
+        <w:t>）。第二個希伯來文詞語指的是某些動物的肉，無論是觸摸還是食用，在儀式上都被認為是不潔的（</w:t>
       </w:r>
       <w:hyperlink r:id="rId16">
         <w:r>
@@ -335,28 +310,14 @@
             <w:color w:val="0000EE"/>
             <w:u w:val="single"/>
           </w:rPr>
-          <w:t>民數記十一章16至17節</w:t>
+          <w:t>利11:10–13</w:t>
         </w:r>
       </w:hyperlink>
       <w:r>
         <w:rPr>
           <w:lang w:val="zh_TW" w:bidi="zh_TW"/>
         </w:rPr>
-        <w:t>，神指示摩西從以色列的長老中選出七十人來協助他領導百姓。在這段記載中，這些長老被賦予了神的靈的特殊恩賜。在前一個例子中，長老們——被選為與摩西共同管理的人——是那些是被公認為值得信賴的人。</w:t>
-      </w:r>
-    </w:p>
-    <w:p>
-      <w:pPr/>
-      <w:r>
-        <w:rPr>
-          <w:lang w:val="zh_TW" w:bidi="zh_TW"/>
-        </w:rPr>
-      </w:r>
-      <w:r>
-        <w:rPr>
-          <w:lang w:val="zh_TW" w:bidi="zh_TW"/>
-        </w:rPr>
-        <w:t>長老的一個核心職能是司法職責。他們是「審判官（judges）」，坐在「城門口」，也就是古代村莊和城的傳統法庭。在這裡，長老們解決爭端和審理案件，並討論社區事務和作出決定（</w:t>
+        <w:t>）。第三個詞語指的是已放三天的祭肉（</w:t>
       </w:r>
       <w:hyperlink r:id="rId17">
         <w:r>
@@ -367,14 +328,14 @@
             <w:color w:val="0000EE"/>
             <w:u w:val="single"/>
           </w:rPr>
-          <w:t>創23:10、18</w:t>
+          <w:t>利7:18</w:t>
         </w:r>
       </w:hyperlink>
       <w:r>
         <w:rPr>
           <w:lang w:val="zh_TW" w:bidi="zh_TW"/>
         </w:rPr>
-        <w:t>；</w:t>
+        <w:t>）。第四個詞語幾乎只是指源於異教的偶像崇拜物（</w:t>
       </w:r>
       <w:hyperlink r:id="rId18">
         <w:r>
@@ -385,14 +346,14 @@
             <w:color w:val="0000EE"/>
             <w:u w:val="single"/>
           </w:rPr>
-          <w:t>伯29:7</w:t>
+          <w:t>耶4:1</w:t>
         </w:r>
       </w:hyperlink>
       <w:r>
         <w:rPr>
           <w:lang w:val="zh_TW" w:bidi="zh_TW"/>
         </w:rPr>
-        <w:t>；</w:t>
+        <w:t>，</w:t>
       </w:r>
       <w:hyperlink r:id="rId19">
         <w:r>
@@ -403,14 +364,28 @@
             <w:color w:val="0000EE"/>
             <w:u w:val="single"/>
           </w:rPr>
-          <w:t>箴24:7</w:t>
+          <w:t>7:30</w:t>
         </w:r>
       </w:hyperlink>
       <w:r>
         <w:rPr>
           <w:lang w:val="zh_TW" w:bidi="zh_TW"/>
         </w:rPr>
-        <w:t>，</w:t>
+        <w:t>）。</w:t>
+      </w:r>
+    </w:p>
+    <w:p>
+      <w:pPr/>
+      <w:r>
+        <w:rPr>
+          <w:lang w:val="zh_TW" w:bidi="zh_TW"/>
+        </w:rPr>
+      </w:r>
+      <w:r>
+        <w:rPr>
+          <w:lang w:val="zh_TW" w:bidi="zh_TW"/>
+        </w:rPr>
+        <w:t>除了「那行毀壞可憎的」這個專門用法之外，希臘文「憎惡」一詞在新約聖經中並不常用（</w:t>
       </w:r>
       <w:hyperlink r:id="rId20">
         <w:r>
@@ -421,14 +396,14 @@
             <w:color w:val="0000EE"/>
             <w:u w:val="single"/>
           </w:rPr>
-          <w:t>31:23</w:t>
+          <w:t>路16:15</w:t>
         </w:r>
       </w:hyperlink>
       <w:r>
         <w:rPr>
           <w:lang w:val="zh_TW" w:bidi="zh_TW"/>
         </w:rPr>
-        <w:t>）。律法的保存和應用顯然是由坐在城門口的長老掌握（</w:t>
+        <w:t>；</w:t>
       </w:r>
       <w:hyperlink r:id="rId21">
         <w:r>
@@ -439,9 +414,15 @@
             <w:color w:val="0000EE"/>
             <w:u w:val="single"/>
           </w:rPr>
-          <w:t>申19:12，</w:t>
+          <w:t>羅2:22</w:t>
         </w:r>
       </w:hyperlink>
+      <w:r>
+        <w:rPr>
+          <w:lang w:val="zh_TW" w:bidi="zh_TW"/>
+        </w:rPr>
+        <w:t>；</w:t>
+      </w:r>
       <w:hyperlink r:id="rId22">
         <w:r>
           <w:rPr>
@@ -451,9 +432,15 @@
             <w:color w:val="0000EE"/>
             <w:u w:val="single"/>
           </w:rPr>
-          <w:t>21:19，</w:t>
+          <w:t>多1:16</w:t>
         </w:r>
       </w:hyperlink>
+      <w:r>
+        <w:rPr>
+          <w:lang w:val="zh_TW" w:bidi="zh_TW"/>
+        </w:rPr>
+        <w:t>；</w:t>
+      </w:r>
       <w:hyperlink r:id="rId23">
         <w:r>
           <w:rPr>
@@ -463,9 +450,15 @@
             <w:color w:val="0000EE"/>
             <w:u w:val="single"/>
           </w:rPr>
-          <w:t>22:15，</w:t>
+          <w:t>啟17:4–5</w:t>
         </w:r>
       </w:hyperlink>
+      <w:r>
+        <w:rPr>
+          <w:lang w:val="zh_TW" w:bidi="zh_TW"/>
+        </w:rPr>
+        <w:t>，</w:t>
+      </w:r>
       <w:hyperlink r:id="rId24">
         <w:r>
           <w:rPr>
@@ -475,1203 +468,14 @@
             <w:color w:val="0000EE"/>
             <w:u w:val="single"/>
           </w:rPr>
-          <w:t>25:7–10</w:t>
+          <w:t>21:8、27</w:t>
         </w:r>
       </w:hyperlink>
       <w:r>
         <w:rPr>
           <w:lang w:val="zh_TW" w:bidi="zh_TW"/>
         </w:rPr>
-        <w:t>）。</w:t>
-      </w:r>
-      <w:hyperlink r:id="rId25">
-        <w:r>
-          <w:rPr>
-            <w:lang w:val="zh_TW" w:bidi="zh_TW"/>
-          </w:rPr>
-          <w:rPr>
-            <w:color w:val="0000EE"/>
-            <w:u w:val="single"/>
-          </w:rPr>
-          <w:t>路得記四章1至12節</w:t>
-        </w:r>
-      </w:hyperlink>
-      <w:r>
-        <w:rPr>
-          <w:lang w:val="zh_TW" w:bidi="zh_TW"/>
-        </w:rPr>
-        <w:t>很好地描述了這種過程。</w:t>
-      </w:r>
-    </w:p>
-    <w:p>
-      <w:pPr/>
-      <w:r>
-        <w:rPr>
-          <w:lang w:val="zh_TW" w:bidi="zh_TW"/>
-        </w:rPr>
-      </w:r>
-      <w:r>
-        <w:rPr>
-          <w:lang w:val="zh_TW" w:bidi="zh_TW"/>
-        </w:rPr>
-        <w:t>在君主制時期，地方行政和司法權力繼續由長老議會行使。在掃羅統治末期，大衛發送信息和禮物給猶大各城的長老們（</w:t>
-      </w:r>
-      <w:hyperlink r:id="rId26">
-        <w:r>
-          <w:rPr>
-            <w:lang w:val="zh_TW" w:bidi="zh_TW"/>
-          </w:rPr>
-          <w:rPr>
-            <w:color w:val="0000EE"/>
-            <w:u w:val="single"/>
-          </w:rPr>
-          <w:t>撒上30:26</w:t>
-        </w:r>
-      </w:hyperlink>
-      <w:r>
-        <w:rPr>
-          <w:lang w:val="zh_TW" w:bidi="zh_TW"/>
-        </w:rPr>
-        <w:t>），大衛顯然意識到他的有效統治將依賴於他們的善意和忠誠。為了實施對拿伯的陰謀，耶洗別寫信給耶斯列的長老和貴族（</w:t>
-      </w:r>
-      <w:hyperlink r:id="rId27">
-        <w:r>
-          <w:rPr>
-            <w:lang w:val="zh_TW" w:bidi="zh_TW"/>
-          </w:rPr>
-          <w:rPr>
-            <w:color w:val="0000EE"/>
-            <w:u w:val="single"/>
-          </w:rPr>
-          <w:t>王上21:8–11</w:t>
-        </w:r>
-      </w:hyperlink>
-      <w:r>
-        <w:rPr>
-          <w:lang w:val="zh_TW" w:bidi="zh_TW"/>
-        </w:rPr>
-        <w:t>）。這顯示出以色列的長老們已經負責在其管轄範圍內應用律法。除了行政和司法職能外，長老們還承擔了宗教儀式的角色（</w:t>
-      </w:r>
-      <w:hyperlink r:id="rId28">
-        <w:r>
-          <w:rPr>
-            <w:lang w:val="zh_TW" w:bidi="zh_TW"/>
-          </w:rPr>
-          <w:rPr>
-            <w:color w:val="0000EE"/>
-            <w:u w:val="single"/>
-          </w:rPr>
-          <w:t>出24:1、9</w:t>
-        </w:r>
-      </w:hyperlink>
-      <w:r>
-        <w:rPr>
-          <w:lang w:val="zh_TW" w:bidi="zh_TW"/>
-        </w:rPr>
-        <w:t>；</w:t>
-      </w:r>
-      <w:hyperlink r:id="rId29">
-        <w:r>
-          <w:rPr>
-            <w:lang w:val="zh_TW" w:bidi="zh_TW"/>
-          </w:rPr>
-          <w:rPr>
-            <w:color w:val="0000EE"/>
-            <w:u w:val="single"/>
-          </w:rPr>
-          <w:t>利4:14–15</w:t>
-        </w:r>
-      </w:hyperlink>
-      <w:r>
-        <w:rPr>
-          <w:lang w:val="zh_TW" w:bidi="zh_TW"/>
-        </w:rPr>
-        <w:t>）。</w:t>
-      </w:r>
-    </w:p>
-    <w:p>
-      <w:pPr/>
-      <w:r>
-        <w:rPr>
-          <w:lang w:val="zh_TW" w:bidi="zh_TW"/>
-        </w:rPr>
-      </w:r>
-      <w:r>
-        <w:rPr>
-          <w:lang w:val="zh_TW" w:bidi="zh_TW"/>
-        </w:rPr>
-        <w:t>長老制度在王國體制崩潰後依然存在。在被擄期間（</w:t>
-      </w:r>
-      <w:hyperlink r:id="rId30">
-        <w:r>
-          <w:rPr>
-            <w:lang w:val="zh_TW" w:bidi="zh_TW"/>
-          </w:rPr>
-          <w:rPr>
-            <w:color w:val="0000EE"/>
-            <w:u w:val="single"/>
-          </w:rPr>
-          <w:t>結8:1</w:t>
-        </w:r>
-      </w:hyperlink>
-      <w:r>
-        <w:rPr>
-          <w:lang w:val="zh_TW" w:bidi="zh_TW"/>
-        </w:rPr>
-        <w:t>，</w:t>
-      </w:r>
-      <w:hyperlink r:id="rId31">
-        <w:r>
-          <w:rPr>
-            <w:lang w:val="zh_TW" w:bidi="zh_TW"/>
-          </w:rPr>
-          <w:rPr>
-            <w:color w:val="0000EE"/>
-            <w:u w:val="single"/>
-          </w:rPr>
-          <w:t>14:1</w:t>
-        </w:r>
-      </w:hyperlink>
-      <w:r>
-        <w:rPr>
-          <w:lang w:val="zh_TW" w:bidi="zh_TW"/>
-        </w:rPr>
-        <w:t>，</w:t>
-      </w:r>
-      <w:hyperlink r:id="rId32">
-        <w:r>
-          <w:rPr>
-            <w:lang w:val="zh_TW" w:bidi="zh_TW"/>
-          </w:rPr>
-          <w:rPr>
-            <w:color w:val="0000EE"/>
-            <w:u w:val="single"/>
-          </w:rPr>
-          <w:t>20:1–3</w:t>
-        </w:r>
-      </w:hyperlink>
-      <w:r>
-        <w:rPr>
-          <w:lang w:val="zh_TW" w:bidi="zh_TW"/>
-        </w:rPr>
-        <w:t>）以及被擄歸回後（例如，</w:t>
-      </w:r>
-      <w:hyperlink r:id="rId33">
-        <w:r>
-          <w:rPr>
-            <w:lang w:val="zh_TW" w:bidi="zh_TW"/>
-          </w:rPr>
-          <w:rPr>
-            <w:color w:val="0000EE"/>
-            <w:u w:val="single"/>
-          </w:rPr>
-          <w:t>拉10:16</w:t>
-        </w:r>
-      </w:hyperlink>
-      <w:r>
-        <w:rPr>
-          <w:lang w:val="zh_TW" w:bidi="zh_TW"/>
-        </w:rPr>
-        <w:t>），長老們依然存在。</w:t>
-      </w:r>
-    </w:p>
-    <w:p>
-      <w:pPr>
-        <w:pStyle w:val="Heading3"/>
-      </w:pPr>
-      <w:r>
-        <w:rPr>
-          <w:lang w:val="zh_TW" w:bidi="zh_TW"/>
-        </w:rPr>
-        <w:t>在新約時期的猶太教中</w:t>
-      </w:r>
-    </w:p>
-    <w:p>
-      <w:pPr/>
-      <w:r>
-        <w:rPr>
-          <w:lang w:val="zh_TW" w:bidi="zh_TW"/>
-        </w:rPr>
-      </w:r>
-      <w:r>
-        <w:rPr>
-          <w:lang w:val="zh_TW" w:bidi="zh_TW"/>
-        </w:rPr>
-        <w:t>基督教的長老職分（office，或職能〔function〕）源自猶太教中的一個類似制度，雖然使用「長老」這一頭銜來稱呼各種希臘邪教組織的官員和村莊的地方官員，這可能影響了外邦教會中社區結構的發展。在前三卷福音書和使徒行傳中，多次提到長老作為猶太教社區和宗教生活中的職能人物。通常他們與其他一組或多組職能人員一起被提及：「長老、祭司長、文士」（</w:t>
-      </w:r>
-      <w:hyperlink r:id="rId34">
-        <w:r>
-          <w:rPr>
-            <w:lang w:val="zh_TW" w:bidi="zh_TW"/>
-          </w:rPr>
-          <w:rPr>
-            <w:color w:val="0000EE"/>
-            <w:u w:val="single"/>
-          </w:rPr>
-          <w:t>太16:21</w:t>
-        </w:r>
-      </w:hyperlink>
-      <w:r>
-        <w:rPr>
-          <w:lang w:val="zh_TW" w:bidi="zh_TW"/>
-        </w:rPr>
-        <w:t>）；「祭司長和民間的長老」（</w:t>
-      </w:r>
-      <w:hyperlink r:id="rId35">
-        <w:r>
-          <w:rPr>
-            <w:lang w:val="zh_TW" w:bidi="zh_TW"/>
-          </w:rPr>
-          <w:rPr>
-            <w:color w:val="0000EE"/>
-            <w:u w:val="single"/>
-          </w:rPr>
-          <w:t>21:23</w:t>
-        </w:r>
-      </w:hyperlink>
-      <w:r>
-        <w:rPr>
-          <w:lang w:val="zh_TW" w:bidi="zh_TW"/>
-        </w:rPr>
-        <w:t>，</w:t>
-      </w:r>
-      <w:hyperlink r:id="rId36">
-        <w:r>
-          <w:rPr>
-            <w:lang w:val="zh_TW" w:bidi="zh_TW"/>
-          </w:rPr>
-          <w:rPr>
-            <w:color w:val="0000EE"/>
-            <w:u w:val="single"/>
-          </w:rPr>
-          <w:t>26:3、47</w:t>
-        </w:r>
-      </w:hyperlink>
-      <w:r>
-        <w:rPr>
-          <w:lang w:val="zh_TW" w:bidi="zh_TW"/>
-        </w:rPr>
-        <w:t>）；「文士和長老」（</w:t>
-      </w:r>
-      <w:hyperlink r:id="rId37">
-        <w:r>
-          <w:rPr>
-            <w:lang w:val="zh_TW" w:bidi="zh_TW"/>
-          </w:rPr>
-          <w:rPr>
-            <w:color w:val="0000EE"/>
-            <w:u w:val="single"/>
-          </w:rPr>
-          <w:t>26:57</w:t>
-        </w:r>
-      </w:hyperlink>
-      <w:r>
-        <w:rPr>
-          <w:lang w:val="zh_TW" w:bidi="zh_TW"/>
-        </w:rPr>
-        <w:t>，</w:t>
-      </w:r>
-      <w:hyperlink r:id="rId38">
-        <w:r>
-          <w:rPr>
-            <w:lang w:val="zh_TW" w:bidi="zh_TW"/>
-          </w:rPr>
-          <w:rPr>
-            <w:color w:val="0000EE"/>
-            <w:u w:val="single"/>
-          </w:rPr>
-          <w:t>27:41</w:t>
-        </w:r>
-      </w:hyperlink>
-      <w:r>
-        <w:rPr>
-          <w:lang w:val="zh_TW" w:bidi="zh_TW"/>
-        </w:rPr>
-        <w:t>）；「祭司長和民間的長老」（</w:t>
-      </w:r>
-      <w:hyperlink r:id="rId39">
-        <w:r>
-          <w:rPr>
-            <w:lang w:val="zh_TW" w:bidi="zh_TW"/>
-          </w:rPr>
-          <w:rPr>
-            <w:color w:val="0000EE"/>
-            <w:u w:val="single"/>
-          </w:rPr>
-          <w:t>27:1、3、12、20</w:t>
-        </w:r>
-      </w:hyperlink>
-      <w:r>
-        <w:rPr>
-          <w:lang w:val="zh_TW" w:bidi="zh_TW"/>
-        </w:rPr>
-        <w:t>）；「官府、長老，和文士」（</w:t>
-      </w:r>
-      <w:hyperlink r:id="rId40">
-        <w:r>
-          <w:rPr>
-            <w:lang w:val="zh_TW" w:bidi="zh_TW"/>
-          </w:rPr>
-          <w:rPr>
-            <w:color w:val="0000EE"/>
-            <w:u w:val="single"/>
-          </w:rPr>
-          <w:t>徒4:5</w:t>
-        </w:r>
-      </w:hyperlink>
-      <w:r>
-        <w:rPr>
-          <w:lang w:val="zh_TW" w:bidi="zh_TW"/>
-        </w:rPr>
-        <w:t>）；「百姓的官府和長老」（</w:t>
-      </w:r>
-      <w:hyperlink r:id="rId41">
-        <w:r>
-          <w:rPr>
-            <w:lang w:val="zh_TW" w:bidi="zh_TW"/>
-          </w:rPr>
-          <w:rPr>
-            <w:color w:val="0000EE"/>
-            <w:u w:val="single"/>
-          </w:rPr>
-          <w:t>8</w:t>
-        </w:r>
-      </w:hyperlink>
-      <w:r>
-        <w:rPr>
-          <w:lang w:val="zh_TW" w:bidi="zh_TW"/>
-        </w:rPr>
-        <w:t>）。從這些新約經文中，我們無法確定他們的具體職能，或者他們與官府或文士的區別。然而，猶太長老的職責在</w:t>
-      </w:r>
-      <w:r>
-        <w:rPr>
-          <w:lang w:val="zh_TW" w:bidi="zh_TW"/>
-        </w:rPr>
-        <w:t>米示拿</w:t>
-      </w:r>
-      <w:r>
-        <w:rPr>
-          <w:lang w:val="zh_TW" w:bidi="zh_TW"/>
-        </w:rPr>
-        <w:t>的</w:t>
-      </w:r>
-      <w:r>
-        <w:rPr>
-          <w:i/>
-          <w:lang w:val="zh_TW" w:bidi="zh_TW"/>
-        </w:rPr>
-        <w:t>論公會</w:t>
-      </w:r>
-      <w:r>
-        <w:rPr>
-          <w:lang w:val="zh_TW" w:bidi="zh_TW"/>
-        </w:rPr>
-        <w:t>中有明確描述，以及在死海古卷中發現的昆蘭苦修社群規則書中，有明確的描述。</w:t>
-      </w:r>
-    </w:p>
-    <w:p>
-      <w:pPr/>
-      <w:r>
-        <w:rPr>
-          <w:lang w:val="zh_TW" w:bidi="zh_TW"/>
-        </w:rPr>
-      </w:r>
-      <w:r>
-        <w:rPr>
-          <w:lang w:val="zh_TW" w:bidi="zh_TW"/>
-        </w:rPr>
-        <w:t>每個猶太社區都有其長老會，負責一般的行政監督，並代表其社區與羅馬當局打交道。他們的主要職責是司法職能。他們是律法及其傳統解釋的保管人（custodians，見</w:t>
-      </w:r>
-      <w:hyperlink r:id="rId42">
-        <w:r>
-          <w:rPr>
-            <w:lang w:val="zh_TW" w:bidi="zh_TW"/>
-          </w:rPr>
-          <w:rPr>
-            <w:color w:val="0000EE"/>
-            <w:u w:val="single"/>
-          </w:rPr>
-          <w:t>太15:2</w:t>
-        </w:r>
-      </w:hyperlink>
-      <w:r>
-        <w:rPr>
-          <w:lang w:val="zh_TW" w:bidi="zh_TW"/>
-        </w:rPr>
-        <w:t>），並負責執行律法和懲罰違法者。這些長老會中最重要的是耶路撒冷的公會，這是一個由71人組成的團體，作為全國的最高法院。</w:t>
-      </w:r>
-    </w:p>
-    <w:p>
-      <w:pPr>
-        <w:pStyle w:val="Heading3"/>
-      </w:pPr>
-      <w:r>
-        <w:rPr>
-          <w:lang w:val="zh_TW" w:bidi="zh_TW"/>
-        </w:rPr>
-        <w:t>在基督教群體中</w:t>
-      </w:r>
-    </w:p>
-    <w:p>
-      <w:pPr/>
-      <w:r>
-        <w:rPr>
-          <w:lang w:val="zh_TW" w:bidi="zh_TW"/>
-        </w:rPr>
-      </w:r>
-      <w:r>
-        <w:rPr>
-          <w:lang w:val="zh_TW" w:bidi="zh_TW"/>
-        </w:rPr>
-        <w:t>由於初期教會逐漸認為自己是新的以色列（</w:t>
-      </w:r>
-      <w:hyperlink r:id="rId43">
-        <w:r>
-          <w:rPr>
-            <w:lang w:val="zh_TW" w:bidi="zh_TW"/>
-          </w:rPr>
-          <w:rPr>
-            <w:color w:val="0000EE"/>
-            <w:u w:val="single"/>
-          </w:rPr>
-          <w:t>太21:43</w:t>
-        </w:r>
-      </w:hyperlink>
-      <w:r>
-        <w:rPr>
-          <w:lang w:val="zh_TW" w:bidi="zh_TW"/>
-        </w:rPr>
-        <w:t>；</w:t>
-      </w:r>
-      <w:hyperlink r:id="rId44">
-        <w:r>
-          <w:rPr>
-            <w:lang w:val="zh_TW" w:bidi="zh_TW"/>
-          </w:rPr>
-          <w:rPr>
-            <w:color w:val="0000EE"/>
-            <w:u w:val="single"/>
-          </w:rPr>
-          <w:t>加6:16</w:t>
-        </w:r>
-      </w:hyperlink>
-      <w:r>
-        <w:rPr>
-          <w:lang w:val="zh_TW" w:bidi="zh_TW"/>
-        </w:rPr>
-        <w:t>），因此他們逐漸採用長老制度是可以理解的。雖然很難確定早期基督徒團體中所遵循的秩序，因為這些秩序根據地點和時代的不同，在形式和範圍上顯然有所不同，但長老的存在和職能確實是早期教會生活現實的一部分。</w:t>
-      </w:r>
-    </w:p>
-    <w:p>
-      <w:pPr/>
-      <w:r>
-        <w:rPr>
-          <w:lang w:val="zh_TW" w:bidi="zh_TW"/>
-        </w:rPr>
-      </w:r>
-      <w:r>
-        <w:rPr>
-          <w:lang w:val="zh_TW" w:bidi="zh_TW"/>
-        </w:rPr>
-        <w:t>在路加福音關於基督教起源和傳播的記述中，長老已經出現在耶路撒冷的教會中。在使徒行傳中，我們看到安提阿的基督徒派發饑荒救濟物資，「把捐項託巴拿巴和掃羅送到（猶大教會的）眾長老那裡」（</w:t>
-      </w:r>
-      <w:hyperlink r:id="rId45">
-        <w:r>
-          <w:rPr>
-            <w:lang w:val="zh_TW" w:bidi="zh_TW"/>
-          </w:rPr>
-          <w:rPr>
-            <w:color w:val="0000EE"/>
-            <w:u w:val="single"/>
-          </w:rPr>
-          <w:t>徒11:30</w:t>
-        </w:r>
-      </w:hyperlink>
-      <w:r>
-        <w:rPr>
-          <w:lang w:val="zh_TW" w:bidi="zh_TW"/>
-        </w:rPr>
-        <w:t>）。在保羅和巴拿巴的第一次宣教之旅中，他們「在各教會中選立了長老」（</w:t>
-      </w:r>
-      <w:hyperlink r:id="rId46">
-        <w:r>
-          <w:rPr>
-            <w:lang w:val="zh_TW" w:bidi="zh_TW"/>
-          </w:rPr>
-          <w:rPr>
-            <w:color w:val="0000EE"/>
-            <w:u w:val="single"/>
-          </w:rPr>
-          <w:t>14:23</w:t>
-        </w:r>
-      </w:hyperlink>
-      <w:r>
-        <w:rPr>
-          <w:lang w:val="zh_TW" w:bidi="zh_TW"/>
-        </w:rPr>
-        <w:t>）。後來，保羅和巴拿巴從安提阿被派往耶路撒冷，就外邦基督徒是否需要受割禮的問題「去見使徒和長老」（</w:t>
-      </w:r>
-      <w:hyperlink r:id="rId47">
-        <w:r>
-          <w:rPr>
-            <w:lang w:val="zh_TW" w:bidi="zh_TW"/>
-          </w:rPr>
-          <w:rPr>
-            <w:color w:val="0000EE"/>
-            <w:u w:val="single"/>
-          </w:rPr>
-          <w:t>15:2</w:t>
-        </w:r>
-      </w:hyperlink>
-      <w:r>
-        <w:rPr>
-          <w:lang w:val="zh_TW" w:bidi="zh_TW"/>
-        </w:rPr>
-        <w:t>），「教會和使徒並長老都接待他們」（</w:t>
-      </w:r>
-      <w:hyperlink r:id="rId48">
-        <w:r>
-          <w:rPr>
-            <w:lang w:val="zh_TW" w:bidi="zh_TW"/>
-          </w:rPr>
-          <w:rPr>
-            <w:color w:val="0000EE"/>
-            <w:u w:val="single"/>
-          </w:rPr>
-          <w:t>4</w:t>
-        </w:r>
-      </w:hyperlink>
-      <w:r>
-        <w:rPr>
-          <w:lang w:val="zh_TW" w:bidi="zh_TW"/>
-        </w:rPr>
-        <w:t>節），他們聚集起來聽取案件並解決這個問題（</w:t>
-      </w:r>
-      <w:hyperlink r:id="rId49">
-        <w:r>
-          <w:rPr>
-            <w:lang w:val="zh_TW" w:bidi="zh_TW"/>
-          </w:rPr>
-          <w:rPr>
-            <w:color w:val="0000EE"/>
-            <w:u w:val="single"/>
-          </w:rPr>
-          <w:t>6–23</w:t>
-        </w:r>
-      </w:hyperlink>
-      <w:r>
-        <w:rPr>
-          <w:lang w:val="zh_TW" w:bidi="zh_TW"/>
-        </w:rPr>
-        <w:t>節）。</w:t>
-      </w:r>
-    </w:p>
-    <w:p>
-      <w:pPr/>
-      <w:r>
-        <w:rPr>
-          <w:lang w:val="zh_TW" w:bidi="zh_TW"/>
-        </w:rPr>
-      </w:r>
-      <w:r>
-        <w:rPr>
-          <w:lang w:val="zh_TW" w:bidi="zh_TW"/>
-        </w:rPr>
-        <w:t>關於這些長老的身份以及他們是如何被選立的，聖經並沒有給予詳細的說明。然而，根據猶太人的傳統，我們似乎可以推測他們的年齡和在群體中的顯赫地位，賦予他們有資格在教會中擔任特殊的服事角色。猶太人對年長者的敬重是根深蒂固的，而「長老」（presbyter）這個名稱正是源自猶太人的用法。此外，這些耶路撒冷教會中的首批長老也有可能是由使徒透過按手禮選立的，就像選立「七個人」來執行特別的服事（徒</w:t>
-      </w:r>
-      <w:hyperlink r:id="rId50">
-        <w:r>
-          <w:rPr>
-            <w:lang w:val="zh_TW" w:bidi="zh_TW"/>
-          </w:rPr>
-          <w:rPr>
-            <w:color w:val="0000EE"/>
-            <w:u w:val="single"/>
-          </w:rPr>
-          <w:t>6:1–6</w:t>
-        </w:r>
-      </w:hyperlink>
-      <w:r>
-        <w:rPr>
-          <w:lang w:val="zh_TW" w:bidi="zh_TW"/>
-        </w:rPr>
-        <w:t>）一樣。顯然這些長老在基督徒群體中的職能與猶太社群和公會中的長老相似（</w:t>
-      </w:r>
-      <w:hyperlink r:id="rId45">
-        <w:r>
-          <w:rPr>
-            <w:lang w:val="zh_TW" w:bidi="zh_TW"/>
-          </w:rPr>
-          <w:rPr>
-            <w:color w:val="0000EE"/>
-            <w:u w:val="single"/>
-          </w:rPr>
-          <w:t>11:30</w:t>
-        </w:r>
-      </w:hyperlink>
-      <w:r>
-        <w:rPr>
-          <w:lang w:val="zh_TW" w:bidi="zh_TW"/>
-        </w:rPr>
-        <w:t>，</w:t>
-      </w:r>
-      <w:hyperlink r:id="rId51">
-        <w:r>
-          <w:rPr>
-            <w:lang w:val="zh_TW" w:bidi="zh_TW"/>
-          </w:rPr>
-          <w:rPr>
-            <w:color w:val="0000EE"/>
-            <w:u w:val="single"/>
-          </w:rPr>
-          <w:t>15:2–6、22–23</w:t>
-        </w:r>
-      </w:hyperlink>
-      <w:r>
-        <w:rPr>
-          <w:lang w:val="zh_TW" w:bidi="zh_TW"/>
-        </w:rPr>
-        <w:t>，</w:t>
-      </w:r>
-      <w:hyperlink r:id="rId52">
-        <w:r>
-          <w:rPr>
-            <w:lang w:val="zh_TW" w:bidi="zh_TW"/>
-          </w:rPr>
-          <w:rPr>
-            <w:color w:val="0000EE"/>
-            <w:u w:val="single"/>
-          </w:rPr>
-          <w:t>16:4</w:t>
-        </w:r>
-      </w:hyperlink>
-      <w:r>
-        <w:rPr>
-          <w:lang w:val="zh_TW" w:bidi="zh_TW"/>
-        </w:rPr>
-        <w:t>，</w:t>
-      </w:r>
-      <w:hyperlink r:id="rId53">
-        <w:r>
-          <w:rPr>
-            <w:lang w:val="zh_TW" w:bidi="zh_TW"/>
-          </w:rPr>
-          <w:rPr>
-            <w:color w:val="0000EE"/>
-            <w:u w:val="single"/>
-          </w:rPr>
-          <w:t>21:18</w:t>
-        </w:r>
-      </w:hyperlink>
-      <w:r>
-        <w:rPr>
-          <w:lang w:val="zh_TW" w:bidi="zh_TW"/>
-        </w:rPr>
-        <w:t>）。</w:t>
-      </w:r>
-    </w:p>
-    <w:p>
-      <w:pPr/>
-      <w:r>
-        <w:rPr>
-          <w:lang w:val="zh_TW" w:bidi="zh_TW"/>
-        </w:rPr>
-      </w:r>
-      <w:r>
-        <w:rPr>
-          <w:lang w:val="zh_TW" w:bidi="zh_TW"/>
-        </w:rPr>
-        <w:t>儘管保羅在最早的書信中並未提到長老，但保羅顯然在外邦教會中延續了這一傳統。長老僅在教牧書信（</w:t>
-      </w:r>
-      <w:hyperlink r:id="rId54">
-        <w:r>
-          <w:rPr>
-            <w:lang w:val="zh_TW" w:bidi="zh_TW"/>
-          </w:rPr>
-          <w:rPr>
-            <w:color w:val="0000EE"/>
-            <w:u w:val="single"/>
-          </w:rPr>
-          <w:t>提前5:17、19</w:t>
-        </w:r>
-      </w:hyperlink>
-      <w:r>
-        <w:rPr>
-          <w:lang w:val="zh_TW" w:bidi="zh_TW"/>
-        </w:rPr>
-        <w:t>；</w:t>
-      </w:r>
-      <w:hyperlink r:id="rId55">
-        <w:r>
-          <w:rPr>
-            <w:lang w:val="zh_TW" w:bidi="zh_TW"/>
-          </w:rPr>
-          <w:rPr>
-            <w:color w:val="0000EE"/>
-            <w:u w:val="single"/>
-          </w:rPr>
-          <w:t>多1:5</w:t>
-        </w:r>
-      </w:hyperlink>
-      <w:r>
-        <w:rPr>
-          <w:lang w:val="zh_TW" w:bidi="zh_TW"/>
-        </w:rPr>
-        <w:t>）中被提到。在保羅最後一次前往耶路撒冷的旅程中，他召集了以弗所教會的長老到米利都（</w:t>
-      </w:r>
-      <w:hyperlink r:id="rId56">
-        <w:r>
-          <w:rPr>
-            <w:lang w:val="zh_TW" w:bidi="zh_TW"/>
-          </w:rPr>
-          <w:rPr>
-            <w:color w:val="0000EE"/>
-            <w:u w:val="single"/>
-          </w:rPr>
-          <w:t>徒20:17</w:t>
-        </w:r>
-      </w:hyperlink>
-      <w:r>
-        <w:rPr>
-          <w:lang w:val="zh_TW" w:bidi="zh_TW"/>
-        </w:rPr>
-        <w:t>），向他們告別，並囑咐他們要忠實地履行監督和牧養基督徒群羊，即神的教會這一責任（</w:t>
-      </w:r>
-      <w:hyperlink r:id="rId57">
-        <w:r>
-          <w:rPr>
-            <w:lang w:val="zh_TW" w:bidi="zh_TW"/>
-          </w:rPr>
-          <w:rPr>
-            <w:color w:val="0000EE"/>
-            <w:u w:val="single"/>
-          </w:rPr>
-          <w:t>20:28</w:t>
-        </w:r>
-      </w:hyperlink>
-      <w:r>
-        <w:rPr>
-          <w:lang w:val="zh_TW" w:bidi="zh_TW"/>
-        </w:rPr>
-        <w:t>）。</w:t>
-      </w:r>
-    </w:p>
-    <w:p>
-      <w:pPr/>
-      <w:r>
-        <w:rPr>
-          <w:lang w:val="zh_TW" w:bidi="zh_TW"/>
-        </w:rPr>
-      </w:r>
-      <w:r>
-        <w:rPr>
-          <w:lang w:val="zh_TW" w:bidi="zh_TW"/>
-        </w:rPr>
-        <w:t>在保羅的早期書信中，雖然沒有明確提到長老，但他們可能是領導教會聚會的領袖之一（</w:t>
-      </w:r>
-      <w:hyperlink r:id="rId58">
-        <w:r>
-          <w:rPr>
-            <w:lang w:val="zh_TW" w:bidi="zh_TW"/>
-          </w:rPr>
-          <w:rPr>
-            <w:color w:val="0000EE"/>
-            <w:u w:val="single"/>
-          </w:rPr>
-          <w:t>羅12:8</w:t>
-        </w:r>
-      </w:hyperlink>
-      <w:r>
-        <w:rPr>
-          <w:lang w:val="zh_TW" w:bidi="zh_TW"/>
-        </w:rPr>
-        <w:t>；</w:t>
-      </w:r>
-      <w:hyperlink r:id="rId59">
-        <w:r>
-          <w:rPr>
-            <w:lang w:val="zh_TW" w:bidi="zh_TW"/>
-          </w:rPr>
-          <w:rPr>
-            <w:color w:val="0000EE"/>
-            <w:u w:val="single"/>
-          </w:rPr>
-          <w:t>帖前5:12–13</w:t>
-        </w:r>
-      </w:hyperlink>
-      <w:r>
-        <w:rPr>
-          <w:lang w:val="zh_TW" w:bidi="zh_TW"/>
-        </w:rPr>
-        <w:t>）。</w:t>
-      </w:r>
-      <w:hyperlink r:id="rId60">
-        <w:r>
-          <w:rPr>
-            <w:lang w:val="zh_TW" w:bidi="zh_TW"/>
-          </w:rPr>
-          <w:rPr>
-            <w:color w:val="0000EE"/>
-            <w:u w:val="single"/>
-          </w:rPr>
-          <w:t>腓立比書一章1節</w:t>
-        </w:r>
-      </w:hyperlink>
-      <w:r>
-        <w:rPr>
-          <w:lang w:val="zh_TW" w:bidi="zh_TW"/>
-        </w:rPr>
-        <w:t>清楚的顯示了在年輕的保羅教會中已經有明確的領導層次（「監督和執事」）。而</w:t>
-      </w:r>
-      <w:hyperlink r:id="rId54">
-        <w:r>
-          <w:rPr>
-            <w:lang w:val="zh_TW" w:bidi="zh_TW"/>
-          </w:rPr>
-          <w:rPr>
-            <w:color w:val="0000EE"/>
-            <w:u w:val="single"/>
-          </w:rPr>
-          <w:t>提摩太前書五章17節</w:t>
-        </w:r>
-      </w:hyperlink>
-      <w:r>
-        <w:rPr>
-          <w:lang w:val="zh_TW" w:bidi="zh_TW"/>
-        </w:rPr>
-        <w:t>反映了通常被認為是教會治理發展的後期階段，將講道和教導的職能歸於管理教會的長老。此外，</w:t>
-      </w:r>
-      <w:hyperlink r:id="rId61">
-        <w:r>
-          <w:rPr>
-            <w:lang w:val="zh_TW" w:bidi="zh_TW"/>
-          </w:rPr>
-          <w:rPr>
-            <w:color w:val="0000EE"/>
-            <w:u w:val="single"/>
-          </w:rPr>
-          <w:t>彼得前書五章1至5節</w:t>
-        </w:r>
-      </w:hyperlink>
-      <w:r>
-        <w:rPr>
-          <w:lang w:val="zh_TW" w:bidi="zh_TW"/>
-        </w:rPr>
-        <w:t>和</w:t>
-      </w:r>
-      <w:hyperlink r:id="rId62">
-        <w:r>
-          <w:rPr>
-            <w:lang w:val="zh_TW" w:bidi="zh_TW"/>
-          </w:rPr>
-          <w:rPr>
-            <w:color w:val="0000EE"/>
-            <w:u w:val="single"/>
-          </w:rPr>
-          <w:t>雅各書五章14節</w:t>
-        </w:r>
-      </w:hyperlink>
-      <w:r>
-        <w:rPr>
-          <w:lang w:val="zh_TW" w:bidi="zh_TW"/>
-        </w:rPr>
-        <w:t>中的經文也暗示基督教長老承擔了牧養的職責。</w:t>
-      </w:r>
-    </w:p>
-    <w:p>
-      <w:pPr/>
-      <w:r>
-        <w:rPr>
-          <w:lang w:val="zh_TW" w:bidi="zh_TW"/>
-        </w:rPr>
-      </w:r>
-      <w:r>
-        <w:rPr>
-          <w:lang w:val="zh_TW" w:bidi="zh_TW"/>
-        </w:rPr>
-        <w:t>有一段經文可能表明使徒（彼得）也是一位長老：「我這作長老、作基督受苦的見證……勸你們中間與我同作長老的人」（</w:t>
-      </w:r>
-      <w:hyperlink r:id="rId63">
-        <w:r>
-          <w:rPr>
-            <w:lang w:val="zh_TW" w:bidi="zh_TW"/>
-          </w:rPr>
-          <w:rPr>
-            <w:color w:val="0000EE"/>
-            <w:u w:val="single"/>
-          </w:rPr>
-          <w:t>彼前5:1a</w:t>
-        </w:r>
-      </w:hyperlink>
-      <w:r>
-        <w:rPr>
-          <w:lang w:val="zh_TW" w:bidi="zh_TW"/>
-        </w:rPr>
-        <w:t>）。這段經文可能表明長老是被任命的，其職責是使徒事奉的延伸。保羅在離開某些教會之前，他在教會中任命長老的做法或許也支持這一看法。後來教會傳統中將約翰</w:t>
-      </w:r>
-      <w:r>
-        <w:rPr>
-          <w:lang w:val="zh_TW" w:bidi="zh_TW"/>
-        </w:rPr>
-        <w:t>貳</w:t>
-      </w:r>
-      <w:r>
-        <w:rPr>
-          <w:lang w:val="zh_TW" w:bidi="zh_TW"/>
-        </w:rPr>
-        <w:t>書和約翰</w:t>
-      </w:r>
-      <w:r>
-        <w:rPr>
-          <w:lang w:val="zh_TW" w:bidi="zh_TW"/>
-        </w:rPr>
-        <w:t>參</w:t>
-      </w:r>
-      <w:r>
-        <w:rPr>
-          <w:lang w:val="zh_TW" w:bidi="zh_TW"/>
-        </w:rPr>
-        <w:t>書中的「長老」視為使徒約翰，也指向類似的方向。儘管這樣的認定是隱含的，即使徒可以擔任長老的功能，但長老卻不能擔任使徒的職責。</w:t>
-      </w:r>
-    </w:p>
-    <w:p>
-      <w:pPr/>
-      <w:r>
-        <w:rPr>
-          <w:lang w:val="zh_TW" w:bidi="zh_TW"/>
-        </w:rPr>
-      </w:r>
-      <w:r>
-        <w:rPr>
-          <w:lang w:val="zh_TW" w:bidi="zh_TW"/>
-        </w:rPr>
-        <w:t>長老承擔了多項職責。例如，</w:t>
-      </w:r>
-      <w:hyperlink r:id="rId54">
-        <w:r>
-          <w:rPr>
-            <w:lang w:val="zh_TW" w:bidi="zh_TW"/>
-          </w:rPr>
-          <w:rPr>
-            <w:color w:val="0000EE"/>
-            <w:u w:val="single"/>
-          </w:rPr>
-          <w:t>提摩太前書五章17節</w:t>
-        </w:r>
-      </w:hyperlink>
-      <w:r>
-        <w:rPr>
-          <w:lang w:val="zh_TW" w:bidi="zh_TW"/>
-        </w:rPr>
-        <w:t>提到長老參與講道和教導的事工；</w:t>
-      </w:r>
-      <w:hyperlink r:id="rId62">
-        <w:r>
-          <w:rPr>
-            <w:lang w:val="zh_TW" w:bidi="zh_TW"/>
-          </w:rPr>
-          <w:rPr>
-            <w:color w:val="0000EE"/>
-            <w:u w:val="single"/>
-          </w:rPr>
-          <w:t>雅各書五章14節</w:t>
-        </w:r>
-      </w:hyperlink>
-      <w:r>
-        <w:rPr>
-          <w:lang w:val="zh_TW" w:bidi="zh_TW"/>
-        </w:rPr>
-        <w:t>看見他們參與醫治事工；</w:t>
-      </w:r>
-      <w:hyperlink r:id="rId64">
-        <w:r>
-          <w:rPr>
-            <w:lang w:val="zh_TW" w:bidi="zh_TW"/>
-          </w:rPr>
-          <w:rPr>
-            <w:color w:val="0000EE"/>
-            <w:u w:val="single"/>
-          </w:rPr>
-          <w:t>彼得前書五章2節</w:t>
-        </w:r>
-      </w:hyperlink>
-      <w:r>
-        <w:rPr>
-          <w:lang w:val="zh_TW" w:bidi="zh_TW"/>
-        </w:rPr>
-        <w:t>勸勉他們牧養群羊。因此，帶領安提阿教會的先知和教師（根據</w:t>
-      </w:r>
-      <w:hyperlink r:id="rId65">
-        <w:r>
-          <w:rPr>
-            <w:lang w:val="zh_TW" w:bidi="zh_TW"/>
-          </w:rPr>
-          <w:rPr>
-            <w:color w:val="0000EE"/>
-            <w:u w:val="single"/>
-          </w:rPr>
-          <w:t>徒13:1–3</w:t>
-        </w:r>
-      </w:hyperlink>
-      <w:r>
-        <w:rPr>
-          <w:lang w:val="zh_TW" w:bidi="zh_TW"/>
-        </w:rPr>
-        <w:t>）很可能就是這個群體的長老。</w:t>
-      </w:r>
-    </w:p>
-    <w:p>
-      <w:pPr/>
-      <w:r>
-        <w:rPr>
-          <w:lang w:val="zh_TW" w:bidi="zh_TW"/>
-        </w:rPr>
-      </w:r>
-      <w:r>
-        <w:rPr>
-          <w:lang w:val="zh_TW" w:bidi="zh_TW"/>
-        </w:rPr>
-        <w:t>而在後來的教會中，監督和長老有明顯的區別，但新約聖經反映了一個早期的時期，當時這些職分幾乎是同義的。保羅在米利都的告別演說中（</w:t>
-      </w:r>
-      <w:hyperlink r:id="rId66">
-        <w:r>
-          <w:rPr>
-            <w:lang w:val="zh_TW" w:bidi="zh_TW"/>
-          </w:rPr>
-          <w:rPr>
-            <w:color w:val="0000EE"/>
-            <w:u w:val="single"/>
-          </w:rPr>
-          <w:t>徒20章</w:t>
-        </w:r>
-      </w:hyperlink>
-      <w:r>
-        <w:rPr>
-          <w:lang w:val="zh_TW" w:bidi="zh_TW"/>
-        </w:rPr>
-        <w:t>），特別對以弗所教會的長老說（</w:t>
-      </w:r>
-      <w:hyperlink r:id="rId56">
-        <w:r>
-          <w:rPr>
-            <w:lang w:val="zh_TW" w:bidi="zh_TW"/>
-          </w:rPr>
-          <w:rPr>
-            <w:color w:val="0000EE"/>
-            <w:u w:val="single"/>
-          </w:rPr>
-          <w:t>17</w:t>
-        </w:r>
-      </w:hyperlink>
-      <w:r>
-        <w:rPr>
-          <w:lang w:val="zh_TW" w:bidi="zh_TW"/>
-        </w:rPr>
-        <w:t>節），聖靈已經立他們作「監督……牧養神的教會」（</w:t>
-      </w:r>
-      <w:hyperlink r:id="rId57">
-        <w:r>
-          <w:rPr>
-            <w:lang w:val="zh_TW" w:bidi="zh_TW"/>
-          </w:rPr>
-          <w:rPr>
-            <w:color w:val="0000EE"/>
-            <w:u w:val="single"/>
-          </w:rPr>
-          <w:t>28</w:t>
-        </w:r>
-      </w:hyperlink>
-      <w:r>
-        <w:rPr>
-          <w:lang w:val="zh_TW" w:bidi="zh_TW"/>
-        </w:rPr>
-        <w:t>節）。「監督（overseer）」這個詞在這裡是否具有後來技術性的「主教」意義，還是更一般的「監護人（guardian）」意義，尚不明確。然而，在</w:t>
-      </w:r>
-      <w:hyperlink r:id="rId67">
-        <w:r>
-          <w:rPr>
-            <w:lang w:val="zh_TW" w:bidi="zh_TW"/>
-          </w:rPr>
-          <w:rPr>
-            <w:color w:val="0000EE"/>
-            <w:u w:val="single"/>
-          </w:rPr>
-          <w:t>提多書一章5至7節</w:t>
-        </w:r>
-      </w:hyperlink>
-      <w:r>
-        <w:rPr>
-          <w:lang w:val="zh_TW" w:bidi="zh_TW"/>
-        </w:rPr>
-        <w:t>中，第</w:t>
-      </w:r>
-      <w:hyperlink r:id="rId55">
-        <w:r>
-          <w:rPr>
-            <w:lang w:val="zh_TW" w:bidi="zh_TW"/>
-          </w:rPr>
-          <w:rPr>
-            <w:color w:val="0000EE"/>
-            <w:u w:val="single"/>
-          </w:rPr>
-          <w:t>5</w:t>
-        </w:r>
-      </w:hyperlink>
-      <w:r>
-        <w:rPr>
-          <w:lang w:val="zh_TW" w:bidi="zh_TW"/>
-        </w:rPr>
-        <w:t>節的長老顯然與第</w:t>
-      </w:r>
-      <w:hyperlink r:id="rId68">
-        <w:r>
-          <w:rPr>
-            <w:lang w:val="zh_TW" w:bidi="zh_TW"/>
-          </w:rPr>
-          <w:rPr>
-            <w:color w:val="0000EE"/>
-            <w:u w:val="single"/>
-          </w:rPr>
-          <w:t>7</w:t>
-        </w:r>
-      </w:hyperlink>
-      <w:r>
-        <w:rPr>
-          <w:lang w:val="zh_TW" w:bidi="zh_TW"/>
-        </w:rPr>
-        <w:t>節的監督是同一群人。同樣地，</w:t>
-      </w:r>
-      <w:hyperlink r:id="rId60">
-        <w:r>
-          <w:rPr>
-            <w:lang w:val="zh_TW" w:bidi="zh_TW"/>
-          </w:rPr>
-          <w:rPr>
-            <w:color w:val="0000EE"/>
-            <w:u w:val="single"/>
-          </w:rPr>
-          <w:t>腓立比書一章1節</w:t>
-        </w:r>
-      </w:hyperlink>
-      <w:r>
-        <w:rPr>
-          <w:lang w:val="zh_TW" w:bidi="zh_TW"/>
-        </w:rPr>
-        <w:t>的監督很可能被理解為保羅在離開這個宣教據點時所任命的長老。</w:t>
-      </w:r>
-    </w:p>
-    <w:p>
-      <w:pPr/>
-      <w:r>
-        <w:rPr>
-          <w:lang w:val="zh_TW" w:bidi="zh_TW"/>
-        </w:rPr>
-      </w:r>
-      <w:r>
-        <w:rPr>
-          <w:lang w:val="zh_TW" w:bidi="zh_TW"/>
-        </w:rPr>
-        <w:t>顯然，新約時期的教會治理仍然相對靈活，但肯定為後來的教會治理結構播下了種子。根據猶太傳統，長老制度是核心。主教職分（監督/主教）可能從長老職分（長老）中發展出來的，由整個長老議會任命一位長老為監督。</w:t>
+        <w:t>），並且被翻譯為許多不同的英文詞語。其主要的含義是聖潔的神所厭惡的任何事物。</w:t>
       </w:r>
     </w:p>
     <w:p>
@@ -1698,7 +502,7 @@
         <w:rPr>
           <w:lang w:val="zh_TW" w:bidi="zh_TW"/>
         </w:rPr>
-        <w:t>監督</w:t>
+        <w:t>潔淨與不潔淨的規定</w:t>
       </w:r>
       <w:r>
         <w:rPr>
@@ -1710,2430 +514,7 @@
         <w:rPr>
           <w:lang w:val="zh_TW" w:bidi="zh_TW"/>
         </w:rPr>
-        <w:t>執事、女執事</w:t>
-      </w:r>
-      <w:r>
-        <w:rPr>
-          <w:lang w:val="zh_TW" w:bidi="zh_TW"/>
-        </w:rPr>
-        <w:t>；</w:t>
-      </w:r>
-      <w:r>
-        <w:rPr>
-          <w:lang w:val="zh_TW" w:bidi="zh_TW"/>
-        </w:rPr>
-        <w:t>牧師</w:t>
-      </w:r>
-      <w:r>
-        <w:rPr>
-          <w:lang w:val="zh_TW" w:bidi="zh_TW"/>
-        </w:rPr>
-        <w:t>；</w:t>
-      </w:r>
-      <w:r>
-        <w:rPr>
-          <w:lang w:val="zh_TW" w:bidi="zh_TW"/>
-        </w:rPr>
-        <w:t>長老</w:t>
-      </w:r>
-      <w:r>
-        <w:rPr>
-          <w:lang w:val="zh_TW" w:bidi="zh_TW"/>
-        </w:rPr>
-        <w:t>；</w:t>
-      </w:r>
-      <w:r>
-        <w:rPr>
-          <w:lang w:val="zh_TW" w:bidi="zh_TW"/>
-        </w:rPr>
-        <w:t>屬靈恩賜</w:t>
-      </w:r>
-      <w:r>
-        <w:rPr>
-          <w:lang w:val="zh_TW" w:bidi="zh_TW"/>
-        </w:rPr>
-        <w:t>。</w:t>
-      </w:r>
-      <w:r>
-        <w:rPr>
-          <w:lang w:val="zh_TW" w:bidi="zh_TW"/>
-        </w:rPr>
-      </w:r>
-      <w:r>
-        <w:rPr>
-          <w:lang w:val="zh_TW" w:bidi="zh_TW"/>
-        </w:rPr>
-      </w:r>
-    </w:p>
-    <w:p>
-      <w:pPr/>
-      <w:r>
-        <w:rPr>
-          <w:lang w:val="zh_TW" w:bidi="zh_TW"/>
-        </w:rPr>
-      </w:r>
-    </w:p>
-    <w:p>
-      <w:pPr>
-        <w:pStyle w:val="Heading2"/>
-      </w:pPr>
-      <w:r>
-        <w:rPr>
-          <w:lang w:val="zh_TW" w:bidi="zh_TW"/>
-        </w:rPr>
-        <w:t>長老</w:t>
-      </w:r>
-      <w:r>
-        <w:rPr>
-          <w:lang w:val="zh_TW" w:bidi="zh_TW"/>
-        </w:rPr>
-      </w:r>
-    </w:p>
-    <w:p>
-      <w:pPr/>
-      <w:r>
-        <w:rPr>
-          <w:lang w:val="zh_TW" w:bidi="zh_TW"/>
-        </w:rPr>
-      </w:r>
-      <w:r>
-        <w:rPr>
-          <w:lang w:val="zh_TW" w:bidi="zh_TW"/>
-        </w:rPr>
-        <w:t>新約中的一個術語，指教會中的長老。在舊約中，會堂由眾長老管理。按照這個模式，新約教會也設有長老（</w:t>
-      </w:r>
-      <w:r>
-        <w:rPr>
-          <w:i/>
-          <w:lang w:val="zh_TW" w:bidi="zh_TW"/>
-        </w:rPr>
-        <w:t>presbuteroi</w:t>
-      </w:r>
-      <w:r>
-        <w:rPr>
-          <w:lang w:val="zh_TW" w:bidi="zh_TW"/>
-        </w:rPr>
-        <w:t>，「年長者」）。長老的職責是照管（</w:t>
-      </w:r>
-      <w:hyperlink r:id="rId64">
-        <w:r>
-          <w:rPr>
-            <w:lang w:val="zh_TW" w:bidi="zh_TW"/>
-          </w:rPr>
-          <w:rPr>
-            <w:color w:val="0000EE"/>
-            <w:u w:val="single"/>
-          </w:rPr>
-          <w:t>彼前5:2</w:t>
-        </w:r>
-      </w:hyperlink>
-      <w:r>
-        <w:rPr>
-          <w:lang w:val="zh_TW" w:bidi="zh_TW"/>
-        </w:rPr>
-        <w:t>）神的羊群（就像牧羊人看顧羊群一樣）。因此，長老有以下責任：</w:t>
-      </w:r>
-    </w:p>
-    <w:p>
-      <w:pPr>
-        <w:pStyle w:val="ListBullet"/>
-        <w:spacing w:line="240" w:lineRule="auto"/>
-        <w:ind w:left="720"/>
-      </w:pPr>
-      <w:r>
-        <w:rPr>
-          <w:lang w:val="zh_TW" w:bidi="zh_TW"/>
-        </w:rPr>
-      </w:r>
-      <w:r>
-        <w:rPr>
-          <w:lang w:val="zh_TW" w:bidi="zh_TW"/>
-        </w:rPr>
-        <w:t>長老被呼召在傳道和教導人上勞苦（</w:t>
-      </w:r>
-      <w:hyperlink r:id="rId54">
-        <w:r>
-          <w:rPr>
-            <w:lang w:val="zh_TW" w:bidi="zh_TW"/>
-          </w:rPr>
-          <w:rPr>
-            <w:color w:val="0000EE"/>
-            <w:u w:val="single"/>
-          </w:rPr>
-          <w:t>提前5:17</w:t>
-        </w:r>
-      </w:hyperlink>
-      <w:r>
-        <w:rPr>
-          <w:lang w:val="zh_TW" w:bidi="zh_TW"/>
-        </w:rPr>
-        <w:t>）。</w:t>
-      </w:r>
-    </w:p>
-    <w:p>
-      <w:pPr>
-        <w:pStyle w:val="ListBullet"/>
-        <w:spacing w:line="240" w:lineRule="auto"/>
-        <w:ind w:left="720"/>
-      </w:pPr>
-      <w:r>
-        <w:rPr>
-          <w:lang w:val="zh_TW" w:bidi="zh_TW"/>
-        </w:rPr>
-      </w:r>
-      <w:r>
-        <w:rPr>
-          <w:lang w:val="zh_TW" w:bidi="zh_TW"/>
-        </w:rPr>
-        <w:t>長老受召去探訪、為病人禱告並用油抹他們（</w:t>
-      </w:r>
-      <w:hyperlink r:id="rId62">
-        <w:r>
-          <w:rPr>
-            <w:lang w:val="zh_TW" w:bidi="zh_TW"/>
-          </w:rPr>
-          <w:rPr>
-            <w:color w:val="0000EE"/>
-            <w:u w:val="single"/>
-          </w:rPr>
-          <w:t>雅5:14</w:t>
-        </w:r>
-      </w:hyperlink>
-      <w:r>
-        <w:rPr>
-          <w:lang w:val="zh_TW" w:bidi="zh_TW"/>
-        </w:rPr>
-        <w:t>）。</w:t>
-      </w:r>
-    </w:p>
-    <w:p>
-      <w:pPr>
-        <w:pStyle w:val="ListBullet"/>
-        <w:spacing w:line="240" w:lineRule="auto"/>
-        <w:ind w:left="720"/>
-      </w:pPr>
-      <w:r>
-        <w:rPr>
-          <w:lang w:val="zh_TW" w:bidi="zh_TW"/>
-        </w:rPr>
-      </w:r>
-      <w:r>
-        <w:rPr>
-          <w:lang w:val="zh_TW" w:bidi="zh_TW"/>
-        </w:rPr>
-        <w:t>長老被呼召去管理饑荒救濟事工（</w:t>
-      </w:r>
-      <w:hyperlink r:id="rId69">
-        <w:r>
-          <w:rPr>
-            <w:lang w:val="zh_TW" w:bidi="zh_TW"/>
-          </w:rPr>
-          <w:rPr>
-            <w:color w:val="0000EE"/>
-            <w:u w:val="single"/>
-          </w:rPr>
-          <w:t>徒11:29–30</w:t>
-        </w:r>
-      </w:hyperlink>
-      <w:r>
-        <w:rPr>
-          <w:lang w:val="zh_TW" w:bidi="zh_TW"/>
-        </w:rPr>
-        <w:t>）。</w:t>
-      </w:r>
-    </w:p>
-    <w:p>
-      <w:pPr>
-        <w:pStyle w:val="ListBullet"/>
-        <w:spacing w:line="240" w:lineRule="auto"/>
-        <w:ind w:left="720"/>
-      </w:pPr>
-      <w:r>
-        <w:rPr>
-          <w:lang w:val="zh_TW" w:bidi="zh_TW"/>
-        </w:rPr>
-      </w:r>
-      <w:r>
-        <w:rPr>
-          <w:lang w:val="zh_TW" w:bidi="zh_TW"/>
-        </w:rPr>
-        <w:t>長老受呼召去監督教會事務（</w:t>
-      </w:r>
-      <w:hyperlink r:id="rId48">
-        <w:r>
-          <w:rPr>
-            <w:lang w:val="zh_TW" w:bidi="zh_TW"/>
-          </w:rPr>
-          <w:rPr>
-            <w:color w:val="0000EE"/>
-            <w:u w:val="single"/>
-          </w:rPr>
-          <w:t>徒15:4</w:t>
-        </w:r>
-      </w:hyperlink>
-      <w:r>
-        <w:rPr>
-          <w:lang w:val="zh_TW" w:bidi="zh_TW"/>
-        </w:rPr>
-        <w:t>，</w:t>
-      </w:r>
-      <w:hyperlink r:id="rId52">
-        <w:r>
-          <w:rPr>
-            <w:lang w:val="zh_TW" w:bidi="zh_TW"/>
-          </w:rPr>
-          <w:rPr>
-            <w:color w:val="0000EE"/>
-            <w:u w:val="single"/>
-          </w:rPr>
-          <w:t>16:4</w:t>
-        </w:r>
-      </w:hyperlink>
-      <w:r>
-        <w:rPr>
-          <w:lang w:val="zh_TW" w:bidi="zh_TW"/>
-        </w:rPr>
-        <w:t>）。</w:t>
-      </w:r>
-    </w:p>
-    <w:p>
-      <w:pPr/>
-      <w:r>
-        <w:rPr>
-          <w:lang w:val="zh_TW" w:bidi="zh_TW"/>
-        </w:rPr>
-      </w:r>
-      <w:r>
-        <w:rPr>
-          <w:lang w:val="zh_TW" w:bidi="zh_TW"/>
-        </w:rPr>
-        <w:t>證據表明，所有長老的地位都是平等的。「長老（presbyter）」和「監督（bishop）」這兩個稱謂在初期可以互換使用（</w:t>
-      </w:r>
-      <w:hyperlink r:id="rId56">
-        <w:r>
-          <w:rPr>
-            <w:lang w:val="zh_TW" w:bidi="zh_TW"/>
-          </w:rPr>
-          <w:rPr>
-            <w:color w:val="0000EE"/>
-            <w:u w:val="single"/>
-          </w:rPr>
-          <w:t>徒20:17、28</w:t>
-        </w:r>
-      </w:hyperlink>
-      <w:r>
-        <w:rPr>
-          <w:lang w:val="zh_TW" w:bidi="zh_TW"/>
-        </w:rPr>
-        <w:t>；</w:t>
-      </w:r>
-      <w:hyperlink r:id="rId60">
-        <w:r>
-          <w:rPr>
-            <w:lang w:val="zh_TW" w:bidi="zh_TW"/>
-          </w:rPr>
-          <w:rPr>
-            <w:color w:val="0000EE"/>
-            <w:u w:val="single"/>
-          </w:rPr>
-          <w:t>腓1:1</w:t>
-        </w:r>
-      </w:hyperlink>
-      <w:r>
-        <w:rPr>
-          <w:lang w:val="zh_TW" w:bidi="zh_TW"/>
-        </w:rPr>
-        <w:t>；</w:t>
-      </w:r>
-      <w:hyperlink r:id="rId67">
-        <w:r>
-          <w:rPr>
-            <w:lang w:val="zh_TW" w:bidi="zh_TW"/>
-          </w:rPr>
-          <w:rPr>
-            <w:color w:val="0000EE"/>
-            <w:u w:val="single"/>
-          </w:rPr>
-          <w:t>多1:5–7</w:t>
-        </w:r>
-      </w:hyperlink>
-      <w:r>
-        <w:rPr>
-          <w:lang w:val="zh_TW" w:bidi="zh_TW"/>
-        </w:rPr>
-        <w:t>）。然而，在公元二世紀，主理長老（presiding presbyter）逐漸成為一個特殊的角色，並成為最高權威的來源。後來，「長老」這個稱謂被簡稱為「祭司（priest）」。在主教制（episcopal）教會（由主教管理的教會）中，這一稱謂一直沿用至今。</w:t>
-      </w:r>
-    </w:p>
-    <w:p>
-      <w:pPr/>
-      <w:r>
-        <w:rPr>
-          <w:lang w:val="zh_TW" w:bidi="zh_TW"/>
-        </w:rPr>
-      </w:r>
-      <w:r>
-        <w:rPr>
-          <w:lang w:val="zh_TW" w:bidi="zh_TW"/>
-        </w:rPr>
-        <w:t>然而，重要的是，新約從未將祭司職能與長老職分聯繫起來。隨著基督教的傳播和發展，祭司成為一個強大權勢的角色。一些不合聖經的附加內容也開始與有關聖餐的教義一同發展出來。當宗教改革者（the Reformers）在公元16世紀取得勝利時，這些附加的教義就受揭露和被拒絕。宗教改革者強調所有信徒皆為祭司的教義，這一教義宣告所有信徒通過基督可以直接接近神，而不需要祭司作為中保。宗教改革者是新教改革的領袖，新教改革（the Protestant Reformation）是一場改革（或改變）天主教會的宗教運動。在新教中，祭司成為牧師、傳道人或（在現代）教士。在非羅馬主教制教會中，「祭司」這個稱號今天仍在使用。即使在與羅馬用法不同的解釋中，大多數福音派聖公會信徒仍然拒絕使用它。在長老會和類似的教會中，長老（無論是教導的還是管理的）仍然正式稱為長老，並且他們的地位都是平等的。</w:t>
-      </w:r>
-    </w:p>
-    <w:p>
-      <w:pPr/>
-      <w:r>
-        <w:rPr>
-          <w:lang w:val="zh_TW" w:bidi="zh_TW"/>
-        </w:rPr>
-      </w:r>
-      <w:r>
-        <w:rPr>
-          <w:i/>
-          <w:lang w:val="zh_TW" w:bidi="zh_TW"/>
-        </w:rPr>
-        <w:t>另見</w:t>
-      </w:r>
-      <w:r>
-        <w:rPr>
-          <w:lang w:val="zh_TW" w:bidi="zh_TW"/>
-        </w:rPr>
-        <w:t xml:space="preserve"> </w:t>
-      </w:r>
-      <w:r>
-        <w:rPr>
-          <w:lang w:val="zh_TW" w:bidi="zh_TW"/>
-        </w:rPr>
-        <w:t>監督</w:t>
-      </w:r>
-      <w:r>
-        <w:rPr>
-          <w:lang w:val="zh_TW" w:bidi="zh_TW"/>
-        </w:rPr>
-        <w:t>；</w:t>
-      </w:r>
-      <w:r>
-        <w:rPr>
-          <w:lang w:val="zh_TW" w:bidi="zh_TW"/>
-        </w:rPr>
-        <w:t>執事、女執事</w:t>
-      </w:r>
-      <w:r>
-        <w:rPr>
-          <w:lang w:val="zh_TW" w:bidi="zh_TW"/>
-        </w:rPr>
-        <w:t>；</w:t>
-      </w:r>
-      <w:r>
-        <w:rPr>
-          <w:lang w:val="zh_TW" w:bidi="zh_TW"/>
-        </w:rPr>
-        <w:t>長老</w:t>
-      </w:r>
-      <w:r>
-        <w:rPr>
-          <w:lang w:val="zh_TW" w:bidi="zh_TW"/>
-        </w:rPr>
-        <w:t>；</w:t>
-      </w:r>
-      <w:r>
-        <w:rPr>
-          <w:lang w:val="zh_TW" w:bidi="zh_TW"/>
-        </w:rPr>
-        <w:t>牧師</w:t>
-      </w:r>
-      <w:r>
-        <w:rPr>
-          <w:lang w:val="zh_TW" w:bidi="zh_TW"/>
-        </w:rPr>
-        <w:t>；</w:t>
-      </w:r>
-      <w:r>
-        <w:rPr>
-          <w:lang w:val="zh_TW" w:bidi="zh_TW"/>
-        </w:rPr>
-        <w:t>屬靈恩賜</w:t>
-      </w:r>
-      <w:r>
-        <w:rPr>
-          <w:lang w:val="zh_TW" w:bidi="zh_TW"/>
-        </w:rPr>
-        <w:t>。</w:t>
-      </w:r>
-      <w:r>
-        <w:rPr>
-          <w:lang w:val="zh_TW" w:bidi="zh_TW"/>
-        </w:rPr>
-      </w:r>
-      <w:r>
-        <w:rPr>
-          <w:lang w:val="zh_TW" w:bidi="zh_TW"/>
-        </w:rPr>
-      </w:r>
-    </w:p>
-    <w:p>
-      <w:pPr/>
-      <w:r>
-        <w:rPr>
-          <w:lang w:val="zh_TW" w:bidi="zh_TW"/>
-        </w:rPr>
-      </w:r>
-    </w:p>
-    <w:p>
-      <w:pPr>
-        <w:pStyle w:val="Heading2"/>
-      </w:pPr>
-      <w:r>
-        <w:rPr>
-          <w:lang w:val="zh_TW" w:bidi="zh_TW"/>
-        </w:rPr>
-        <w:t>長子</w:t>
-      </w:r>
-      <w:r>
-        <w:rPr>
-          <w:lang w:val="zh_TW" w:bidi="zh_TW"/>
-        </w:rPr>
-      </w:r>
-    </w:p>
-    <w:p>
-      <w:pPr/>
-      <w:r>
-        <w:rPr>
-          <w:lang w:val="zh_TW" w:bidi="zh_TW"/>
-        </w:rPr>
-      </w:r>
-      <w:r>
-        <w:rPr>
-          <w:lang w:val="zh_TW" w:bidi="zh_TW"/>
-        </w:rPr>
-        <w:t>家中頭生的兒子或女兒（</w:t>
-      </w:r>
-      <w:hyperlink r:id="rId70">
-        <w:r>
-          <w:rPr>
-            <w:lang w:val="zh_TW" w:bidi="zh_TW"/>
-          </w:rPr>
-          <w:rPr>
-            <w:color w:val="0000EE"/>
-            <w:u w:val="single"/>
-          </w:rPr>
-          <w:t>創22:21</w:t>
-        </w:r>
-      </w:hyperlink>
-      <w:r>
-        <w:rPr>
-          <w:lang w:val="zh_TW" w:bidi="zh_TW"/>
-        </w:rPr>
-        <w:t>，</w:t>
-      </w:r>
-      <w:hyperlink r:id="rId71">
-        <w:r>
-          <w:rPr>
-            <w:lang w:val="zh_TW" w:bidi="zh_TW"/>
-          </w:rPr>
-          <w:rPr>
-            <w:color w:val="0000EE"/>
-            <w:u w:val="single"/>
-          </w:rPr>
-          <w:t>29:26</w:t>
-        </w:r>
-      </w:hyperlink>
-      <w:r>
-        <w:rPr>
-          <w:lang w:val="zh_TW" w:bidi="zh_TW"/>
-        </w:rPr>
-        <w:t>）。</w:t>
-      </w:r>
-    </w:p>
-    <w:p>
-      <w:pPr/>
-      <w:r>
-        <w:rPr>
-          <w:lang w:val="zh_TW" w:bidi="zh_TW"/>
-        </w:rPr>
-      </w:r>
-      <w:r>
-        <w:rPr>
-          <w:lang w:val="zh_TW" w:bidi="zh_TW"/>
-        </w:rPr>
-        <w:t>以色列被稱為神的長子，是因為這個國家奇蹟般的起源，以及被拯救從埃及出來的特別經歷（</w:t>
-      </w:r>
-      <w:hyperlink r:id="rId72">
-        <w:r>
-          <w:rPr>
-            <w:lang w:val="zh_TW" w:bidi="zh_TW"/>
-          </w:rPr>
-          <w:rPr>
-            <w:color w:val="0000EE"/>
-            <w:u w:val="single"/>
-          </w:rPr>
-          <w:t>創17:5、15</w:t>
-        </w:r>
-      </w:hyperlink>
-      <w:hyperlink r:id="rId73">
-        <w:r>
-          <w:rPr>
-            <w:lang w:val="zh_TW" w:bidi="zh_TW"/>
-          </w:rPr>
-          <w:rPr>
-            <w:color w:val="0000EE"/>
-            <w:u w:val="single"/>
-          </w:rPr>
-          <w:t>–</w:t>
-        </w:r>
-      </w:hyperlink>
-      <w:hyperlink r:id="rId72">
-        <w:r>
-          <w:rPr>
-            <w:lang w:val="zh_TW" w:bidi="zh_TW"/>
-          </w:rPr>
-          <w:rPr>
-            <w:color w:val="0000EE"/>
-            <w:u w:val="single"/>
-          </w:rPr>
-          <w:t>16</w:t>
-        </w:r>
-      </w:hyperlink>
-      <w:r>
-        <w:rPr>
-          <w:lang w:val="zh_TW" w:bidi="zh_TW"/>
-        </w:rPr>
-        <w:t>；</w:t>
-      </w:r>
-      <w:hyperlink r:id="rId74">
-        <w:r>
-          <w:rPr>
-            <w:lang w:val="zh_TW" w:bidi="zh_TW"/>
-          </w:rPr>
-          <w:rPr>
-            <w:color w:val="0000EE"/>
-            <w:u w:val="single"/>
-          </w:rPr>
-          <w:t>出4:22</w:t>
-        </w:r>
-      </w:hyperlink>
-      <w:r>
-        <w:rPr>
-          <w:lang w:val="zh_TW" w:bidi="zh_TW"/>
-        </w:rPr>
-        <w:t>）。作為神的長子，以色列在所有民族中具有特殊地位。外邦人（非猶太人）只有在恩慈對待以色列時，才會蒙「祝福」（</w:t>
-      </w:r>
-      <w:hyperlink r:id="rId75">
-        <w:r>
-          <w:rPr>
-            <w:lang w:val="zh_TW" w:bidi="zh_TW"/>
-          </w:rPr>
-          <w:rPr>
-            <w:color w:val="0000EE"/>
-            <w:u w:val="single"/>
-          </w:rPr>
-          <w:t>創12:3</w:t>
-        </w:r>
-      </w:hyperlink>
-      <w:r>
-        <w:rPr>
-          <w:lang w:val="zh_TW" w:bidi="zh_TW"/>
-        </w:rPr>
-        <w:t>；</w:t>
-      </w:r>
-      <w:hyperlink r:id="rId76">
-        <w:r>
-          <w:rPr>
-            <w:lang w:val="zh_TW" w:bidi="zh_TW"/>
-          </w:rPr>
-          <w:rPr>
-            <w:color w:val="0000EE"/>
-            <w:u w:val="single"/>
-          </w:rPr>
-          <w:t>出19:6</w:t>
-        </w:r>
-      </w:hyperlink>
-      <w:r>
-        <w:rPr>
-          <w:lang w:val="zh_TW" w:bidi="zh_TW"/>
-        </w:rPr>
-        <w:t>；</w:t>
-      </w:r>
-      <w:hyperlink r:id="rId77">
-        <w:r>
-          <w:rPr>
-            <w:lang w:val="zh_TW" w:bidi="zh_TW"/>
-          </w:rPr>
-          <w:rPr>
-            <w:color w:val="0000EE"/>
-            <w:u w:val="single"/>
-          </w:rPr>
-          <w:t>申4:5–8</w:t>
-        </w:r>
-      </w:hyperlink>
-      <w:r>
-        <w:rPr>
-          <w:lang w:val="zh_TW" w:bidi="zh_TW"/>
-        </w:rPr>
-        <w:t>）。先知以賽亞預見有一天，以色列將得著加倍的產業（</w:t>
-      </w:r>
-      <w:hyperlink r:id="rId78">
-        <w:r>
-          <w:rPr>
-            <w:lang w:val="zh_TW" w:bidi="zh_TW"/>
-          </w:rPr>
-          <w:rPr>
-            <w:color w:val="0000EE"/>
-            <w:u w:val="single"/>
-          </w:rPr>
-          <w:t>賽61:7</w:t>
-        </w:r>
-      </w:hyperlink>
-      <w:r>
-        <w:rPr>
-          <w:lang w:val="zh_TW" w:bidi="zh_TW"/>
-        </w:rPr>
-        <w:t>）。因此，作為長子意味著更重要或更優先，以及會得著產業。</w:t>
-      </w:r>
-    </w:p>
-    <w:p>
-      <w:pPr/>
-      <w:r>
-        <w:rPr>
-          <w:lang w:val="zh_TW" w:bidi="zh_TW"/>
-        </w:rPr>
-      </w:r>
-      <w:r>
-        <w:rPr>
-          <w:lang w:val="zh_TW" w:bidi="zh_TW"/>
-        </w:rPr>
-        <w:t>在</w:t>
-      </w:r>
-      <w:hyperlink r:id="rId79">
-        <w:r>
-          <w:rPr>
-            <w:lang w:val="zh_TW" w:bidi="zh_TW"/>
-          </w:rPr>
-          <w:rPr>
-            <w:color w:val="0000EE"/>
-            <w:u w:val="single"/>
-          </w:rPr>
-          <w:t>以賽亞書十四章30節</w:t>
-        </w:r>
-      </w:hyperlink>
-      <w:r>
-        <w:rPr>
-          <w:lang w:val="zh_TW" w:bidi="zh_TW"/>
-        </w:rPr>
-        <w:t>中，「</w:t>
-      </w:r>
-      <w:r>
-        <w:rPr>
-          <w:lang w:val="zh_TW" w:bidi="zh_TW"/>
-        </w:rPr>
-        <w:t>貧寒人的長子</w:t>
-      </w:r>
-      <w:r>
-        <w:rPr>
-          <w:lang w:val="zh_TW" w:bidi="zh_TW"/>
-        </w:rPr>
-        <w:t>」這個表達方式意味著最貧窮的人，是貧窮人中最貧窮的。在</w:t>
-      </w:r>
-      <w:hyperlink r:id="rId80">
-        <w:r>
-          <w:rPr>
-            <w:lang w:val="zh_TW" w:bidi="zh_TW"/>
-          </w:rPr>
-          <w:rPr>
-            <w:color w:val="0000EE"/>
-            <w:u w:val="single"/>
-          </w:rPr>
-          <w:t>約伯記十八章13節</w:t>
-        </w:r>
-      </w:hyperlink>
-      <w:r>
-        <w:rPr>
-          <w:lang w:val="zh_TW" w:bidi="zh_TW"/>
-        </w:rPr>
-        <w:t>中，「</w:t>
-      </w:r>
-      <w:r>
-        <w:rPr>
-          <w:lang w:val="zh_TW" w:bidi="zh_TW"/>
-        </w:rPr>
-        <w:t>死亡的長子</w:t>
-      </w:r>
-      <w:r>
-        <w:rPr>
-          <w:lang w:val="zh_TW" w:bidi="zh_TW"/>
-        </w:rPr>
-        <w:t>」這個表達方式，暗示約伯的災病會使他死亡。</w:t>
-      </w:r>
-    </w:p>
-    <w:p>
-      <w:pPr/>
-      <w:r>
-        <w:rPr>
-          <w:lang w:val="zh_TW" w:bidi="zh_TW"/>
-        </w:rPr>
-      </w:r>
-      <w:r>
-        <w:rPr>
-          <w:lang w:val="zh_TW" w:bidi="zh_TW"/>
-        </w:rPr>
-        <w:t>因為神拯救以色列的長子，不必死在埃及，所以祂期望未來所有長子都要分別出來服事祂（</w:t>
-      </w:r>
-      <w:hyperlink r:id="rId81">
-        <w:r>
-          <w:rPr>
-            <w:lang w:val="zh_TW" w:bidi="zh_TW"/>
-          </w:rPr>
-          <w:rPr>
-            <w:color w:val="0000EE"/>
-            <w:u w:val="single"/>
-          </w:rPr>
-          <w:t>出11:4–7</w:t>
-        </w:r>
-      </w:hyperlink>
-      <w:r>
-        <w:rPr>
-          <w:lang w:val="zh_TW" w:bidi="zh_TW"/>
-        </w:rPr>
-        <w:t>，</w:t>
-      </w:r>
-      <w:hyperlink r:id="rId82">
-        <w:r>
-          <w:rPr>
-            <w:lang w:val="zh_TW" w:bidi="zh_TW"/>
-          </w:rPr>
-          <w:rPr>
-            <w:color w:val="0000EE"/>
-            <w:u w:val="single"/>
-          </w:rPr>
-          <w:t>13:12</w:t>
-        </w:r>
-      </w:hyperlink>
-      <w:r>
-        <w:rPr>
-          <w:lang w:val="zh_TW" w:bidi="zh_TW"/>
-        </w:rPr>
-        <w:t>）。頭生的兒子是所有後裔的代表（</w:t>
-      </w:r>
-      <w:hyperlink r:id="rId83">
-        <w:r>
-          <w:rPr>
-            <w:lang w:val="zh_TW" w:bidi="zh_TW"/>
-          </w:rPr>
-          <w:rPr>
-            <w:color w:val="0000EE"/>
-            <w:u w:val="single"/>
-          </w:rPr>
-          <w:t>創49:3</w:t>
-        </w:r>
-      </w:hyperlink>
-      <w:r>
-        <w:rPr>
-          <w:lang w:val="zh_TW" w:bidi="zh_TW"/>
-        </w:rPr>
-        <w:t>；</w:t>
-      </w:r>
-      <w:hyperlink r:id="rId84">
-        <w:r>
-          <w:rPr>
-            <w:lang w:val="zh_TW" w:bidi="zh_TW"/>
-          </w:rPr>
-          <w:rPr>
-            <w:color w:val="0000EE"/>
-            <w:u w:val="single"/>
-          </w:rPr>
-          <w:t>出22:29</w:t>
-        </w:r>
-      </w:hyperlink>
-      <w:r>
-        <w:rPr>
-          <w:lang w:val="zh_TW" w:bidi="zh_TW"/>
-        </w:rPr>
-        <w:t>；</w:t>
-      </w:r>
-      <w:hyperlink r:id="rId85">
-        <w:r>
-          <w:rPr>
-            <w:lang w:val="zh_TW" w:bidi="zh_TW"/>
-          </w:rPr>
-          <w:rPr>
-            <w:color w:val="0000EE"/>
-            <w:u w:val="single"/>
-          </w:rPr>
-          <w:t>民3:13</w:t>
-        </w:r>
-      </w:hyperlink>
-      <w:r>
-        <w:rPr>
-          <w:lang w:val="zh_TW" w:bidi="zh_TW"/>
-        </w:rPr>
-        <w:t>）。神命令所有要獻祭的頭生牲畜，都要分別出來歸給祂（</w:t>
-      </w:r>
-      <w:hyperlink r:id="rId86">
-        <w:r>
-          <w:rPr>
-            <w:lang w:val="zh_TW" w:bidi="zh_TW"/>
-          </w:rPr>
-          <w:rPr>
-            <w:color w:val="0000EE"/>
-            <w:u w:val="single"/>
-          </w:rPr>
-          <w:t>出13:2、15</w:t>
-        </w:r>
-      </w:hyperlink>
-      <w:r>
-        <w:rPr>
-          <w:lang w:val="zh_TW" w:bidi="zh_TW"/>
-        </w:rPr>
-        <w:t>）。</w:t>
-      </w:r>
-    </w:p>
-    <w:p>
-      <w:pPr>
-        <w:pStyle w:val="Heading3"/>
-      </w:pPr>
-      <w:r>
-        <w:rPr>
-          <w:lang w:val="zh_TW" w:bidi="zh_TW"/>
-        </w:rPr>
-        <w:t>長子與贖回</w:t>
-      </w:r>
-    </w:p>
-    <w:p>
-      <w:pPr/>
-      <w:r>
-        <w:rPr>
-          <w:lang w:val="zh_TW" w:bidi="zh_TW"/>
-        </w:rPr>
-      </w:r>
-      <w:r>
-        <w:rPr>
-          <w:lang w:val="zh_TW" w:bidi="zh_TW"/>
-        </w:rPr>
-        <w:t>每個支派都要</w:t>
-      </w:r>
-      <w:r>
-        <w:rPr>
-          <w:lang w:val="zh_TW" w:bidi="zh_TW"/>
-        </w:rPr>
-        <w:t>用銀子五舍客勒</w:t>
-      </w:r>
-      <w:r>
-        <w:rPr>
-          <w:lang w:val="zh_TW" w:bidi="zh_TW"/>
-        </w:rPr>
-        <w:t>贖出他們的長子，除了利未支派（</w:t>
-      </w:r>
-      <w:hyperlink r:id="rId87">
-        <w:r>
-          <w:rPr>
-            <w:lang w:val="zh_TW" w:bidi="zh_TW"/>
-          </w:rPr>
-          <w:rPr>
-            <w:color w:val="0000EE"/>
-            <w:u w:val="single"/>
-          </w:rPr>
-          <w:t>民18:15–16</w:t>
-        </w:r>
-      </w:hyperlink>
-      <w:r>
-        <w:rPr>
-          <w:lang w:val="zh_TW" w:bidi="zh_TW"/>
-        </w:rPr>
-        <w:t>）。贖出來意味著先前是受到捆綁。這是為了提醒以色列他們從埃及所得的救贖（</w:t>
-      </w:r>
-      <w:hyperlink r:id="rId88">
-        <w:r>
-          <w:rPr>
-            <w:lang w:val="zh_TW" w:bidi="zh_TW"/>
-          </w:rPr>
-          <w:rPr>
-            <w:color w:val="0000EE"/>
-            <w:u w:val="single"/>
-          </w:rPr>
-          <w:t>出13:2–8</w:t>
-        </w:r>
-      </w:hyperlink>
-      <w:r>
-        <w:rPr>
-          <w:lang w:val="zh_TW" w:bidi="zh_TW"/>
-        </w:rPr>
-        <w:t>）。</w:t>
-      </w:r>
-    </w:p>
-    <w:p>
-      <w:pPr/>
-      <w:r>
-        <w:rPr>
-          <w:lang w:val="zh_TW" w:bidi="zh_TW"/>
-        </w:rPr>
-      </w:r>
-      <w:r>
-        <w:rPr>
-          <w:lang w:val="zh_TW" w:bidi="zh_TW"/>
-        </w:rPr>
-        <w:t>潔淨的動物中，頭生的要歸給耶和華。從出生後第八天起的一年內，這些動物要被帶到會幕（或後來的聖殿）。這些動物要被獻為祭，它們的血要灑在壇上。所獻祭物的肉要歸給祭司（</w:t>
-      </w:r>
-      <w:hyperlink r:id="rId89">
-        <w:r>
-          <w:rPr>
-            <w:lang w:val="zh_TW" w:bidi="zh_TW"/>
-          </w:rPr>
-          <w:rPr>
-            <w:color w:val="0000EE"/>
-            <w:u w:val="single"/>
-          </w:rPr>
-          <w:t>出13:13</w:t>
-        </w:r>
-      </w:hyperlink>
-      <w:r>
-        <w:rPr>
-          <w:lang w:val="zh_TW" w:bidi="zh_TW"/>
-        </w:rPr>
-        <w:t>，</w:t>
-      </w:r>
-      <w:hyperlink r:id="rId90">
-        <w:r>
-          <w:rPr>
-            <w:lang w:val="zh_TW" w:bidi="zh_TW"/>
-          </w:rPr>
-          <w:rPr>
-            <w:color w:val="0000EE"/>
-            <w:u w:val="single"/>
-          </w:rPr>
-          <w:t>22:30</w:t>
-        </w:r>
-      </w:hyperlink>
-      <w:r>
-        <w:rPr>
-          <w:lang w:val="zh_TW" w:bidi="zh_TW"/>
-        </w:rPr>
-        <w:t>；參</w:t>
-      </w:r>
-      <w:hyperlink r:id="rId91">
-        <w:r>
-          <w:rPr>
-            <w:lang w:val="zh_TW" w:bidi="zh_TW"/>
-          </w:rPr>
-          <w:rPr>
-            <w:color w:val="0000EE"/>
-            <w:u w:val="single"/>
-          </w:rPr>
-          <w:t>民18:17</w:t>
-        </w:r>
-      </w:hyperlink>
-      <w:r>
-        <w:rPr>
-          <w:lang w:val="zh_TW" w:bidi="zh_TW"/>
-        </w:rPr>
-        <w:t>）。不潔淨的動物中，頭生的要加上五分之一贖回，其價值由祭司決定。假如不贖回，這些動物就要被祭司出售、交換或處理（</w:t>
-      </w:r>
-      <w:hyperlink r:id="rId92">
-        <w:r>
-          <w:rPr>
-            <w:lang w:val="zh_TW" w:bidi="zh_TW"/>
-          </w:rPr>
-          <w:rPr>
-            <w:color w:val="0000EE"/>
-            <w:u w:val="single"/>
-          </w:rPr>
-          <w:t>利27:27</w:t>
-        </w:r>
-      </w:hyperlink>
-      <w:r>
-        <w:rPr>
-          <w:lang w:val="zh_TW" w:bidi="zh_TW"/>
-        </w:rPr>
-        <w:t>）。驢駒子要用羔羊贖回（</w:t>
-      </w:r>
-      <w:hyperlink r:id="rId89">
-        <w:r>
-          <w:rPr>
-            <w:lang w:val="zh_TW" w:bidi="zh_TW"/>
-          </w:rPr>
-          <w:rPr>
-            <w:color w:val="0000EE"/>
-            <w:u w:val="single"/>
-          </w:rPr>
-          <w:t>出13:13</w:t>
-        </w:r>
-      </w:hyperlink>
-      <w:r>
-        <w:rPr>
-          <w:lang w:val="zh_TW" w:bidi="zh_TW"/>
-        </w:rPr>
-        <w:t>）。假如不贖回，就要被殺。不潔淨的動物的肉不可吃。</w:t>
-      </w:r>
-    </w:p>
-    <w:p>
-      <w:pPr>
-        <w:pStyle w:val="Heading3"/>
-      </w:pPr>
-      <w:r>
-        <w:rPr>
-          <w:lang w:val="zh_TW" w:bidi="zh_TW"/>
-        </w:rPr>
-        <w:t>長子與長子名分</w:t>
-      </w:r>
-    </w:p>
-    <w:p>
-      <w:pPr/>
-      <w:r>
-        <w:rPr>
-          <w:lang w:val="zh_TW" w:bidi="zh_TW"/>
-        </w:rPr>
-      </w:r>
-      <w:r>
-        <w:rPr>
-          <w:lang w:val="zh_TW" w:bidi="zh_TW"/>
-        </w:rPr>
-        <w:t>假如父親不在或已去世，那麼長子會作為家庭的祭司。以掃和呂便都是例子（</w:t>
-      </w:r>
-      <w:hyperlink r:id="rId93">
-        <w:r>
-          <w:rPr>
-            <w:lang w:val="zh_TW" w:bidi="zh_TW"/>
-          </w:rPr>
-          <w:rPr>
-            <w:color w:val="0000EE"/>
-            <w:u w:val="single"/>
-          </w:rPr>
-          <w:t>創27:19、32</w:t>
-        </w:r>
-      </w:hyperlink>
-      <w:r>
-        <w:rPr>
-          <w:lang w:val="zh_TW" w:bidi="zh_TW"/>
-        </w:rPr>
-        <w:t>；</w:t>
-      </w:r>
-      <w:hyperlink r:id="rId94">
-        <w:r>
-          <w:rPr>
-            <w:lang w:val="zh_TW" w:bidi="zh_TW"/>
-          </w:rPr>
-          <w:rPr>
-            <w:color w:val="0000EE"/>
-            <w:u w:val="single"/>
-          </w:rPr>
-          <w:t>代上5:1–2</w:t>
-        </w:r>
-      </w:hyperlink>
-      <w:r>
-        <w:rPr>
-          <w:lang w:val="zh_TW" w:bidi="zh_TW"/>
-        </w:rPr>
-        <w:t>）。當祭司的職份歸於利未支派時，長子的職分就結束了（</w:t>
-      </w:r>
-      <w:hyperlink r:id="rId95">
-        <w:r>
-          <w:rPr>
-            <w:lang w:val="zh_TW" w:bidi="zh_TW"/>
-          </w:rPr>
-          <w:rPr>
-            <w:color w:val="0000EE"/>
-            <w:u w:val="single"/>
-          </w:rPr>
-          <w:t>民3:12–13</w:t>
-        </w:r>
-      </w:hyperlink>
-      <w:r>
-        <w:rPr>
-          <w:lang w:val="zh_TW" w:bidi="zh_TW"/>
-        </w:rPr>
-        <w:t>）。後來世代中的所有長子都必須被贖回。這些贖價成為利未人每年收入的一部分（</w:t>
-      </w:r>
-      <w:hyperlink r:id="rId96">
-        <w:r>
-          <w:rPr>
-            <w:lang w:val="zh_TW" w:bidi="zh_TW"/>
-          </w:rPr>
-          <w:rPr>
-            <w:color w:val="0000EE"/>
-            <w:u w:val="single"/>
-          </w:rPr>
-          <w:t>民8:17</w:t>
-        </w:r>
-      </w:hyperlink>
-      <w:r>
-        <w:rPr>
-          <w:lang w:val="zh_TW" w:bidi="zh_TW"/>
-        </w:rPr>
-        <w:t>，</w:t>
-      </w:r>
-      <w:hyperlink r:id="rId97">
-        <w:r>
-          <w:rPr>
-            <w:lang w:val="zh_TW" w:bidi="zh_TW"/>
-          </w:rPr>
-          <w:rPr>
-            <w:color w:val="0000EE"/>
-            <w:u w:val="single"/>
-          </w:rPr>
-          <w:t>18:16</w:t>
-        </w:r>
-      </w:hyperlink>
-      <w:r>
-        <w:rPr>
-          <w:lang w:val="zh_TW" w:bidi="zh_TW"/>
-        </w:rPr>
-        <w:t>）。</w:t>
-      </w:r>
-    </w:p>
-    <w:p>
-      <w:pPr/>
-      <w:r>
-        <w:rPr>
-          <w:lang w:val="zh_TW" w:bidi="zh_TW"/>
-        </w:rPr>
-      </w:r>
-      <w:r>
-        <w:rPr>
-          <w:lang w:val="zh_TW" w:bidi="zh_TW"/>
-        </w:rPr>
-        <w:t>雙倍的家族產業是長子的權利。這在一夫多妻子的情況下，保護長子的地位。受寵妻子的兒子不能取代家中頭生兒子的位置（</w:t>
-      </w:r>
-      <w:hyperlink r:id="rId98">
-        <w:r>
-          <w:rPr>
-            <w:lang w:val="zh_TW" w:bidi="zh_TW"/>
-          </w:rPr>
-          <w:rPr>
-            <w:color w:val="0000EE"/>
-            <w:u w:val="single"/>
-          </w:rPr>
-          <w:t>申21:17</w:t>
-        </w:r>
-      </w:hyperlink>
-      <w:r>
-        <w:rPr>
-          <w:lang w:val="zh_TW" w:bidi="zh_TW"/>
-        </w:rPr>
-        <w:t>）。</w:t>
-      </w:r>
-    </w:p>
-    <w:p>
-      <w:pPr/>
-      <w:r>
-        <w:rPr>
-          <w:lang w:val="zh_TW" w:bidi="zh_TW"/>
-        </w:rPr>
-      </w:r>
-      <w:r>
-        <w:rPr>
-          <w:lang w:val="zh_TW" w:bidi="zh_TW"/>
-        </w:rPr>
-        <w:t>「長子」這個稱號被用於耶穌（</w:t>
-      </w:r>
-      <w:hyperlink r:id="rId99">
-        <w:r>
-          <w:rPr>
-            <w:lang w:val="zh_TW" w:bidi="zh_TW"/>
-          </w:rPr>
-          <w:rPr>
-            <w:color w:val="0000EE"/>
-            <w:u w:val="single"/>
-          </w:rPr>
-          <w:t>路2:7</w:t>
-        </w:r>
-      </w:hyperlink>
-      <w:r>
-        <w:rPr>
-          <w:lang w:val="zh_TW" w:bidi="zh_TW"/>
-        </w:rPr>
-        <w:t>；</w:t>
-      </w:r>
-      <w:hyperlink r:id="rId100">
-        <w:r>
-          <w:rPr>
-            <w:lang w:val="zh_TW" w:bidi="zh_TW"/>
-          </w:rPr>
-          <w:rPr>
-            <w:color w:val="0000EE"/>
-            <w:u w:val="single"/>
-          </w:rPr>
-          <w:t>羅8:29</w:t>
-        </w:r>
-      </w:hyperlink>
-      <w:r>
-        <w:rPr>
-          <w:lang w:val="zh_TW" w:bidi="zh_TW"/>
-        </w:rPr>
-        <w:t>；</w:t>
-      </w:r>
-      <w:hyperlink r:id="rId101">
-        <w:r>
-          <w:rPr>
-            <w:lang w:val="zh_TW" w:bidi="zh_TW"/>
-          </w:rPr>
-          <w:rPr>
-            <w:color w:val="0000EE"/>
-            <w:u w:val="single"/>
-          </w:rPr>
-          <w:t>西1:15、18</w:t>
-        </w:r>
-      </w:hyperlink>
-      <w:r>
-        <w:rPr>
-          <w:lang w:val="zh_TW" w:bidi="zh_TW"/>
-        </w:rPr>
-        <w:t>；</w:t>
-      </w:r>
-      <w:hyperlink r:id="rId102">
-        <w:r>
-          <w:rPr>
-            <w:lang w:val="zh_TW" w:bidi="zh_TW"/>
-          </w:rPr>
-          <w:rPr>
-            <w:color w:val="0000EE"/>
-            <w:u w:val="single"/>
-          </w:rPr>
-          <w:t>來1:6</w:t>
-        </w:r>
-      </w:hyperlink>
-      <w:r>
-        <w:rPr>
-          <w:lang w:val="zh_TW" w:bidi="zh_TW"/>
-        </w:rPr>
-        <w:t>；</w:t>
-      </w:r>
-      <w:hyperlink r:id="rId103">
-        <w:r>
-          <w:rPr>
-            <w:lang w:val="zh_TW" w:bidi="zh_TW"/>
-          </w:rPr>
-          <w:rPr>
-            <w:color w:val="0000EE"/>
-            <w:u w:val="single"/>
-          </w:rPr>
-          <w:t>啟1:5</w:t>
-        </w:r>
-      </w:hyperlink>
-      <w:r>
-        <w:rPr>
-          <w:lang w:val="zh_TW" w:bidi="zh_TW"/>
-        </w:rPr>
-        <w:t>），強調耶穌在萬有以先的地位，因為祂首先從死裡復活。作為長子，耶穌的地位是：</w:t>
-      </w:r>
-    </w:p>
-    <w:p>
-      <w:pPr>
-        <w:pStyle w:val="ListBullet"/>
-        <w:spacing w:line="240" w:lineRule="auto"/>
-        <w:ind w:left="720"/>
-      </w:pPr>
-      <w:r>
-        <w:rPr>
-          <w:lang w:val="zh_TW" w:bidi="zh_TW"/>
-        </w:rPr>
-      </w:r>
-      <w:r>
-        <w:rPr>
-          <w:lang w:val="zh_TW" w:bidi="zh_TW"/>
-        </w:rPr>
-        <w:t>承受萬有的</w:t>
-      </w:r>
-      <w:r>
-        <w:rPr>
-          <w:lang w:val="zh_TW" w:bidi="zh_TW"/>
-        </w:rPr>
-        <w:t>（</w:t>
-      </w:r>
-      <w:hyperlink r:id="rId104">
-        <w:r>
-          <w:rPr>
-            <w:lang w:val="zh_TW" w:bidi="zh_TW"/>
-          </w:rPr>
-          <w:rPr>
-            <w:color w:val="0000EE"/>
-            <w:u w:val="single"/>
-          </w:rPr>
-          <w:t>來1:2</w:t>
-        </w:r>
-      </w:hyperlink>
-      <w:r>
-        <w:rPr>
-          <w:lang w:val="zh_TW" w:bidi="zh_TW"/>
-        </w:rPr>
-        <w:t>）</w:t>
-      </w:r>
-    </w:p>
-    <w:p>
-      <w:pPr>
-        <w:pStyle w:val="ListBullet"/>
-        <w:spacing w:line="240" w:lineRule="auto"/>
-        <w:ind w:left="720"/>
-      </w:pPr>
-      <w:r>
-        <w:rPr>
-          <w:lang w:val="zh_TW" w:bidi="zh_TW"/>
-        </w:rPr>
-      </w:r>
-      <w:r>
-        <w:rPr>
-          <w:lang w:val="zh_TW" w:bidi="zh_TW"/>
-        </w:rPr>
-        <w:t>教會的元首 （</w:t>
-      </w:r>
-      <w:hyperlink r:id="rId105">
-        <w:r>
-          <w:rPr>
-            <w:lang w:val="zh_TW" w:bidi="zh_TW"/>
-          </w:rPr>
-          <w:rPr>
-            <w:color w:val="0000EE"/>
-            <w:u w:val="single"/>
-          </w:rPr>
-          <w:t>弗1:20–23</w:t>
-        </w:r>
-      </w:hyperlink>
-      <w:r>
-        <w:rPr>
-          <w:lang w:val="zh_TW" w:bidi="zh_TW"/>
-        </w:rPr>
-        <w:t>；</w:t>
-      </w:r>
-      <w:hyperlink r:id="rId106">
-        <w:r>
-          <w:rPr>
-            <w:lang w:val="zh_TW" w:bidi="zh_TW"/>
-          </w:rPr>
-          <w:rPr>
-            <w:color w:val="0000EE"/>
-            <w:u w:val="single"/>
-          </w:rPr>
-          <w:t>西1:18、24</w:t>
-        </w:r>
-      </w:hyperlink>
-      <w:r>
-        <w:rPr>
-          <w:lang w:val="zh_TW" w:bidi="zh_TW"/>
-        </w:rPr>
-        <w:t>；</w:t>
-      </w:r>
-      <w:hyperlink r:id="rId107">
-        <w:r>
-          <w:rPr>
-            <w:lang w:val="zh_TW" w:bidi="zh_TW"/>
-          </w:rPr>
-          <w:rPr>
-            <w:color w:val="0000EE"/>
-            <w:u w:val="single"/>
-          </w:rPr>
-          <w:t>來2:10–12</w:t>
-        </w:r>
-      </w:hyperlink>
-      <w:r>
-        <w:rPr>
-          <w:lang w:val="zh_TW" w:bidi="zh_TW"/>
-        </w:rPr>
-        <w:t>）</w:t>
-      </w:r>
-    </w:p>
-    <w:p>
-      <w:pPr/>
-      <w:r>
-        <w:rPr>
-          <w:lang w:val="zh_TW" w:bidi="zh_TW"/>
-        </w:rPr>
-      </w:r>
-      <w:r>
-        <w:rPr>
-          <w:i/>
-          <w:lang w:val="zh_TW" w:bidi="zh_TW"/>
-        </w:rPr>
-        <w:t>另見</w:t>
-      </w:r>
-      <w:r>
-        <w:rPr>
-          <w:lang w:val="zh_TW" w:bidi="zh_TW"/>
-        </w:rPr>
-        <w:t>長子的名分</w:t>
-      </w:r>
-      <w:r>
-        <w:rPr>
-          <w:lang w:val="zh_TW" w:bidi="zh_TW"/>
-        </w:rPr>
-        <w:t>、</w:t>
-      </w:r>
-      <w:r>
-        <w:rPr>
-          <w:lang w:val="zh_TW" w:bidi="zh_TW"/>
-        </w:rPr>
-        <w:t>繼承人</w:t>
-      </w:r>
-      <w:r>
-        <w:rPr>
-          <w:lang w:val="zh_TW" w:bidi="zh_TW"/>
-        </w:rPr>
-        <w:t>、</w:t>
-      </w:r>
-      <w:r>
-        <w:rPr>
-          <w:lang w:val="zh_TW" w:bidi="zh_TW"/>
-        </w:rPr>
-        <w:t>產業</w:t>
-      </w:r>
-      <w:r>
-        <w:rPr>
-          <w:lang w:val="zh_TW" w:bidi="zh_TW"/>
-        </w:rPr>
-        <w:t>、</w:t>
-      </w:r>
-      <w:r>
-        <w:rPr>
-          <w:lang w:val="zh_TW" w:bidi="zh_TW"/>
-        </w:rPr>
-        <w:t>長子繼承權</w:t>
-      </w:r>
-      <w:r>
-        <w:rPr>
-          <w:lang w:val="zh_TW" w:bidi="zh_TW"/>
-        </w:rPr>
-        <w:t>。</w:t>
-      </w:r>
-      <w:r>
-        <w:rPr>
-          <w:lang w:val="zh_TW" w:bidi="zh_TW"/>
-        </w:rPr>
-      </w:r>
-      <w:r>
-        <w:rPr>
-          <w:lang w:val="zh_TW" w:bidi="zh_TW"/>
-        </w:rPr>
-      </w:r>
-    </w:p>
-    <w:p>
-      <w:pPr/>
-      <w:r>
-        <w:rPr>
-          <w:lang w:val="zh_TW" w:bidi="zh_TW"/>
-        </w:rPr>
-      </w:r>
-    </w:p>
-    <w:p>
-      <w:pPr>
-        <w:pStyle w:val="Heading2"/>
-      </w:pPr>
-      <w:r>
-        <w:rPr>
-          <w:lang w:val="zh_TW" w:bidi="zh_TW"/>
-        </w:rPr>
-        <w:t>長子的名分</w:t>
-      </w:r>
-      <w:r>
-        <w:rPr>
-          <w:lang w:val="zh_TW" w:bidi="zh_TW"/>
-        </w:rPr>
-      </w:r>
-    </w:p>
-    <w:p>
-      <w:pPr/>
-      <w:r>
-        <w:rPr>
-          <w:lang w:val="zh_TW" w:bidi="zh_TW"/>
-        </w:rPr>
-      </w:r>
-      <w:r>
-        <w:rPr>
-          <w:lang w:val="zh_TW" w:bidi="zh_TW"/>
-        </w:rPr>
-        <w:t>在古代希伯來家庭中，長子名分是一套特別的權利與特權，屬於家中長子。長子的地位僅次於父親；當父親不在家時，長子有權代表家族作決定。</w:t>
-      </w:r>
-    </w:p>
-    <w:p>
-      <w:pPr/>
-      <w:r>
-        <w:rPr>
-          <w:lang w:val="zh_TW" w:bidi="zh_TW"/>
-        </w:rPr>
-      </w:r>
-      <w:r>
-        <w:rPr>
-          <w:lang w:val="zh_TW" w:bidi="zh_TW"/>
-        </w:rPr>
-        <w:t>在創世記中，呂便與弟兄們的故事清楚地顯示出長子名分的運作方式。呂便作為長子，原本擁有長子名分（</w:t>
-      </w:r>
-      <w:hyperlink r:id="rId108">
-        <w:r>
-          <w:rPr>
-            <w:lang w:val="zh_TW" w:bidi="zh_TW"/>
-          </w:rPr>
-          <w:rPr>
-            <w:color w:val="0000EE"/>
-            <w:u w:val="single"/>
-          </w:rPr>
-          <w:t>創37:19–22</w:t>
-        </w:r>
-      </w:hyperlink>
-      <w:r>
-        <w:rPr>
-          <w:lang w:val="zh_TW" w:bidi="zh_TW"/>
-        </w:rPr>
-        <w:t>、</w:t>
-      </w:r>
-      <w:hyperlink r:id="rId108">
-        <w:r>
-          <w:rPr>
-            <w:lang w:val="zh_TW" w:bidi="zh_TW"/>
-          </w:rPr>
-          <w:rPr>
-            <w:color w:val="0000EE"/>
-            <w:u w:val="single"/>
-          </w:rPr>
-          <w:t>28–30</w:t>
-        </w:r>
-      </w:hyperlink>
-      <w:r>
-        <w:rPr>
-          <w:lang w:val="zh_TW" w:bidi="zh_TW"/>
-        </w:rPr>
-        <w:t>），但他後來犯了大錯——與父親的妻子同寢。因這罪行，他失去了長子名分（</w:t>
-      </w:r>
-      <w:hyperlink r:id="rId109">
-        <w:r>
-          <w:rPr>
-            <w:lang w:val="zh_TW" w:bidi="zh_TW"/>
-          </w:rPr>
-          <w:rPr>
-            <w:color w:val="0000EE"/>
-            <w:u w:val="single"/>
-          </w:rPr>
-          <w:t>創49:1–4</w:t>
-        </w:r>
-      </w:hyperlink>
-      <w:r>
-        <w:rPr>
-          <w:lang w:val="zh_TW" w:bidi="zh_TW"/>
-        </w:rPr>
-        <w:t>）。</w:t>
-      </w:r>
-    </w:p>
-    <w:p>
-      <w:pPr/>
-      <w:r>
-        <w:rPr>
-          <w:lang w:val="zh_TW" w:bidi="zh_TW"/>
-        </w:rPr>
-      </w:r>
-      <w:r>
-        <w:rPr>
-          <w:lang w:val="zh_TW" w:bidi="zh_TW"/>
-        </w:rPr>
-        <w:t>呂便失去長子名分後，按順序應輪到西緬、利未、猶大（</w:t>
-      </w:r>
-      <w:hyperlink r:id="rId110">
-        <w:r>
-          <w:rPr>
-            <w:lang w:val="zh_TW" w:bidi="zh_TW"/>
-          </w:rPr>
-          <w:rPr>
-            <w:color w:val="0000EE"/>
-            <w:u w:val="single"/>
-          </w:rPr>
-          <w:t>創29:31–35</w:t>
-        </w:r>
-      </w:hyperlink>
-      <w:r>
-        <w:rPr>
-          <w:lang w:val="zh_TW" w:bidi="zh_TW"/>
-        </w:rPr>
-        <w:t>）。然而，他們的父親雅各因西緬與利未的品格不佳，決定不將長子名分給他們（</w:t>
-      </w:r>
-      <w:hyperlink r:id="rId111">
-        <w:r>
-          <w:rPr>
-            <w:lang w:val="zh_TW" w:bidi="zh_TW"/>
-          </w:rPr>
-          <w:rPr>
-            <w:color w:val="0000EE"/>
-            <w:u w:val="single"/>
-          </w:rPr>
-          <w:t>創49:5–7</w:t>
-        </w:r>
-      </w:hyperlink>
-      <w:r>
-        <w:rPr>
-          <w:lang w:val="zh_TW" w:bidi="zh_TW"/>
-        </w:rPr>
-        <w:t>）。雅各對猶大有良好的評價（</w:t>
-      </w:r>
-      <w:hyperlink r:id="rId112">
-        <w:r>
-          <w:rPr>
-            <w:lang w:val="zh_TW" w:bidi="zh_TW"/>
-          </w:rPr>
-          <w:rPr>
-            <w:color w:val="0000EE"/>
-            <w:u w:val="single"/>
-          </w:rPr>
-          <w:t>創49:8–10</w:t>
-        </w:r>
-      </w:hyperlink>
-      <w:r>
-        <w:rPr>
-          <w:lang w:val="zh_TW" w:bidi="zh_TW"/>
-        </w:rPr>
-        <w:t>），但最終他將長子名分賜給他所疼愛的兒子約瑟（</w:t>
-      </w:r>
-      <w:hyperlink r:id="rId113">
-        <w:r>
-          <w:rPr>
-            <w:lang w:val="zh_TW" w:bidi="zh_TW"/>
-          </w:rPr>
-          <w:rPr>
-            <w:color w:val="0000EE"/>
-            <w:u w:val="single"/>
-          </w:rPr>
-          <w:t>創49:22–26</w:t>
-        </w:r>
-      </w:hyperlink>
-      <w:r>
-        <w:rPr>
-          <w:lang w:val="zh_TW" w:bidi="zh_TW"/>
-        </w:rPr>
-        <w:t>；</w:t>
-      </w:r>
-      <w:hyperlink r:id="rId94">
-        <w:r>
-          <w:rPr>
-            <w:lang w:val="zh_TW" w:bidi="zh_TW"/>
-          </w:rPr>
-          <w:rPr>
-            <w:color w:val="0000EE"/>
-            <w:u w:val="single"/>
-          </w:rPr>
-          <w:t>代上5:1–2</w:t>
-        </w:r>
-      </w:hyperlink>
-      <w:r>
-        <w:rPr>
-          <w:lang w:val="zh_TW" w:bidi="zh_TW"/>
-        </w:rPr>
-        <w:t>；參</w:t>
-      </w:r>
-      <w:hyperlink r:id="rId114">
-        <w:r>
-          <w:rPr>
-            <w:lang w:val="zh_TW" w:bidi="zh_TW"/>
-          </w:rPr>
-          <w:rPr>
-            <w:color w:val="0000EE"/>
-            <w:u w:val="single"/>
-          </w:rPr>
-          <w:t>創37:2–4</w:t>
-        </w:r>
-      </w:hyperlink>
-      <w:r>
-        <w:rPr>
-          <w:lang w:val="zh_TW" w:bidi="zh_TW"/>
-        </w:rPr>
-        <w:t>）。</w:t>
-      </w:r>
-    </w:p>
-    <w:p>
-      <w:pPr>
-        <w:pStyle w:val="Heading3"/>
-      </w:pPr>
-      <w:r>
-        <w:rPr>
-          <w:lang w:val="zh_TW" w:bidi="zh_TW"/>
-        </w:rPr>
-        <w:t>古代長子名分的運作方式</w:t>
-      </w:r>
-    </w:p>
-    <w:p>
-      <w:pPr/>
-      <w:r>
-        <w:rPr>
-          <w:lang w:val="zh_TW" w:bidi="zh_TW"/>
-        </w:rPr>
-      </w:r>
-      <w:r>
-        <w:rPr>
-          <w:lang w:val="zh_TW" w:bidi="zh_TW"/>
-        </w:rPr>
-        <w:t>考古學家在美索不達米亞的努西地區發現古代泥版文書，這些文書顯示家庭成員間可以交換或轉讓長子名分。聖經中以掃將長子名分賣給雅各的記載，即是這種現象的例子（</w:t>
-      </w:r>
-      <w:hyperlink r:id="rId115">
-        <w:r>
-          <w:rPr>
-            <w:lang w:val="zh_TW" w:bidi="zh_TW"/>
-          </w:rPr>
-          <w:rPr>
-            <w:color w:val="0000EE"/>
-            <w:u w:val="single"/>
-          </w:rPr>
-          <w:t>創25:19–34</w:t>
-        </w:r>
-      </w:hyperlink>
-      <w:r>
-        <w:rPr>
-          <w:lang w:val="zh_TW" w:bidi="zh_TW"/>
-        </w:rPr>
-        <w:t>）。</w:t>
-      </w:r>
-    </w:p>
-    <w:p>
-      <w:pPr/>
-      <w:r>
-        <w:rPr>
-          <w:lang w:val="zh_TW" w:bidi="zh_TW"/>
-        </w:rPr>
-      </w:r>
-      <w:r>
-        <w:rPr>
-          <w:lang w:val="zh_TW" w:bidi="zh_TW"/>
-        </w:rPr>
-        <w:t>擁有長子名分的人，通常也會保管一種稱為「神像」的家用偶像（</w:t>
-      </w:r>
-      <w:hyperlink r:id="rId116">
-        <w:r>
-          <w:rPr>
-            <w:lang w:val="zh_TW" w:bidi="zh_TW"/>
-          </w:rPr>
-          <w:rPr>
-            <w:color w:val="0000EE"/>
-            <w:u w:val="single"/>
-          </w:rPr>
-          <w:t>創31:19</w:t>
-        </w:r>
-      </w:hyperlink>
-      <w:r>
-        <w:rPr>
-          <w:lang w:val="zh_TW" w:bidi="zh_TW"/>
-        </w:rPr>
-        <w:t>、</w:t>
-      </w:r>
-      <w:hyperlink r:id="rId116">
-        <w:r>
-          <w:rPr>
-            <w:lang w:val="zh_TW" w:bidi="zh_TW"/>
-          </w:rPr>
-          <w:rPr>
-            <w:color w:val="0000EE"/>
-            <w:u w:val="single"/>
-          </w:rPr>
-          <w:t>32</w:t>
-        </w:r>
-      </w:hyperlink>
-      <w:hyperlink r:id="rId116">
-        <w:r>
-          <w:rPr>
-            <w:lang w:val="zh_TW" w:bidi="zh_TW"/>
-          </w:rPr>
-          <w:rPr>
-            <w:color w:val="0000EE"/>
-            <w:u w:val="single"/>
-          </w:rPr>
-          <w:t>、</w:t>
-        </w:r>
-      </w:hyperlink>
-      <w:hyperlink r:id="rId116">
-        <w:r>
-          <w:rPr>
-            <w:lang w:val="zh_TW" w:bidi="zh_TW"/>
-          </w:rPr>
-          <w:rPr>
-            <w:color w:val="0000EE"/>
-            <w:u w:val="single"/>
-          </w:rPr>
-          <w:t>34</w:t>
-        </w:r>
-      </w:hyperlink>
-      <w:r>
-        <w:rPr>
-          <w:lang w:val="zh_TW" w:bidi="zh_TW"/>
-        </w:rPr>
-        <w:t>）。這些偶像多為泥土製成的小像，代表當地人所敬拜的神祇，擁有它們象徵著長子在家中的權威。</w:t>
-      </w:r>
-    </w:p>
-    <w:p>
-      <w:pPr/>
-      <w:r>
-        <w:rPr>
-          <w:lang w:val="zh_TW" w:bidi="zh_TW"/>
-        </w:rPr>
-      </w:r>
-      <w:r>
-        <w:rPr>
-          <w:lang w:val="zh_TW" w:bidi="zh_TW"/>
-        </w:rPr>
-        <w:t>長子名分包含兩個重要意義：一是成為家族的領袖；二是比其他弟兄獲得更多的產業份額（通常是雙倍的分配）。</w:t>
-      </w:r>
-    </w:p>
-    <w:p>
-      <w:pPr/>
-      <w:r>
-        <w:rPr>
-          <w:lang w:val="zh_TW" w:bidi="zh_TW"/>
-        </w:rPr>
-      </w:r>
-      <w:r>
-        <w:rPr>
-          <w:lang w:val="zh_TW" w:bidi="zh_TW"/>
-        </w:rPr>
-        <w:t>在古以色列，男子可娶多妻。律法規定長子名分必須歸於父親所生的第一個兒子，即使父親更愛其他妻子，也不可隨意更改，除非有正當理由（</w:t>
-      </w:r>
-      <w:hyperlink r:id="rId117">
-        <w:r>
-          <w:rPr>
-            <w:lang w:val="zh_TW" w:bidi="zh_TW"/>
-          </w:rPr>
-          <w:rPr>
-            <w:color w:val="0000EE"/>
-            <w:u w:val="single"/>
-          </w:rPr>
-          <w:t>申21:15–17</w:t>
-        </w:r>
-      </w:hyperlink>
-      <w:r>
-        <w:rPr>
-          <w:lang w:val="zh_TW" w:bidi="zh_TW"/>
-        </w:rPr>
-        <w:t>）。</w:t>
-      </w:r>
-    </w:p>
-    <w:p>
-      <w:pPr/>
-      <w:r>
-        <w:rPr>
-          <w:lang w:val="zh_TW" w:bidi="zh_TW"/>
-        </w:rPr>
-      </w:r>
-      <w:r>
-        <w:rPr>
-          <w:lang w:val="zh_TW" w:bidi="zh_TW"/>
-        </w:rPr>
-        <w:t>但也有例外：若兒子的母親是婢女或妾（與父親同住但地位較低的女子），該兒子就不能承受長子名分（</w:t>
-      </w:r>
-      <w:hyperlink r:id="rId118">
-        <w:r>
-          <w:rPr>
-            <w:lang w:val="zh_TW" w:bidi="zh_TW"/>
-          </w:rPr>
-          <w:rPr>
-            <w:color w:val="0000EE"/>
-            <w:u w:val="single"/>
-          </w:rPr>
-          <w:t>創21:9–13</w:t>
-        </w:r>
-      </w:hyperlink>
-      <w:r>
-        <w:rPr>
-          <w:lang w:val="zh_TW" w:bidi="zh_TW"/>
-        </w:rPr>
-        <w:t>；</w:t>
-      </w:r>
-      <w:hyperlink r:id="rId119">
-        <w:r>
-          <w:rPr>
-            <w:lang w:val="zh_TW" w:bidi="zh_TW"/>
-          </w:rPr>
-          <w:rPr>
-            <w:color w:val="0000EE"/>
-            <w:u w:val="single"/>
-          </w:rPr>
-          <w:t>士11:1–2</w:t>
-        </w:r>
-      </w:hyperlink>
-      <w:r>
-        <w:rPr>
-          <w:lang w:val="zh_TW" w:bidi="zh_TW"/>
-        </w:rPr>
-        <w:t>）。</w:t>
-      </w:r>
-    </w:p>
-    <w:p>
-      <w:pPr/>
-      <w:r>
-        <w:rPr>
-          <w:lang w:val="zh_TW" w:bidi="zh_TW"/>
-        </w:rPr>
-      </w:r>
-      <w:r>
-        <w:rPr>
-          <w:lang w:val="zh_TW" w:bidi="zh_TW"/>
-        </w:rPr>
-        <w:t>長子名分在王室中尤為重要，因為王的長子通常有權繼承王位（</w:t>
-      </w:r>
-      <w:hyperlink r:id="rId120">
-        <w:r>
-          <w:rPr>
-            <w:lang w:val="zh_TW" w:bidi="zh_TW"/>
-          </w:rPr>
-          <w:rPr>
-            <w:color w:val="0000EE"/>
-            <w:u w:val="single"/>
-          </w:rPr>
-          <w:t>代下21:1–3</w:t>
-        </w:r>
-      </w:hyperlink>
-      <w:r>
-        <w:rPr>
-          <w:lang w:val="zh_TW" w:bidi="zh_TW"/>
-        </w:rPr>
-        <w:t>）。若這規則被打破，便可能引發紛爭與混亂。猶大王羅波安的例子便是如此：他選擇心愛的兒子亞比雅作繼承人，雖然亞比雅並非長子。為避免其他兒子起來造反，羅波安只好賜給他們特殊的禮物與地位（</w:t>
-      </w:r>
-      <w:hyperlink r:id="rId120">
-        <w:r>
-          <w:rPr>
-            <w:lang w:val="zh_TW" w:bidi="zh_TW"/>
-          </w:rPr>
-          <w:rPr>
-            <w:color w:val="0000EE"/>
-            <w:u w:val="single"/>
-          </w:rPr>
-          <w:t>代下</w:t>
-        </w:r>
-      </w:hyperlink>
-      <w:hyperlink r:id="rId121">
-        <w:r>
-          <w:rPr>
-            <w:lang w:val="zh_TW" w:bidi="zh_TW"/>
-          </w:rPr>
-          <w:rPr>
-            <w:color w:val="0000EE"/>
-            <w:u w:val="single"/>
-          </w:rPr>
-          <w:t>11:18–23</w:t>
-        </w:r>
-      </w:hyperlink>
-      <w:r>
-        <w:rPr>
-          <w:lang w:val="zh_TW" w:bidi="zh_TW"/>
-        </w:rPr>
-        <w:t>，</w:t>
-      </w:r>
-      <w:hyperlink r:id="rId122">
-        <w:r>
-          <w:rPr>
-            <w:lang w:val="zh_TW" w:bidi="zh_TW"/>
-          </w:rPr>
-          <w:rPr>
-            <w:color w:val="0000EE"/>
-            <w:u w:val="single"/>
-          </w:rPr>
-          <w:t>12:16</w:t>
-        </w:r>
-      </w:hyperlink>
-      <w:r>
-        <w:rPr>
-          <w:lang w:val="zh_TW" w:bidi="zh_TW"/>
-        </w:rPr>
-        <w:t>）。</w:t>
-      </w:r>
-    </w:p>
-    <w:p>
-      <w:pPr>
-        <w:pStyle w:val="Heading3"/>
-      </w:pPr>
-      <w:r>
-        <w:rPr>
-          <w:lang w:val="zh_TW" w:bidi="zh_TW"/>
-        </w:rPr>
-        <w:t>以掃的長子名分及其對基督徒的提醒</w:t>
-      </w:r>
-    </w:p>
-    <w:p>
-      <w:pPr/>
-      <w:r>
-        <w:rPr>
-          <w:lang w:val="zh_TW" w:bidi="zh_TW"/>
-        </w:rPr>
-      </w:r>
-      <w:r>
-        <w:rPr>
-          <w:lang w:val="zh_TW" w:bidi="zh_TW"/>
-        </w:rPr>
-        <w:t>新約聖經引用了舊約聖經中以掃的故事。以掃是以撒的長子，而以撒在以色列早期歷史中是一位重要的領袖。某一天，以掃因極度飢餓，竟將自己的長子名分賣給弟弟雅各，只換取一碗紅豆湯。他做出這個決定時，並未顧及長子名分的重大價值（</w:t>
-      </w:r>
-      <w:hyperlink r:id="rId123">
-        <w:r>
-          <w:rPr>
-            <w:lang w:val="zh_TW" w:bidi="zh_TW"/>
-          </w:rPr>
-          <w:rPr>
-            <w:color w:val="0000EE"/>
-            <w:u w:val="single"/>
-          </w:rPr>
-          <w:t>來12:16–17</w:t>
-        </w:r>
-      </w:hyperlink>
-      <w:r>
-        <w:rPr>
-          <w:lang w:val="zh_TW" w:bidi="zh_TW"/>
-        </w:rPr>
-        <w:t>；參</w:t>
-      </w:r>
-      <w:hyperlink r:id="rId115">
-        <w:r>
-          <w:rPr>
-            <w:lang w:val="zh_TW" w:bidi="zh_TW"/>
-          </w:rPr>
-          <w:rPr>
-            <w:color w:val="0000EE"/>
-            <w:u w:val="single"/>
-          </w:rPr>
-          <w:t>創25:19–34</w:t>
-        </w:r>
-      </w:hyperlink>
-      <w:r>
-        <w:rPr>
-          <w:lang w:val="zh_TW" w:bidi="zh_TW"/>
-        </w:rPr>
-        <w:t>）。</w:t>
-      </w:r>
-    </w:p>
-    <w:p>
-      <w:pPr/>
-      <w:r>
-        <w:rPr>
-          <w:lang w:val="zh_TW" w:bidi="zh_TW"/>
-        </w:rPr>
-      </w:r>
-      <w:r>
-        <w:rPr>
-          <w:lang w:val="zh_TW" w:bidi="zh_TW"/>
-        </w:rPr>
-        <w:t>這個故事帶給我們一個重要的教訓：正如以掃因一時的愚昧選擇失去長子名分與父親的祝福，基督徒也被警戒不可輕率地放棄神為我們預備的屬靈福分與呼召（</w:t>
-      </w:r>
-      <w:hyperlink r:id="rId124">
-        <w:r>
-          <w:rPr>
-            <w:lang w:val="zh_TW" w:bidi="zh_TW"/>
-          </w:rPr>
-          <w:rPr>
-            <w:color w:val="0000EE"/>
-            <w:u w:val="single"/>
-          </w:rPr>
-          <w:t>創27章</w:t>
-        </w:r>
-      </w:hyperlink>
-      <w:r>
-        <w:rPr>
-          <w:lang w:val="zh_TW" w:bidi="zh_TW"/>
-        </w:rPr>
-        <w:t>）。</w:t>
-      </w:r>
-    </w:p>
-    <w:p>
-      <w:pPr/>
-      <w:r>
-        <w:rPr>
-          <w:lang w:val="zh_TW" w:bidi="zh_TW"/>
-        </w:rPr>
-      </w:r>
-      <w:r>
-        <w:rPr>
-          <w:i/>
-          <w:lang w:val="zh_TW" w:bidi="zh_TW"/>
-        </w:rPr>
-        <w:t>另見</w:t>
-      </w:r>
-      <w:r>
-        <w:rPr>
-          <w:lang w:val="zh_TW" w:bidi="zh_TW"/>
-        </w:rPr>
-        <w:t xml:space="preserve"> </w:t>
-      </w:r>
-      <w:r>
-        <w:rPr>
-          <w:lang w:val="zh_TW" w:bidi="zh_TW"/>
-        </w:rPr>
-        <w:t>產業</w:t>
-      </w:r>
-      <w:r>
-        <w:rPr>
-          <w:lang w:val="zh_TW" w:bidi="zh_TW"/>
-        </w:rPr>
-        <w:t>；</w:t>
-      </w:r>
-      <w:r>
-        <w:rPr>
-          <w:lang w:val="zh_TW" w:bidi="zh_TW"/>
-        </w:rPr>
-        <w:t>繼承人</w:t>
-      </w:r>
-      <w:r>
-        <w:rPr>
-          <w:lang w:val="zh_TW" w:bidi="zh_TW"/>
-        </w:rPr>
-        <w:t>；</w:t>
-      </w:r>
-      <w:r>
-        <w:rPr>
-          <w:lang w:val="zh_TW" w:bidi="zh_TW"/>
-        </w:rPr>
-        <w:t>長子</w:t>
-      </w:r>
-      <w:r>
-        <w:rPr>
-          <w:lang w:val="zh_TW" w:bidi="zh_TW"/>
-        </w:rPr>
-        <w:t>。</w:t>
-      </w:r>
-      <w:r>
-        <w:rPr>
-          <w:lang w:val="zh_TW" w:bidi="zh_TW"/>
-        </w:rPr>
-      </w:r>
-      <w:r>
-        <w:rPr>
-          <w:lang w:val="zh_TW" w:bidi="zh_TW"/>
-        </w:rPr>
-      </w:r>
-    </w:p>
-    <w:p>
-      <w:pPr/>
-      <w:r>
-        <w:rPr>
-          <w:lang w:val="zh_TW" w:bidi="zh_TW"/>
-        </w:rPr>
-      </w:r>
-    </w:p>
-    <w:p>
-      <w:pPr>
-        <w:pStyle w:val="Heading2"/>
-      </w:pPr>
-      <w:r>
-        <w:rPr>
-          <w:lang w:val="zh_TW" w:bidi="zh_TW"/>
-        </w:rPr>
-        <w:t>長子繼承權</w:t>
-      </w:r>
-      <w:r>
-        <w:rPr>
-          <w:lang w:val="zh_TW" w:bidi="zh_TW"/>
-        </w:rPr>
-      </w:r>
-    </w:p>
-    <w:p>
-      <w:pPr/>
-      <w:r>
-        <w:rPr>
-          <w:lang w:val="zh_TW" w:bidi="zh_TW"/>
-        </w:rPr>
-      </w:r>
-      <w:r>
-        <w:rPr>
-          <w:lang w:val="zh_TW" w:bidi="zh_TW"/>
-        </w:rPr>
-        <w:t>這個詞源自希臘文對「長子」這個希伯來詞的翻譯。它並未出現在聖經中。這是一個反映了授予頭生男性子嗣之特殊地位與繼承權的概念。</w:t>
-      </w:r>
-    </w:p>
-    <w:p>
-      <w:pPr/>
-      <w:r>
-        <w:rPr>
-          <w:lang w:val="zh_TW" w:bidi="zh_TW"/>
-        </w:rPr>
-      </w:r>
-      <w:r>
-        <w:rPr>
-          <w:lang w:val="zh_TW" w:bidi="zh_TW"/>
-        </w:rPr>
-        <w:t>如果長子去世，下一位在世而年齡最大的男性並不會獲得長子的權利。長女也不會獲得這些權利；此外，如果長子是妾或</w:t>
-      </w:r>
-      <w:r>
-        <w:rPr>
-          <w:lang w:val="zh_TW" w:bidi="zh_TW"/>
-        </w:rPr>
-        <w:t>使女</w:t>
-      </w:r>
-      <w:r>
-        <w:rPr>
-          <w:lang w:val="zh_TW" w:bidi="zh_TW"/>
-        </w:rPr>
-        <w:t>所生，他同樣不會獲得這些權利（例：</w:t>
-      </w:r>
-      <w:hyperlink r:id="rId125">
-        <w:r>
-          <w:rPr>
-            <w:lang w:val="zh_TW" w:bidi="zh_TW"/>
-          </w:rPr>
-          <w:rPr>
-            <w:color w:val="0000EE"/>
-            <w:u w:val="single"/>
-          </w:rPr>
-          <w:t>創21:10</w:t>
-        </w:r>
-      </w:hyperlink>
-      <w:r>
-        <w:rPr>
-          <w:lang w:val="zh_TW" w:bidi="zh_TW"/>
-        </w:rPr>
-        <w:t>）。</w:t>
-      </w:r>
-    </w:p>
-    <w:p>
-      <w:pPr/>
-      <w:r>
-        <w:rPr>
-          <w:lang w:val="zh_TW" w:bidi="zh_TW"/>
-        </w:rPr>
-      </w:r>
-      <w:r>
-        <w:rPr>
-          <w:lang w:val="zh_TW" w:bidi="zh_TW"/>
-        </w:rPr>
-        <w:t>聖經非常重視長子的權利，這可以從長子與其他兒子之間的區別（</w:t>
-      </w:r>
-      <w:hyperlink r:id="rId126">
-        <w:r>
-          <w:rPr>
-            <w:lang w:val="zh_TW" w:bidi="zh_TW"/>
-          </w:rPr>
-          <w:rPr>
-            <w:color w:val="0000EE"/>
-            <w:u w:val="single"/>
-          </w:rPr>
-          <w:t>創10:15</w:t>
-        </w:r>
-      </w:hyperlink>
-      <w:r>
-        <w:rPr>
-          <w:lang w:val="zh_TW" w:bidi="zh_TW"/>
-        </w:rPr>
-        <w:t>，</w:t>
-      </w:r>
-      <w:hyperlink r:id="rId127">
-        <w:r>
-          <w:rPr>
-            <w:lang w:val="zh_TW" w:bidi="zh_TW"/>
-          </w:rPr>
-          <w:rPr>
-            <w:color w:val="0000EE"/>
-            <w:u w:val="single"/>
-          </w:rPr>
-          <w:t>25:13</w:t>
-        </w:r>
-      </w:hyperlink>
-      <w:r>
-        <w:rPr>
-          <w:lang w:val="zh_TW" w:bidi="zh_TW"/>
-        </w:rPr>
-        <w:t>，</w:t>
-      </w:r>
-      <w:hyperlink r:id="rId128">
-        <w:r>
-          <w:rPr>
-            <w:lang w:val="zh_TW" w:bidi="zh_TW"/>
-          </w:rPr>
-          <w:rPr>
-            <w:color w:val="0000EE"/>
-            <w:u w:val="single"/>
-          </w:rPr>
-          <w:t>36:15</w:t>
-        </w:r>
-      </w:hyperlink>
-      <w:r>
-        <w:rPr>
-          <w:lang w:val="zh_TW" w:bidi="zh_TW"/>
-        </w:rPr>
-        <w:t>）、要給予長子的雙倍產業（</w:t>
-      </w:r>
-      <w:hyperlink r:id="rId98">
-        <w:r>
-          <w:rPr>
-            <w:lang w:val="zh_TW" w:bidi="zh_TW"/>
-          </w:rPr>
-          <w:rPr>
-            <w:color w:val="0000EE"/>
-            <w:u w:val="single"/>
-          </w:rPr>
-          <w:t>申21:17</w:t>
-        </w:r>
-      </w:hyperlink>
-      <w:r>
-        <w:rPr>
-          <w:lang w:val="zh_TW" w:bidi="zh_TW"/>
-        </w:rPr>
-        <w:t>），以及父親給予他們的特殊祝福中看出來（</w:t>
-      </w:r>
-      <w:hyperlink r:id="rId129">
-        <w:r>
-          <w:rPr>
-            <w:lang w:val="zh_TW" w:bidi="zh_TW"/>
-          </w:rPr>
-          <w:rPr>
-            <w:color w:val="0000EE"/>
-            <w:u w:val="single"/>
-          </w:rPr>
-          <w:t>創21:1–14</w:t>
-        </w:r>
-      </w:hyperlink>
-      <w:r>
-        <w:rPr>
-          <w:lang w:val="zh_TW" w:bidi="zh_TW"/>
-        </w:rPr>
-        <w:t>，</w:t>
-      </w:r>
-      <w:hyperlink r:id="rId130">
-        <w:r>
-          <w:rPr>
-            <w:lang w:val="zh_TW" w:bidi="zh_TW"/>
-          </w:rPr>
-          <w:rPr>
-            <w:color w:val="0000EE"/>
-            <w:u w:val="single"/>
-          </w:rPr>
-          <w:t>27:1–29</w:t>
-        </w:r>
-      </w:hyperlink>
-      <w:r>
-        <w:rPr>
-          <w:lang w:val="zh_TW" w:bidi="zh_TW"/>
-        </w:rPr>
-        <w:t>，</w:t>
-      </w:r>
-      <w:hyperlink r:id="rId131">
-        <w:r>
-          <w:rPr>
-            <w:lang w:val="zh_TW" w:bidi="zh_TW"/>
-          </w:rPr>
-          <w:rPr>
-            <w:color w:val="0000EE"/>
-            <w:u w:val="single"/>
-          </w:rPr>
-          <w:t>48:18</w:t>
-        </w:r>
-      </w:hyperlink>
-      <w:r>
-        <w:rPr>
-          <w:lang w:val="zh_TW" w:bidi="zh_TW"/>
-        </w:rPr>
-        <w:t>）。</w:t>
-      </w:r>
-    </w:p>
-    <w:p>
-      <w:pPr/>
-      <w:r>
-        <w:rPr>
-          <w:lang w:val="zh_TW" w:bidi="zh_TW"/>
-        </w:rPr>
-      </w:r>
-      <w:r>
-        <w:rPr>
-          <w:i/>
-          <w:lang w:val="zh_TW" w:bidi="zh_TW"/>
-        </w:rPr>
-        <w:t>另見</w:t>
-      </w:r>
-      <w:r>
-        <w:rPr>
-          <w:lang w:val="zh_TW" w:bidi="zh_TW"/>
-        </w:rPr>
-        <w:t>長子的名分</w:t>
-      </w:r>
-      <w:r>
-        <w:rPr>
-          <w:lang w:val="zh_TW" w:bidi="zh_TW"/>
-        </w:rPr>
-        <w:t>；</w:t>
-      </w:r>
-      <w:r>
-        <w:rPr>
-          <w:lang w:val="zh_TW" w:bidi="zh_TW"/>
-        </w:rPr>
-        <w:t>長子</w:t>
+        <w:t>飲食的律法（摩西之後）</w:t>
       </w:r>
       <w:r>
         <w:rPr>

--- a/zht/docx/196.content.docx
+++ b/zht/docx/196.content.docx
@@ -149,7 +149,7 @@
         <w:rPr>
           <w:lang w:val="zh_TW" w:bidi="zh_TW"/>
         </w:rPr>
-        <w:t>xun</w:t>
+        <w:t>xu</w:t>
       </w:r>
       <w:r>
         <w:rPr>
@@ -212,7 +212,7 @@
         <w:rPr>
           <w:lang w:val="zh_TW" w:bidi="zh_TW"/>
         </w:rPr>
-        <w:t>尋的曠野</w:t>
+        <w:t>許克所斯人</w:t>
       </w:r>
       <w:r>
         <w:rPr>
@@ -231,7 +231,18 @@
         <w:rPr>
           <w:lang w:val="zh_TW" w:bidi="zh_TW"/>
         </w:rPr>
-        <w:t>尋的曠野位於西奈半島的北部地區，與位於半島南部汛的曠野不同。</w:t>
+        <w:t>埃及歷史學家馬內托（Manetho，約生活於公元前280年）所使用的術語。「許克所斯人」是指埃及第十五和第十六王朝的外族統治者（約公元前1730年至1570年）。他們曾被稱為「牧羊王」，但學者現在認為，這個名稱是誤譯一段埃及文而產生的。</w:t>
+      </w:r>
+    </w:p>
+    <w:p>
+      <w:pPr>
+        <w:pStyle w:val="Heading3"/>
+      </w:pPr>
+      <w:r>
+        <w:rPr>
+          <w:lang w:val="zh_TW" w:bidi="zh_TW"/>
+        </w:rPr>
+        <w:t>許克所斯人是誰？</w:t>
       </w:r>
     </w:p>
     <w:p>
@@ -245,7 +256,89 @@
         <w:rPr>
           <w:lang w:val="zh_TW" w:bidi="zh_TW"/>
         </w:rPr>
-        <w:t>尋的曠野是西奈半島四或五個「曠野」地區之一。其它的曠野地區包括：</w:t>
+        <w:t>許克所斯人屬於閃族（與古代希伯來人有親緣關係的民族），很可能是從敘利亞和巴勒斯坦進入埃及。他們確切的起源並不清楚。公元前18世紀期間，他們逐漸遷入埃及，其中一些人甚至可能與埃及人通婚。當時埃及因內部權力鬥爭而國勢衰弱，使這次遷移更加容易。一些許克所斯人在取得埃及統治權之前，可能已在埃及宮廷任職。他們取得政權，很可能是一場迅速的政治奪權，而不是大規模的軍事征服。</w:t>
+      </w:r>
+    </w:p>
+    <w:p>
+      <w:pPr>
+        <w:pStyle w:val="Heading3"/>
+      </w:pPr>
+      <w:r>
+        <w:rPr>
+          <w:lang w:val="zh_TW" w:bidi="zh_TW"/>
+        </w:rPr>
+        <w:t>許克所斯人如何統治埃及？</w:t>
+      </w:r>
+    </w:p>
+    <w:p>
+      <w:pPr/>
+      <w:r>
+        <w:rPr>
+          <w:lang w:val="zh_TW" w:bidi="zh_TW"/>
+        </w:rPr>
+      </w:r>
+      <w:r>
+        <w:rPr>
+          <w:lang w:val="zh_TW" w:bidi="zh_TW"/>
+        </w:rPr>
+        <w:t>許克所斯人可能是將都城設在埃及東北部三角洲地區的坎提爾（Qantir）。這個地點使他們能夠與巴勒斯坦和敘利亞保持聯繫。坎提爾靠近歌珊地，以色列人在埃及期間就住在那裡。</w:t>
+      </w:r>
+    </w:p>
+    <w:p>
+      <w:pPr/>
+      <w:r>
+        <w:rPr>
+          <w:lang w:val="zh_TW" w:bidi="zh_TW"/>
+        </w:rPr>
+      </w:r>
+      <w:r>
+        <w:rPr>
+          <w:lang w:val="zh_TW" w:bidi="zh_TW"/>
+        </w:rPr>
+        <w:t>許克所斯人把戰車引進埃及。後來，埃及人利用這種新的軍事工具，把許克所斯人逐出埃及。在接下來的幾個世紀裡，使用馬匹和戰車的作戰逐漸普及。許克所斯人的出現，也迫使埃及人開始關注更廣大的中東世界。在此之前，埃及人普遍認為其它民族都是未開化的，並視自己為世界文化的中心。約公元前1570年，阿摩斯（Ahmose）把許克所斯人逐出埃及後，埃及開始了一段對外征服的時期。這是埃及帝國的開端，從公元前十六世紀延續到公元前十二世紀。至今仍未發現任何屬於許克所斯人時期的紀念碑；即使紀念碑曾經存在，也很可能在埃及恢復統治後遭到毀壞。</w:t>
+      </w:r>
+    </w:p>
+    <w:p>
+      <w:pPr>
+        <w:pStyle w:val="Heading3"/>
+      </w:pPr>
+      <w:r>
+        <w:rPr>
+          <w:lang w:val="zh_TW" w:bidi="zh_TW"/>
+        </w:rPr>
+        <w:t>許克所斯人與聖經有甚麼關聯？</w:t>
+      </w:r>
+    </w:p>
+    <w:p>
+      <w:pPr/>
+      <w:r>
+        <w:rPr>
+          <w:lang w:val="zh_TW" w:bidi="zh_TW"/>
+        </w:rPr>
+      </w:r>
+      <w:r>
+        <w:rPr>
+          <w:lang w:val="zh_TW" w:bidi="zh_TW"/>
+        </w:rPr>
+        <w:t>許克所斯人與以色列歷史的關聯仍有爭議。關鍵在於如何理解</w:t>
+      </w:r>
+      <w:hyperlink r:id="rId13">
+        <w:r>
+          <w:rPr>
+            <w:lang w:val="zh_TW" w:bidi="zh_TW"/>
+          </w:rPr>
+          <w:rPr>
+            <w:color w:val="0000EE"/>
+            <w:u w:val="single"/>
+          </w:rPr>
+          <w:t>出埃及記一章8節</w:t>
+        </w:r>
+      </w:hyperlink>
+      <w:r>
+        <w:rPr>
+          <w:lang w:val="zh_TW" w:bidi="zh_TW"/>
+        </w:rPr>
+        <w:t>：「有不認識約瑟的新王起來，治理埃及。」主要有兩種看法：</w:t>
       </w:r>
     </w:p>
     <w:p>
@@ -263,25 +356,7 @@
         <w:rPr>
           <w:lang w:val="zh_TW" w:bidi="zh_TW"/>
         </w:rPr>
-        <w:t>巴蘭的曠野（</w:t>
-      </w:r>
-      <w:hyperlink r:id="rId13">
-        <w:r>
-          <w:rPr>
-            <w:lang w:val="zh_TW" w:bidi="zh_TW"/>
-          </w:rPr>
-          <w:rPr>
-            <w:color w:val="0000EE"/>
-            <w:u w:val="single"/>
-          </w:rPr>
-          <w:t>創21:21</w:t>
-        </w:r>
-      </w:hyperlink>
-      <w:r>
-        <w:rPr>
-          <w:lang w:val="zh_TW" w:bidi="zh_TW"/>
-        </w:rPr>
-        <w:t>）</w:t>
+        <w:t>約瑟生活在許克所斯人統治埃及之前。</w:t>
       </w:r>
     </w:p>
     <w:p>
@@ -299,7 +374,32 @@
         <w:rPr>
           <w:lang w:val="zh_TW" w:bidi="zh_TW"/>
         </w:rPr>
-        <w:t>書珥的曠野（</w:t>
+        <w:t>約瑟生活在許克所斯人統治埃及期間。</w:t>
+      </w:r>
+    </w:p>
+    <w:p>
+      <w:pPr>
+        <w:pStyle w:val="Heading4"/>
+      </w:pPr>
+      <w:r>
+        <w:rPr>
+          <w:lang w:val="zh_TW" w:bidi="zh_TW"/>
+        </w:rPr>
+        <w:t>約瑟生活在許克所斯人統治埃及之前嗎？</w:t>
+      </w:r>
+    </w:p>
+    <w:p>
+      <w:pPr/>
+      <w:r>
+        <w:rPr>
+          <w:lang w:val="zh_TW" w:bidi="zh_TW"/>
+        </w:rPr>
+      </w:r>
+      <w:r>
+        <w:rPr>
+          <w:lang w:val="zh_TW" w:bidi="zh_TW"/>
+        </w:rPr>
+        <w:t>如果約瑟在公元前1800年之前去世，而許克所斯人大約是在公元前1730年統治埃及，那麼不認識約瑟的「新王」就是一位許克所斯人的統治者。或者，即使這新王知道約瑟，也沒有理由善待約瑟的後代。按照這種看法，</w:t>
       </w:r>
       <w:hyperlink r:id="rId14">
         <w:r>
@@ -310,32 +410,14 @@
             <w:color w:val="0000EE"/>
             <w:u w:val="single"/>
           </w:rPr>
-          <w:t>出15:22</w:t>
-        </w:r>
-      </w:hyperlink>
-      <w:r>
-        <w:rPr>
-          <w:lang w:val="zh_TW" w:bidi="zh_TW"/>
-        </w:rPr>
-        <w:t>）</w:t>
-      </w:r>
-    </w:p>
-    <w:p>
-      <w:pPr>
-        <w:pStyle w:val="ListBullet"/>
-        <w:spacing w:line="240" w:lineRule="auto"/>
-        <w:ind w:left="720"/>
-      </w:pPr>
-      <w:r>
-        <w:rPr>
-          <w:lang w:val="zh_TW" w:bidi="zh_TW"/>
-        </w:rPr>
-      </w:r>
-      <w:r>
-        <w:rPr>
-          <w:lang w:val="zh_TW" w:bidi="zh_TW"/>
-        </w:rPr>
-        <w:t>西奈的曠野（</w:t>
+          <w:t>出埃及記一章9至14節</w:t>
+        </w:r>
+      </w:hyperlink>
+      <w:r>
+        <w:rPr>
+          <w:lang w:val="zh_TW" w:bidi="zh_TW"/>
+        </w:rPr>
+        <w:t>中所描述的嚴酷奴役，是由許克所斯人開始的。許克所斯人的人口可能比希伯來人少，因此擔心希伯來人起來反叛（</w:t>
       </w:r>
       <w:hyperlink r:id="rId15">
         <w:r>
@@ -346,32 +428,14 @@
             <w:color w:val="0000EE"/>
             <w:u w:val="single"/>
           </w:rPr>
-          <w:t>民9:1</w:t>
-        </w:r>
-      </w:hyperlink>
-      <w:r>
-        <w:rPr>
-          <w:lang w:val="zh_TW" w:bidi="zh_TW"/>
-        </w:rPr>
-        <w:t>）</w:t>
-      </w:r>
-    </w:p>
-    <w:p>
-      <w:pPr>
-        <w:pStyle w:val="ListBullet"/>
-        <w:spacing w:line="240" w:lineRule="auto"/>
-        <w:ind w:left="720"/>
-      </w:pPr>
-      <w:r>
-        <w:rPr>
-          <w:lang w:val="zh_TW" w:bidi="zh_TW"/>
-        </w:rPr>
-      </w:r>
-      <w:r>
-        <w:rPr>
-          <w:lang w:val="zh_TW" w:bidi="zh_TW"/>
-        </w:rPr>
-        <w:t>汛的曠野（</w:t>
+          <w:t>9</w:t>
+        </w:r>
+      </w:hyperlink>
+      <w:r>
+        <w:rPr>
+          <w:lang w:val="zh_TW" w:bidi="zh_TW"/>
+        </w:rPr>
+        <w:t>節）。或者，許克所斯人擔心希伯來人會與埃及人聯合推翻他們（</w:t>
       </w:r>
       <w:hyperlink r:id="rId16">
         <w:r>
@@ -382,14 +446,79 @@
             <w:color w:val="0000EE"/>
             <w:u w:val="single"/>
           </w:rPr>
-          <w:t>民33:11</w:t>
-        </w:r>
-      </w:hyperlink>
-      <w:r>
-        <w:rPr>
-          <w:lang w:val="zh_TW" w:bidi="zh_TW"/>
-        </w:rPr>
-        <w:t>）</w:t>
+          <w:t>10</w:t>
+        </w:r>
+      </w:hyperlink>
+      <w:r>
+        <w:rPr>
+          <w:lang w:val="zh_TW" w:bidi="zh_TW"/>
+        </w:rPr>
+        <w:t>節）。按照這種看法，下令希伯來收生婆殺死希伯來男嬰的法老（</w:t>
+      </w:r>
+      <w:hyperlink r:id="rId17">
+        <w:r>
+          <w:rPr>
+            <w:lang w:val="zh_TW" w:bidi="zh_TW"/>
+          </w:rPr>
+          <w:rPr>
+            <w:color w:val="0000EE"/>
+            <w:u w:val="single"/>
+          </w:rPr>
+          <w:t>15</w:t>
+        </w:r>
+      </w:hyperlink>
+      <w:r>
+        <w:rPr>
+          <w:lang w:val="zh_TW" w:bidi="zh_TW"/>
+        </w:rPr>
+        <w:t>節），是在許克所斯人被逐出埃及後統治埃及。這表示第</w:t>
+      </w:r>
+      <w:hyperlink r:id="rId18">
+        <w:r>
+          <w:rPr>
+            <w:lang w:val="zh_TW" w:bidi="zh_TW"/>
+          </w:rPr>
+          <w:rPr>
+            <w:color w:val="0000EE"/>
+            <w:u w:val="single"/>
+          </w:rPr>
+          <w:t>14</w:t>
+        </w:r>
+      </w:hyperlink>
+      <w:r>
+        <w:rPr>
+          <w:lang w:val="zh_TW" w:bidi="zh_TW"/>
+        </w:rPr>
+        <w:t>節和第</w:t>
+      </w:r>
+      <w:hyperlink r:id="rId17">
+        <w:r>
+          <w:rPr>
+            <w:lang w:val="zh_TW" w:bidi="zh_TW"/>
+          </w:rPr>
+          <w:rPr>
+            <w:color w:val="0000EE"/>
+            <w:u w:val="single"/>
+          </w:rPr>
+          <w:t>15</w:t>
+        </w:r>
+      </w:hyperlink>
+      <w:r>
+        <w:rPr>
+          <w:lang w:val="zh_TW" w:bidi="zh_TW"/>
+        </w:rPr>
+        <w:t>節之間至少相隔150年。</w:t>
+      </w:r>
+    </w:p>
+    <w:p>
+      <w:pPr>
+        <w:pStyle w:val="Heading4"/>
+      </w:pPr>
+      <w:r>
+        <w:rPr>
+          <w:lang w:val="zh_TW" w:bidi="zh_TW"/>
+        </w:rPr>
+        <w:t>約瑟生活在許克所斯人統治埃及期間嗎？</w:t>
       </w:r>
     </w:p>
     <w:p>
@@ -403,7 +532,18 @@
         <w:rPr>
           <w:lang w:val="zh_TW" w:bidi="zh_TW"/>
         </w:rPr>
-        <w:t>這些曠野地區的確切邊界尚未明確界定，這些地區之間很可能相互重疊。</w:t>
+        <w:t>另一種觀點則認為，約瑟是在許克所斯人統治埃及期間來到埃及，而不是在此之前。這個觀點認為像許克所斯人這樣的閃族統治者，會歡迎另一位閃族人在埃及擔任官職，也不會反對雅各一家定居埃及。此外，雅各一家住在歌珊地，也與許克所斯人控制該地區的情況相符。這種看法也可能解釋了為什麼埃及的文獻中沒有提到約瑟。後來的埃及人可能為了維護民族自尊，而把約瑟的名字從記錄中刪除。如果這種推論正確，「不認識約瑟的新王」是在許克所斯人被逐出埃及後掌權。埃及人打敗許克所斯人後，也奴役了同屬閃族的希伯來人。</w:t>
+      </w:r>
+    </w:p>
+    <w:p>
+      <w:pPr>
+        <w:pStyle w:val="Heading4"/>
+      </w:pPr>
+      <w:r>
+        <w:rPr>
+          <w:lang w:val="zh_TW" w:bidi="zh_TW"/>
+        </w:rPr>
+        <w:t>許克所斯人與希伯來人是否敬拜同一位神？</w:t>
       </w:r>
     </w:p>
     <w:p>
@@ -417,79 +557,17 @@
         <w:rPr>
           <w:lang w:val="zh_TW" w:bidi="zh_TW"/>
         </w:rPr>
-        <w:t>尋的曠野與尋有關聯（</w:t>
-      </w:r>
-      <w:hyperlink r:id="rId17">
-        <w:r>
-          <w:rPr>
-            <w:lang w:val="zh_TW" w:bidi="zh_TW"/>
-          </w:rPr>
-          <w:rPr>
-            <w:color w:val="0000EE"/>
-            <w:u w:val="single"/>
-          </w:rPr>
-          <w:t>民34:4</w:t>
-        </w:r>
-      </w:hyperlink>
-      <w:r>
-        <w:rPr>
-          <w:lang w:val="zh_TW" w:bidi="zh_TW"/>
-        </w:rPr>
-        <w:t>）。這片曠野位於：</w:t>
-      </w:r>
-    </w:p>
-    <w:p>
-      <w:pPr>
-        <w:pStyle w:val="ListBullet"/>
-        <w:spacing w:line="240" w:lineRule="auto"/>
-        <w:ind w:left="720"/>
-      </w:pPr>
-      <w:r>
-        <w:rPr>
-          <w:lang w:val="zh_TW" w:bidi="zh_TW"/>
-        </w:rPr>
-      </w:r>
-      <w:r>
-        <w:rPr>
-          <w:lang w:val="zh_TW" w:bidi="zh_TW"/>
-        </w:rPr>
-        <w:t>以東的西邊</w:t>
-      </w:r>
-    </w:p>
-    <w:p>
-      <w:pPr>
-        <w:pStyle w:val="ListBullet"/>
-        <w:spacing w:line="240" w:lineRule="auto"/>
-        <w:ind w:left="720"/>
-      </w:pPr>
-      <w:r>
-        <w:rPr>
-          <w:lang w:val="zh_TW" w:bidi="zh_TW"/>
-        </w:rPr>
-      </w:r>
-      <w:r>
-        <w:rPr>
-          <w:lang w:val="zh_TW" w:bidi="zh_TW"/>
-        </w:rPr>
-        <w:t>死海的西南方</w:t>
-      </w:r>
-    </w:p>
-    <w:p>
-      <w:pPr>
-        <w:pStyle w:val="ListBullet"/>
-        <w:spacing w:line="240" w:lineRule="auto"/>
-        <w:ind w:left="720"/>
-      </w:pPr>
-      <w:r>
-        <w:rPr>
-          <w:lang w:val="zh_TW" w:bidi="zh_TW"/>
-        </w:rPr>
-      </w:r>
-      <w:r>
-        <w:rPr>
-          <w:lang w:val="zh_TW" w:bidi="zh_TW"/>
-        </w:rPr>
-        <w:t>猶大南部</w:t>
+        <w:t>無論上述哪一種看法，都可以確定許克所斯人和希伯來人的信仰並不相同。許克所斯人在自己的家鄉敬拜迦南諸神，尤其是巴力。當他們統治埃及時，又把這種信仰與埃及太陽神的崇拜結合起來。</w:t>
+      </w:r>
+      <w:r>
+        <w:rPr>
+          <w:lang w:val="zh_TW" w:bidi="zh_TW"/>
+        </w:rPr>
+      </w:r>
+      <w:r>
+        <w:rPr>
+          <w:lang w:val="zh_TW" w:bidi="zh_TW"/>
+        </w:rPr>
       </w:r>
     </w:p>
     <w:p>
@@ -499,11 +577,21 @@
           <w:lang w:val="zh_TW" w:bidi="zh_TW"/>
         </w:rPr>
       </w:r>
-      <w:r>
-        <w:rPr>
-          <w:lang w:val="zh_TW" w:bidi="zh_TW"/>
-        </w:rPr>
-        <w:t>在這片乾燥的地區內有四個大型泉水或綠洲，包括加低斯‧巴尼亞。以色列人在西奈曠野的三十八年間，大部分時間都在這個曠野地區度過。</w:t>
+    </w:p>
+    <w:p>
+      <w:pPr>
+        <w:pStyle w:val="Heading2"/>
+      </w:pPr>
+      <w:r>
+        <w:rPr>
+          <w:lang w:val="zh_TW" w:bidi="zh_TW"/>
+        </w:rPr>
+        <w:t>許願、願</w:t>
+      </w:r>
+      <w:r>
+        <w:rPr>
+          <w:lang w:val="zh_TW" w:bidi="zh_TW"/>
+        </w:rPr>
       </w:r>
     </w:p>
     <w:p>
@@ -517,36 +605,537 @@
         <w:rPr>
           <w:lang w:val="zh_TW" w:bidi="zh_TW"/>
         </w:rPr>
-        <w:t>聖經中發生在尋的曠野的幾個重要事件：</w:t>
-      </w:r>
-    </w:p>
-    <w:p>
-      <w:pPr>
-        <w:pStyle w:val="ListBullet"/>
-        <w:spacing w:line="240" w:lineRule="auto"/>
-        <w:ind w:left="720"/>
-      </w:pPr>
-      <w:r>
-        <w:rPr>
-          <w:lang w:val="zh_TW" w:bidi="zh_TW"/>
-        </w:rPr>
-      </w:r>
-      <w:r>
-        <w:rPr>
-          <w:lang w:val="zh_TW" w:bidi="zh_TW"/>
-        </w:rPr>
-        <w:t>從尋的曠野，探子被派去窺探迦南地（</w:t>
-      </w:r>
-      <w:hyperlink r:id="rId18">
-        <w:r>
-          <w:rPr>
-            <w:lang w:val="zh_TW" w:bidi="zh_TW"/>
-          </w:rPr>
-          <w:rPr>
-            <w:color w:val="0000EE"/>
-            <w:u w:val="single"/>
-          </w:rPr>
-          <w:t>民13:1–26</w:t>
+        <w:t>向神所作嚴肅的承諾或宣誓。</w:t>
+      </w:r>
+    </w:p>
+    <w:p>
+      <w:pPr>
+        <w:pStyle w:val="Heading3"/>
+      </w:pPr>
+      <w:r>
+        <w:rPr>
+          <w:lang w:val="zh_TW" w:bidi="zh_TW"/>
+        </w:rPr>
+        <w:t>宗教實踐中的許願</w:t>
+      </w:r>
+    </w:p>
+    <w:p>
+      <w:pPr/>
+      <w:r>
+        <w:rPr>
+          <w:lang w:val="zh_TW" w:bidi="zh_TW"/>
+        </w:rPr>
+      </w:r>
+      <w:r>
+        <w:rPr>
+          <w:lang w:val="zh_TW" w:bidi="zh_TW"/>
+        </w:rPr>
+        <w:t>向神許願是在聖經中經常提到的宗教做法。大多數關於許願的經文都出現在舊約聖經，尤其是在詩篇中。新約聖經中也提到了一些許願。</w:t>
+      </w:r>
+    </w:p>
+    <w:p>
+      <w:pPr/>
+      <w:r>
+        <w:rPr>
+          <w:lang w:val="zh_TW" w:bidi="zh_TW"/>
+        </w:rPr>
+      </w:r>
+      <w:r>
+        <w:rPr>
+          <w:lang w:val="zh_TW" w:bidi="zh_TW"/>
+        </w:rPr>
+        <w:t>十一奉獻、祭祀和供物、守安息日和割禮都是摩西律法所命令的。許願（或譯：立誓）則不是。比如，</w:t>
+      </w:r>
+      <w:hyperlink r:id="rId19">
+        <w:r>
+          <w:rPr>
+            <w:lang w:val="zh_TW" w:bidi="zh_TW"/>
+          </w:rPr>
+          <w:rPr>
+            <w:color w:val="0000EE"/>
+            <w:u w:val="single"/>
+          </w:rPr>
+          <w:t>詩篇五十篇14節</w:t>
+        </w:r>
+      </w:hyperlink>
+      <w:r>
+        <w:rPr>
+          <w:lang w:val="zh_TW" w:bidi="zh_TW"/>
+        </w:rPr>
+        <w:t>說：「</w:t>
+      </w:r>
+      <w:r>
+        <w:rPr>
+          <w:lang w:val="zh_TW" w:bidi="zh_TW"/>
+        </w:rPr>
+        <w:t>你們要以感謝為祭獻與神， 又要向至高者還你的願。</w:t>
+      </w:r>
+      <w:r>
+        <w:rPr>
+          <w:lang w:val="zh_TW" w:bidi="zh_TW"/>
+        </w:rPr>
+        <w:t>」命令是要遵守或履行已經做出的承諾。神沒有沒有命令要做出承諾，只是在做出承諾時必須履行。這種做法是可以接受的，也有規條提到，但不是要求一定要做的。</w:t>
+      </w:r>
+    </w:p>
+    <w:p>
+      <w:pPr>
+        <w:pStyle w:val="Heading3"/>
+      </w:pPr>
+      <w:r>
+        <w:rPr>
+          <w:lang w:val="zh_TW" w:bidi="zh_TW"/>
+        </w:rPr>
+        <w:t>聖經中的許願類型</w:t>
+      </w:r>
+    </w:p>
+    <w:p>
+      <w:pPr/>
+      <w:r>
+        <w:rPr>
+          <w:lang w:val="zh_TW" w:bidi="zh_TW"/>
+        </w:rPr>
+      </w:r>
+      <w:r>
+        <w:rPr>
+          <w:lang w:val="zh_TW" w:bidi="zh_TW"/>
+        </w:rPr>
+        <w:t>許願是為了得到耶和華的喜悅，表達對祂某種拯救或恩惠的感恩，或表明對祂的絕對委身。個人的委身和分別自己歸於耶和華是拿細耳人許願的主要特徵。參孫、撒母耳和施洗約翰是用這種方式許願的最常見例子。</w:t>
+      </w:r>
+      <w:hyperlink r:id="rId20">
+        <w:r>
+          <w:rPr>
+            <w:lang w:val="zh_TW" w:bidi="zh_TW"/>
+          </w:rPr>
+          <w:rPr>
+            <w:color w:val="0000EE"/>
+            <w:u w:val="single"/>
+          </w:rPr>
+          <w:t>民數記六章1至8節</w:t>
+        </w:r>
+      </w:hyperlink>
+      <w:r>
+        <w:rPr>
+          <w:lang w:val="zh_TW" w:bidi="zh_TW"/>
+        </w:rPr>
+        <w:t>總結了這種許願的條件。</w:t>
+      </w:r>
+      <w:hyperlink r:id="rId21">
+        <w:r>
+          <w:rPr>
+            <w:lang w:val="zh_TW" w:bidi="zh_TW"/>
+          </w:rPr>
+          <w:rPr>
+            <w:color w:val="0000EE"/>
+            <w:u w:val="single"/>
+          </w:rPr>
+          <w:t>13至21</w:t>
+        </w:r>
+      </w:hyperlink>
+      <w:r>
+        <w:rPr>
+          <w:lang w:val="zh_TW" w:bidi="zh_TW"/>
+        </w:rPr>
+        <w:t>節說明如何離俗。婦女也可以這樣許願（</w:t>
+      </w:r>
+      <w:hyperlink r:id="rId22">
+        <w:r>
+          <w:rPr>
+            <w:lang w:val="zh_TW" w:bidi="zh_TW"/>
+          </w:rPr>
+          <w:rPr>
+            <w:color w:val="0000EE"/>
+            <w:u w:val="single"/>
+          </w:rPr>
+          <w:t>2</w:t>
+        </w:r>
+      </w:hyperlink>
+      <w:r>
+        <w:rPr>
+          <w:lang w:val="zh_TW" w:bidi="zh_TW"/>
+        </w:rPr>
+        <w:t>節），而且可能只是在指定時間內許願。利甲族許願過簡樸、不蓋房屋居住的生活。他們是對以色列的神忠心的有力見證（</w:t>
+      </w:r>
+      <w:hyperlink r:id="rId23">
+        <w:r>
+          <w:rPr>
+            <w:lang w:val="zh_TW" w:bidi="zh_TW"/>
+          </w:rPr>
+          <w:rPr>
+            <w:color w:val="0000EE"/>
+            <w:u w:val="single"/>
+          </w:rPr>
+          <w:t>耶利米書35</w:t>
+        </w:r>
+      </w:hyperlink>
+      <w:r>
+        <w:rPr>
+          <w:lang w:val="zh_TW" w:bidi="zh_TW"/>
+        </w:rPr>
+        <w:t>）。</w:t>
+      </w:r>
+    </w:p>
+    <w:p>
+      <w:pPr/>
+      <w:r>
+        <w:rPr>
+          <w:lang w:val="zh_TW" w:bidi="zh_TW"/>
+        </w:rPr>
+      </w:r>
+      <w:r>
+        <w:rPr>
+          <w:lang w:val="zh_TW" w:bidi="zh_TW"/>
+        </w:rPr>
+        <w:t>有些許願被視為是在某種意義上與神的討價還價。在伯特利，雅各許願說，假如神保護他並供應他的需要，他就敬拜神並奉獻十分之一（</w:t>
+      </w:r>
+      <w:hyperlink r:id="rId24">
+        <w:r>
+          <w:rPr>
+            <w:lang w:val="zh_TW" w:bidi="zh_TW"/>
+          </w:rPr>
+          <w:rPr>
+            <w:color w:val="0000EE"/>
+            <w:u w:val="single"/>
+          </w:rPr>
+          <w:t>創世記28:20</w:t>
+        </w:r>
+      </w:hyperlink>
+      <w:hyperlink r:id="rId21">
+        <w:r>
+          <w:rPr>
+            <w:lang w:val="zh_TW" w:bidi="zh_TW"/>
+          </w:rPr>
+          <w:rPr>
+            <w:color w:val="0000EE"/>
+            <w:u w:val="single"/>
+          </w:rPr>
+          <w:t>–</w:t>
+        </w:r>
+      </w:hyperlink>
+      <w:hyperlink r:id="rId24">
+        <w:r>
+          <w:rPr>
+            <w:lang w:val="zh_TW" w:bidi="zh_TW"/>
+          </w:rPr>
+          <w:rPr>
+            <w:color w:val="0000EE"/>
+            <w:u w:val="single"/>
+          </w:rPr>
+          <w:t>22</w:t>
+        </w:r>
+      </w:hyperlink>
+      <w:r>
+        <w:rPr>
+          <w:lang w:val="zh_TW" w:bidi="zh_TW"/>
+        </w:rPr>
+        <w:t>）。哈拿許願說，假如神賜給她一個兒子，她將把他歸給神（</w:t>
+      </w:r>
+      <w:hyperlink r:id="rId25">
+        <w:r>
+          <w:rPr>
+            <w:lang w:val="zh_TW" w:bidi="zh_TW"/>
+          </w:rPr>
+          <w:rPr>
+            <w:color w:val="0000EE"/>
+            <w:u w:val="single"/>
+          </w:rPr>
+          <w:t>撒母耳記上1:11、27</w:t>
+        </w:r>
+      </w:hyperlink>
+      <w:hyperlink r:id="rId21">
+        <w:r>
+          <w:rPr>
+            <w:lang w:val="zh_TW" w:bidi="zh_TW"/>
+          </w:rPr>
+          <w:rPr>
+            <w:color w:val="0000EE"/>
+            <w:u w:val="single"/>
+          </w:rPr>
+          <w:t>–</w:t>
+        </w:r>
+      </w:hyperlink>
+      <w:hyperlink r:id="rId25">
+        <w:r>
+          <w:rPr>
+            <w:lang w:val="zh_TW" w:bidi="zh_TW"/>
+          </w:rPr>
+          <w:rPr>
+            <w:color w:val="0000EE"/>
+            <w:u w:val="single"/>
+          </w:rPr>
+          <w:t>28</w:t>
+        </w:r>
+      </w:hyperlink>
+      <w:r>
+        <w:rPr>
+          <w:lang w:val="zh_TW" w:bidi="zh_TW"/>
+        </w:rPr>
+        <w:t>）。在詩篇中，還願通常與因為從危險或痛苦中得救而感恩有關（比如，</w:t>
+      </w:r>
+      <w:hyperlink r:id="rId26">
+        <w:r>
+          <w:rPr>
+            <w:lang w:val="zh_TW" w:bidi="zh_TW"/>
+          </w:rPr>
+          <w:rPr>
+            <w:color w:val="0000EE"/>
+            <w:u w:val="single"/>
+          </w:rPr>
+          <w:t>詩篇22:24</w:t>
+        </w:r>
+      </w:hyperlink>
+      <w:hyperlink r:id="rId21">
+        <w:r>
+          <w:rPr>
+            <w:lang w:val="zh_TW" w:bidi="zh_TW"/>
+          </w:rPr>
+          <w:rPr>
+            <w:color w:val="0000EE"/>
+            <w:u w:val="single"/>
+          </w:rPr>
+          <w:t>–</w:t>
+        </w:r>
+      </w:hyperlink>
+      <w:hyperlink r:id="rId26">
+        <w:r>
+          <w:rPr>
+            <w:lang w:val="zh_TW" w:bidi="zh_TW"/>
+          </w:rPr>
+          <w:rPr>
+            <w:color w:val="0000EE"/>
+            <w:u w:val="single"/>
+          </w:rPr>
+          <w:t>25</w:t>
+        </w:r>
+      </w:hyperlink>
+      <w:r>
+        <w:rPr>
+          <w:lang w:val="zh_TW" w:bidi="zh_TW"/>
+        </w:rPr>
+        <w:t>；</w:t>
+      </w:r>
+      <w:hyperlink r:id="rId27">
+        <w:r>
+          <w:rPr>
+            <w:lang w:val="zh_TW" w:bidi="zh_TW"/>
+          </w:rPr>
+          <w:rPr>
+            <w:color w:val="0000EE"/>
+            <w:u w:val="single"/>
+          </w:rPr>
+          <w:t>56:12</w:t>
+        </w:r>
+      </w:hyperlink>
+      <w:hyperlink r:id="rId21">
+        <w:r>
+          <w:rPr>
+            <w:lang w:val="zh_TW" w:bidi="zh_TW"/>
+          </w:rPr>
+          <w:rPr>
+            <w:color w:val="0000EE"/>
+            <w:u w:val="single"/>
+          </w:rPr>
+          <w:t>–</w:t>
+        </w:r>
+      </w:hyperlink>
+      <w:hyperlink r:id="rId27">
+        <w:r>
+          <w:rPr>
+            <w:lang w:val="zh_TW" w:bidi="zh_TW"/>
+          </w:rPr>
+          <w:rPr>
+            <w:color w:val="0000EE"/>
+            <w:u w:val="single"/>
+          </w:rPr>
+          <w:t>13</w:t>
+        </w:r>
+      </w:hyperlink>
+      <w:r>
+        <w:rPr>
+          <w:lang w:val="zh_TW" w:bidi="zh_TW"/>
+        </w:rPr>
+        <w:t>）。</w:t>
+      </w:r>
+    </w:p>
+    <w:p>
+      <w:pPr/>
+      <w:r>
+        <w:rPr>
+          <w:lang w:val="zh_TW" w:bidi="zh_TW"/>
+        </w:rPr>
+      </w:r>
+      <w:r>
+        <w:rPr>
+          <w:lang w:val="zh_TW" w:bidi="zh_TW"/>
+        </w:rPr>
+        <w:t>一旦許了願，就必須嚴肅遵行。</w:t>
+      </w:r>
+      <w:r>
+        <w:rPr>
+          <w:lang w:val="zh_TW" w:bidi="zh_TW"/>
+        </w:rPr>
+        <w:t>若不許願，倒無罪</w:t>
+      </w:r>
+      <w:r>
+        <w:rPr>
+          <w:lang w:val="zh_TW" w:bidi="zh_TW"/>
+        </w:rPr>
+        <w:t>（</w:t>
+      </w:r>
+      <w:hyperlink r:id="rId28">
+        <w:r>
+          <w:rPr>
+            <w:lang w:val="zh_TW" w:bidi="zh_TW"/>
+          </w:rPr>
+          <w:rPr>
+            <w:color w:val="0000EE"/>
+            <w:u w:val="single"/>
+          </w:rPr>
+          <w:t>申命記23:22</w:t>
+        </w:r>
+      </w:hyperlink>
+      <w:r>
+        <w:rPr>
+          <w:lang w:val="zh_TW" w:bidi="zh_TW"/>
+        </w:rPr>
+        <w:t>）。一旦許了願，就必須遵守償還（</w:t>
+      </w:r>
+      <w:hyperlink r:id="rId29">
+        <w:r>
+          <w:rPr>
+            <w:lang w:val="zh_TW" w:bidi="zh_TW"/>
+          </w:rPr>
+          <w:rPr>
+            <w:color w:val="0000EE"/>
+            <w:u w:val="single"/>
+          </w:rPr>
+          <w:t>申命記23:21</w:t>
+        </w:r>
+      </w:hyperlink>
+      <w:hyperlink r:id="rId21">
+        <w:r>
+          <w:rPr>
+            <w:lang w:val="zh_TW" w:bidi="zh_TW"/>
+          </w:rPr>
+          <w:rPr>
+            <w:color w:val="0000EE"/>
+            <w:u w:val="single"/>
+          </w:rPr>
+          <w:t>–</w:t>
+        </w:r>
+      </w:hyperlink>
+      <w:hyperlink r:id="rId29">
+        <w:r>
+          <w:rPr>
+            <w:lang w:val="zh_TW" w:bidi="zh_TW"/>
+          </w:rPr>
+          <w:rPr>
+            <w:color w:val="0000EE"/>
+            <w:u w:val="single"/>
+          </w:rPr>
+          <w:t>23</w:t>
+        </w:r>
+      </w:hyperlink>
+      <w:r>
+        <w:rPr>
+          <w:lang w:val="zh_TW" w:bidi="zh_TW"/>
+        </w:rPr>
+        <w:t>；另見</w:t>
+      </w:r>
+      <w:hyperlink r:id="rId30">
+        <w:r>
+          <w:rPr>
+            <w:lang w:val="zh_TW" w:bidi="zh_TW"/>
+          </w:rPr>
+          <w:rPr>
+            <w:color w:val="0000EE"/>
+            <w:u w:val="single"/>
+          </w:rPr>
+          <w:t>民數記30:2</w:t>
+        </w:r>
+      </w:hyperlink>
+      <w:r>
+        <w:rPr>
+          <w:lang w:val="zh_TW" w:bidi="zh_TW"/>
+        </w:rPr>
+        <w:t>；</w:t>
+      </w:r>
+      <w:hyperlink r:id="rId31">
+        <w:r>
+          <w:rPr>
+            <w:lang w:val="zh_TW" w:bidi="zh_TW"/>
+          </w:rPr>
+          <w:rPr>
+            <w:color w:val="0000EE"/>
+            <w:u w:val="single"/>
+          </w:rPr>
+          <w:t>傳道書5:4</w:t>
+        </w:r>
+      </w:hyperlink>
+      <w:hyperlink r:id="rId21">
+        <w:r>
+          <w:rPr>
+            <w:lang w:val="zh_TW" w:bidi="zh_TW"/>
+          </w:rPr>
+          <w:rPr>
+            <w:color w:val="0000EE"/>
+            <w:u w:val="single"/>
+          </w:rPr>
+          <w:t>–</w:t>
+        </w:r>
+      </w:hyperlink>
+      <w:hyperlink r:id="rId31">
+        <w:r>
+          <w:rPr>
+            <w:lang w:val="zh_TW" w:bidi="zh_TW"/>
+          </w:rPr>
+          <w:rPr>
+            <w:color w:val="0000EE"/>
+            <w:u w:val="single"/>
+          </w:rPr>
+          <w:t>6</w:t>
+        </w:r>
+      </w:hyperlink>
+      <w:r>
+        <w:rPr>
+          <w:lang w:val="zh_TW" w:bidi="zh_TW"/>
+        </w:rPr>
+        <w:t>）。</w:t>
+      </w:r>
+    </w:p>
+    <w:p>
+      <w:pPr>
+        <w:pStyle w:val="Heading3"/>
+      </w:pPr>
+      <w:r>
+        <w:rPr>
+          <w:lang w:val="zh_TW" w:bidi="zh_TW"/>
+        </w:rPr>
+        <w:t>新約聖經中的許願</w:t>
+      </w:r>
+    </w:p>
+    <w:p>
+      <w:pPr/>
+      <w:r>
+        <w:rPr>
+          <w:lang w:val="zh_TW" w:bidi="zh_TW"/>
+        </w:rPr>
+      </w:r>
+      <w:r>
+        <w:rPr>
+          <w:lang w:val="zh_TW" w:bidi="zh_TW"/>
+        </w:rPr>
+        <w:t>「許願」在新約聖經中只出現兩次。這兩次都與使徒保羅有關（</w:t>
+      </w:r>
+      <w:hyperlink r:id="rId32">
+        <w:r>
+          <w:rPr>
+            <w:lang w:val="zh_TW" w:bidi="zh_TW"/>
+          </w:rPr>
+          <w:rPr>
+            <w:color w:val="0000EE"/>
+            <w:u w:val="single"/>
+          </w:rPr>
+          <w:t>使徒行傳18:18</w:t>
         </w:r>
       </w:hyperlink>
       <w:r>
@@ -555,16 +1144,281 @@
         </w:rPr>
         <w:t>，</w:t>
       </w:r>
-      <w:hyperlink r:id="rId19">
-        <w:r>
-          <w:rPr>
-            <w:lang w:val="zh_TW" w:bidi="zh_TW"/>
-          </w:rPr>
-          <w:rPr>
-            <w:color w:val="0000EE"/>
-            <w:u w:val="single"/>
-          </w:rPr>
-          <w:t>32:8</w:t>
+      <w:hyperlink r:id="rId33">
+        <w:r>
+          <w:rPr>
+            <w:lang w:val="zh_TW" w:bidi="zh_TW"/>
+          </w:rPr>
+          <w:rPr>
+            <w:color w:val="0000EE"/>
+            <w:u w:val="single"/>
+          </w:rPr>
+          <w:t>21:23</w:t>
+        </w:r>
+      </w:hyperlink>
+      <w:hyperlink r:id="rId21">
+        <w:r>
+          <w:rPr>
+            <w:lang w:val="zh_TW" w:bidi="zh_TW"/>
+          </w:rPr>
+          <w:rPr>
+            <w:color w:val="0000EE"/>
+            <w:u w:val="single"/>
+          </w:rPr>
+          <w:t>–</w:t>
+        </w:r>
+      </w:hyperlink>
+      <w:hyperlink r:id="rId33">
+        <w:r>
+          <w:rPr>
+            <w:lang w:val="zh_TW" w:bidi="zh_TW"/>
+          </w:rPr>
+          <w:rPr>
+            <w:color w:val="0000EE"/>
+            <w:u w:val="single"/>
+          </w:rPr>
+          <w:t>24</w:t>
+        </w:r>
+      </w:hyperlink>
+      <w:r>
+        <w:rPr>
+          <w:lang w:val="zh_TW" w:bidi="zh_TW"/>
+        </w:rPr>
+        <w:t>）。但在「各耳板」這個詞的情況中涉及相同的原則（</w:t>
+      </w:r>
+      <w:hyperlink r:id="rId34">
+        <w:r>
+          <w:rPr>
+            <w:lang w:val="zh_TW" w:bidi="zh_TW"/>
+          </w:rPr>
+          <w:rPr>
+            <w:color w:val="0000EE"/>
+            <w:u w:val="single"/>
+          </w:rPr>
+          <w:t>馬可福音7:11</w:t>
+        </w:r>
+      </w:hyperlink>
+      <w:hyperlink r:id="rId21">
+        <w:r>
+          <w:rPr>
+            <w:lang w:val="zh_TW" w:bidi="zh_TW"/>
+          </w:rPr>
+          <w:rPr>
+            <w:color w:val="0000EE"/>
+            <w:u w:val="single"/>
+          </w:rPr>
+          <w:t>–</w:t>
+        </w:r>
+      </w:hyperlink>
+      <w:hyperlink r:id="rId34">
+        <w:r>
+          <w:rPr>
+            <w:lang w:val="zh_TW" w:bidi="zh_TW"/>
+          </w:rPr>
+          <w:rPr>
+            <w:color w:val="0000EE"/>
+            <w:u w:val="single"/>
+          </w:rPr>
+          <w:t>13</w:t>
+        </w:r>
+      </w:hyperlink>
+      <w:r>
+        <w:rPr>
+          <w:lang w:val="zh_TW" w:bidi="zh_TW"/>
+        </w:rPr>
+        <w:t>；比較</w:t>
+      </w:r>
+      <w:hyperlink r:id="rId35">
+        <w:r>
+          <w:rPr>
+            <w:lang w:val="zh_TW" w:bidi="zh_TW"/>
+          </w:rPr>
+          <w:rPr>
+            <w:color w:val="0000EE"/>
+            <w:u w:val="single"/>
+          </w:rPr>
+          <w:t>馬太福音15:5</w:t>
+        </w:r>
+      </w:hyperlink>
+      <w:hyperlink r:id="rId21">
+        <w:r>
+          <w:rPr>
+            <w:lang w:val="zh_TW" w:bidi="zh_TW"/>
+          </w:rPr>
+          <w:rPr>
+            <w:color w:val="0000EE"/>
+            <w:u w:val="single"/>
+          </w:rPr>
+          <w:t>–</w:t>
+        </w:r>
+      </w:hyperlink>
+      <w:hyperlink r:id="rId35">
+        <w:r>
+          <w:rPr>
+            <w:lang w:val="zh_TW" w:bidi="zh_TW"/>
+          </w:rPr>
+          <w:rPr>
+            <w:color w:val="0000EE"/>
+            <w:u w:val="single"/>
+          </w:rPr>
+          <w:t>6</w:t>
+        </w:r>
+      </w:hyperlink>
+      <w:r>
+        <w:rPr>
+          <w:lang w:val="zh_TW" w:bidi="zh_TW"/>
+        </w:rPr>
+        <w:t>）。在這兩段經文中，耶穌責備那些許願的人，因為許願是一種逃避其它責任的方法。這樣的「禮物」或「供物」涉及金錢。但耶穌說，神不希望這種經過設計從而不照顧人的禮物。</w:t>
+      </w:r>
+    </w:p>
+    <w:p>
+      <w:pPr/>
+      <w:r>
+        <w:rPr>
+          <w:lang w:val="zh_TW" w:bidi="zh_TW"/>
+        </w:rPr>
+      </w:r>
+      <w:r>
+        <w:rPr>
+          <w:lang w:val="zh_TW" w:bidi="zh_TW"/>
+        </w:rPr>
+        <w:t>保羅可能許了願，以避免猶太人和猶太基督徒信徒對他常有的反對。他們經常反對保羅解除外邦信徒遵行摩西律法的義務。保羅在耶路撒冷受到猶太當局的監視。他特意與其他四位猶太信徒一起在聖殿中還願。他的敵人隨後指控保羅將外邦人帶入聖潔的聖殿。</w:t>
+      </w:r>
+    </w:p>
+    <w:p>
+      <w:pPr/>
+      <w:r>
+        <w:rPr>
+          <w:lang w:val="zh_TW" w:bidi="zh_TW"/>
+        </w:rPr>
+      </w:r>
+      <w:r>
+        <w:rPr>
+          <w:i/>
+          <w:lang w:val="zh_TW" w:bidi="zh_TW"/>
+        </w:rPr>
+        <w:t>另見</w:t>
+      </w:r>
+      <w:r>
+        <w:rPr>
+          <w:lang w:val="zh_TW" w:bidi="zh_TW"/>
+        </w:rPr>
+        <w:t xml:space="preserve"> </w:t>
+      </w:r>
+      <w:r>
+        <w:rPr>
+          <w:lang w:val="zh_TW" w:bidi="zh_TW"/>
+        </w:rPr>
+        <w:t>盟約</w:t>
+      </w:r>
+      <w:r>
+        <w:rPr>
+          <w:lang w:val="zh_TW" w:bidi="zh_TW"/>
+        </w:rPr>
+        <w:t>；</w:t>
+      </w:r>
+      <w:r>
+        <w:rPr>
+          <w:lang w:val="zh_TW" w:bidi="zh_TW"/>
+        </w:rPr>
+        <w:t>誓言</w:t>
+      </w:r>
+      <w:r>
+        <w:rPr>
+          <w:lang w:val="zh_TW" w:bidi="zh_TW"/>
+        </w:rPr>
+        <w:t>。</w:t>
+      </w:r>
+      <w:r>
+        <w:rPr>
+          <w:lang w:val="zh_TW" w:bidi="zh_TW"/>
+        </w:rPr>
+      </w:r>
+      <w:r>
+        <w:rPr>
+          <w:lang w:val="zh_TW" w:bidi="zh_TW"/>
+        </w:rPr>
+      </w:r>
+    </w:p>
+    <w:p>
+      <w:pPr/>
+      <w:r>
+        <w:rPr>
+          <w:lang w:val="zh_TW" w:bidi="zh_TW"/>
+        </w:rPr>
+      </w:r>
+    </w:p>
+    <w:p>
+      <w:pPr>
+        <w:pStyle w:val="Heading2"/>
+      </w:pPr>
+      <w:r>
+        <w:rPr>
+          <w:lang w:val="zh_TW" w:bidi="zh_TW"/>
+        </w:rPr>
+        <w:t>敘加</w:t>
+      </w:r>
+      <w:r>
+        <w:rPr>
+          <w:lang w:val="zh_TW" w:bidi="zh_TW"/>
+        </w:rPr>
+      </w:r>
+    </w:p>
+    <w:p>
+      <w:pPr/>
+      <w:r>
+        <w:rPr>
+          <w:lang w:val="zh_TW" w:bidi="zh_TW"/>
+        </w:rPr>
+      </w:r>
+      <w:r>
+        <w:rPr>
+          <w:lang w:val="zh_TW" w:bidi="zh_TW"/>
+        </w:rPr>
+        <w:t>撒馬利亞的一座城，聖經只在</w:t>
+      </w:r>
+      <w:hyperlink r:id="rId36">
+        <w:r>
+          <w:rPr>
+            <w:lang w:val="zh_TW" w:bidi="zh_TW"/>
+          </w:rPr>
+          <w:rPr>
+            <w:color w:val="0000EE"/>
+            <w:u w:val="single"/>
+          </w:rPr>
+          <w:t>約翰福音四章5節</w:t>
+        </w:r>
+      </w:hyperlink>
+      <w:r>
+        <w:rPr>
+          <w:lang w:val="zh_TW" w:bidi="zh_TW"/>
+        </w:rPr>
+        <w:t>中提到這地方。有人認為敘加是希伯來文地名示劍的希臘文音譯之異文形式。許多學者認為，敘加就是今日的阿斯卡（Askar）村。該村位於以巴路山東南麓，距離雅各井北面約半英里（0.8公里）。然而，考古發掘的結果似乎較支持敘加就是示劍的看法；這種看法最早由耶柔米（Jerome）提出。《巴比倫塔木德（Babylonian Talmud）》則提到一個名為Sichar或Suchar的地方，但其位置已不可考。</w:t>
+      </w:r>
+    </w:p>
+    <w:p>
+      <w:pPr/>
+      <w:r>
+        <w:rPr>
+          <w:lang w:val="zh_TW" w:bidi="zh_TW"/>
+        </w:rPr>
+      </w:r>
+      <w:r>
+        <w:rPr>
+          <w:lang w:val="zh_TW" w:bidi="zh_TW"/>
+        </w:rPr>
+        <w:t>經文說，敘加靠近雅各給他兒子約瑟的那塊田地（</w:t>
+      </w:r>
+      <w:hyperlink r:id="rId36">
+        <w:r>
+          <w:rPr>
+            <w:lang w:val="zh_TW" w:bidi="zh_TW"/>
+          </w:rPr>
+          <w:rPr>
+            <w:color w:val="0000EE"/>
+            <w:u w:val="single"/>
+          </w:rPr>
+          <w:t>約4:5</w:t>
         </w:r>
       </w:hyperlink>
       <w:r>
@@ -573,34 +1427,88 @@
         </w:rPr>
         <w:t>）。</w:t>
       </w:r>
-    </w:p>
-    <w:p>
-      <w:pPr>
-        <w:pStyle w:val="ListBullet"/>
-        <w:spacing w:line="240" w:lineRule="auto"/>
-        <w:ind w:left="720"/>
-      </w:pPr>
-      <w:r>
-        <w:rPr>
-          <w:lang w:val="zh_TW" w:bidi="zh_TW"/>
-        </w:rPr>
-      </w:r>
-      <w:r>
-        <w:rPr>
-          <w:lang w:val="zh_TW" w:bidi="zh_TW"/>
-        </w:rPr>
-        <w:t>那些悖逆神的人因為不信，而被審判在這個曠野中死去（</w:t>
-      </w:r>
-      <w:hyperlink r:id="rId20">
-        <w:r>
-          <w:rPr>
-            <w:lang w:val="zh_TW" w:bidi="zh_TW"/>
-          </w:rPr>
-          <w:rPr>
-            <w:color w:val="0000EE"/>
-            <w:u w:val="single"/>
-          </w:rPr>
-          <w:t>民14:22–23</w:t>
+      <w:hyperlink r:id="rId37">
+        <w:r>
+          <w:rPr>
+            <w:lang w:val="zh_TW" w:bidi="zh_TW"/>
+          </w:rPr>
+          <w:rPr>
+            <w:color w:val="0000EE"/>
+            <w:u w:val="single"/>
+          </w:rPr>
+          <w:t>創世記四十八章22節</w:t>
+        </w:r>
+      </w:hyperlink>
+      <w:r>
+        <w:rPr>
+          <w:lang w:val="zh_TW" w:bidi="zh_TW"/>
+        </w:rPr>
+        <w:t>記載了這塊土地的來歷。當雅各為約瑟的兩個兒子瑪拿西和以法蓮祝福完畢後，他對約瑟說，他賜給約瑟的產業比眾弟兄多一分，就是「我從前用弓用刀從亞摩利人手下奪的那塊地」（</w:t>
+      </w:r>
+      <w:hyperlink r:id="rId37">
+        <w:r>
+          <w:rPr>
+            <w:lang w:val="zh_TW" w:bidi="zh_TW"/>
+          </w:rPr>
+          <w:rPr>
+            <w:color w:val="0000EE"/>
+            <w:u w:val="single"/>
+          </w:rPr>
+          <w:t>創48:22</w:t>
+        </w:r>
+      </w:hyperlink>
+      <w:r>
+        <w:rPr>
+          <w:lang w:val="zh_TW" w:bidi="zh_TW"/>
+        </w:rPr>
+        <w:t>）。這裡譯作「一分」的希伯來詞語，原意是「肩膀」，也是示劍這座城的名稱。約瑟後來就被葬在這塊土地上（</w:t>
+      </w:r>
+      <w:hyperlink r:id="rId38">
+        <w:r>
+          <w:rPr>
+            <w:lang w:val="zh_TW" w:bidi="zh_TW"/>
+          </w:rPr>
+          <w:rPr>
+            <w:color w:val="0000EE"/>
+            <w:u w:val="single"/>
+          </w:rPr>
+          <w:t>書24:32</w:t>
+        </w:r>
+      </w:hyperlink>
+      <w:r>
+        <w:rPr>
+          <w:lang w:val="zh_TW" w:bidi="zh_TW"/>
+        </w:rPr>
+        <w:t>）。該節經文也提到，雅各用一百塊銀子向示劍的父親哈抹的子孫買了這塊地（參</w:t>
+      </w:r>
+      <w:hyperlink r:id="rId39">
+        <w:r>
+          <w:rPr>
+            <w:lang w:val="zh_TW" w:bidi="zh_TW"/>
+          </w:rPr>
+          <w:rPr>
+            <w:color w:val="0000EE"/>
+            <w:u w:val="single"/>
+          </w:rPr>
+          <w:t>創33:19</w:t>
+        </w:r>
+      </w:hyperlink>
+      <w:r>
+        <w:rPr>
+          <w:lang w:val="zh_TW" w:bidi="zh_TW"/>
+        </w:rPr>
+        <w:t>；</w:t>
+      </w:r>
+      <w:hyperlink r:id="rId40">
+        <w:r>
+          <w:rPr>
+            <w:lang w:val="zh_TW" w:bidi="zh_TW"/>
+          </w:rPr>
+          <w:rPr>
+            <w:color w:val="0000EE"/>
+            <w:u w:val="single"/>
+          </w:rPr>
+          <w:t>徒7:16</w:t>
         </w:r>
       </w:hyperlink>
       <w:r>
@@ -611,32 +1519,441 @@
       </w:r>
     </w:p>
     <w:p>
-      <w:pPr>
-        <w:pStyle w:val="ListBullet"/>
-        <w:spacing w:line="240" w:lineRule="auto"/>
-        <w:ind w:left="720"/>
-      </w:pPr>
-      <w:r>
-        <w:rPr>
-          <w:lang w:val="zh_TW" w:bidi="zh_TW"/>
-        </w:rPr>
-      </w:r>
-      <w:r>
-        <w:rPr>
-          <w:lang w:val="zh_TW" w:bidi="zh_TW"/>
-        </w:rPr>
-        <w:t>摩西在這片曠野中犯了罪，因為他沒有在水從磐石中流出時尊神為聖（</w:t>
-      </w:r>
-      <w:hyperlink r:id="rId21">
-        <w:r>
-          <w:rPr>
-            <w:lang w:val="zh_TW" w:bidi="zh_TW"/>
-          </w:rPr>
-          <w:rPr>
-            <w:color w:val="0000EE"/>
-            <w:u w:val="single"/>
-          </w:rPr>
-          <w:t>民20:1–13</w:t>
+      <w:pPr/>
+      <w:r>
+        <w:rPr>
+          <w:lang w:val="zh_TW" w:bidi="zh_TW"/>
+        </w:rPr>
+      </w:r>
+      <w:hyperlink r:id="rId41">
+        <w:r>
+          <w:rPr>
+            <w:lang w:val="zh_TW" w:bidi="zh_TW"/>
+          </w:rPr>
+          <w:rPr>
+            <w:color w:val="0000EE"/>
+            <w:u w:val="single"/>
+          </w:rPr>
+          <w:t>約翰福音四章</w:t>
+        </w:r>
+      </w:hyperlink>
+      <w:r>
+        <w:rPr>
+          <w:lang w:val="zh_TW" w:bidi="zh_TW"/>
+        </w:rPr>
+        <w:t>中記載了耶穌前往敘加，這段記載十分重要。耶穌來到敘加，是出於屬靈上的需要，而不是地理上的原因（</w:t>
+      </w:r>
+      <w:hyperlink r:id="rId42">
+        <w:r>
+          <w:rPr>
+            <w:lang w:val="zh_TW" w:bidi="zh_TW"/>
+          </w:rPr>
+          <w:rPr>
+            <w:color w:val="0000EE"/>
+            <w:u w:val="single"/>
+          </w:rPr>
+          <w:t>約4:4</w:t>
+        </w:r>
+      </w:hyperlink>
+      <w:r>
+        <w:rPr>
+          <w:lang w:val="zh_TW" w:bidi="zh_TW"/>
+        </w:rPr>
+        <w:t>）。這次行動的一個目的，是要拆除人與人之間的隔閡：包括純正猶太人與混血撒馬利亞人之間彼此敵視（</w:t>
+      </w:r>
+      <w:hyperlink r:id="rId43">
+        <w:r>
+          <w:rPr>
+            <w:lang w:val="zh_TW" w:bidi="zh_TW"/>
+          </w:rPr>
+          <w:rPr>
+            <w:color w:val="0000EE"/>
+            <w:u w:val="single"/>
+          </w:rPr>
+          <w:t>9</w:t>
+        </w:r>
+      </w:hyperlink>
+      <w:r>
+        <w:rPr>
+          <w:lang w:val="zh_TW" w:bidi="zh_TW"/>
+        </w:rPr>
+        <w:t>節）；當時社會限制男女交往（</w:t>
+      </w:r>
+      <w:hyperlink r:id="rId44">
+        <w:r>
+          <w:rPr>
+            <w:lang w:val="zh_TW" w:bidi="zh_TW"/>
+          </w:rPr>
+          <w:rPr>
+            <w:color w:val="0000EE"/>
+            <w:u w:val="single"/>
+          </w:rPr>
+          <w:t>27</w:t>
+        </w:r>
+      </w:hyperlink>
+      <w:r>
+        <w:rPr>
+          <w:lang w:val="zh_TW" w:bidi="zh_TW"/>
+        </w:rPr>
+        <w:t>節）；社會把禮儀上潔淨的人和被視為不潔的人區分開來的做法（這婦人遭人排斥，因此獨自一人並在不尋常的時間來打水，</w:t>
+      </w:r>
+      <w:hyperlink r:id="rId45">
+        <w:r>
+          <w:rPr>
+            <w:lang w:val="zh_TW" w:bidi="zh_TW"/>
+          </w:rPr>
+          <w:rPr>
+            <w:color w:val="0000EE"/>
+            <w:u w:val="single"/>
+          </w:rPr>
+          <w:t>6</w:t>
+        </w:r>
+      </w:hyperlink>
+      <w:r>
+        <w:rPr>
+          <w:lang w:val="zh_TW" w:bidi="zh_TW"/>
+        </w:rPr>
+        <w:t>節）。耶穌與這婦人的談話，也為個人見證提供了寶貴的教導。耶穌屬靈的洞察力和憐憫清楚顯明出來。當這婦人接受耶穌就是彌賽亞的見證後，她也成為一位有效的見證人（</w:t>
+      </w:r>
+      <w:hyperlink r:id="rId46">
+        <w:r>
+          <w:rPr>
+            <w:lang w:val="zh_TW" w:bidi="zh_TW"/>
+          </w:rPr>
+          <w:rPr>
+            <w:color w:val="0000EE"/>
+            <w:u w:val="single"/>
+          </w:rPr>
+          <w:t>28–30</w:t>
+        </w:r>
+      </w:hyperlink>
+      <w:r>
+        <w:rPr>
+          <w:lang w:val="zh_TW" w:bidi="zh_TW"/>
+        </w:rPr>
+        <w:t>節）。後來，這些新歸信的撒馬利亞人請求耶穌留下來，祂就在那裡住了兩天，於是有更多人信了祂（</w:t>
+      </w:r>
+      <w:hyperlink r:id="rId47">
+        <w:r>
+          <w:rPr>
+            <w:lang w:val="zh_TW" w:bidi="zh_TW"/>
+          </w:rPr>
+          <w:rPr>
+            <w:color w:val="0000EE"/>
+            <w:u w:val="single"/>
+          </w:rPr>
+          <w:t>39–41</w:t>
+        </w:r>
+      </w:hyperlink>
+      <w:r>
+        <w:rPr>
+          <w:lang w:val="zh_TW" w:bidi="zh_TW"/>
+        </w:rPr>
+        <w:t>節）。</w:t>
+      </w:r>
+      <w:r>
+        <w:rPr>
+          <w:lang w:val="zh_TW" w:bidi="zh_TW"/>
+        </w:rPr>
+      </w:r>
+      <w:r>
+        <w:rPr>
+          <w:lang w:val="zh_TW" w:bidi="zh_TW"/>
+        </w:rPr>
+      </w:r>
+    </w:p>
+    <w:p>
+      <w:pPr/>
+      <w:r>
+        <w:rPr>
+          <w:lang w:val="zh_TW" w:bidi="zh_TW"/>
+        </w:rPr>
+      </w:r>
+    </w:p>
+    <w:p>
+      <w:pPr>
+        <w:pStyle w:val="Heading2"/>
+      </w:pPr>
+      <w:r>
+        <w:rPr>
+          <w:lang w:val="zh_TW" w:bidi="zh_TW"/>
+        </w:rPr>
+        <w:t>敘利腓尼基</w:t>
+      </w:r>
+      <w:r>
+        <w:rPr>
+          <w:lang w:val="zh_TW" w:bidi="zh_TW"/>
+        </w:rPr>
+      </w:r>
+    </w:p>
+    <w:p>
+      <w:pPr/>
+      <w:r>
+        <w:rPr>
+          <w:lang w:val="zh_TW" w:bidi="zh_TW"/>
+        </w:rPr>
+      </w:r>
+      <w:r>
+        <w:rPr>
+          <w:lang w:val="zh_TW" w:bidi="zh_TW"/>
+        </w:rPr>
+        <w:t>在泰爾和西頓附近，求耶穌將鬼從她女兒身上趕出去的希臘婦女（</w:t>
+      </w:r>
+      <w:hyperlink r:id="rId48">
+        <w:r>
+          <w:rPr>
+            <w:lang w:val="zh_TW" w:bidi="zh_TW"/>
+          </w:rPr>
+          <w:rPr>
+            <w:color w:val="0000EE"/>
+            <w:u w:val="single"/>
+          </w:rPr>
+          <w:t>馬可福音7:26</w:t>
+        </w:r>
+      </w:hyperlink>
+      <w:r>
+        <w:rPr>
+          <w:lang w:val="zh_TW" w:bidi="zh_TW"/>
+        </w:rPr>
+        <w:t>）的家鄉。腓尼基地區位於羅馬省的敘利亞。</w:t>
+      </w:r>
+    </w:p>
+    <w:p>
+      <w:pPr/>
+      <w:r>
+        <w:rPr>
+          <w:lang w:val="zh_TW" w:bidi="zh_TW"/>
+        </w:rPr>
+      </w:r>
+      <w:r>
+        <w:rPr>
+          <w:lang w:val="zh_TW" w:bidi="zh_TW"/>
+        </w:rPr>
+        <w:t>我們不清楚為什麼馬可特別指出她的家鄉是敘利腓尼基。另一個北非省份被稱為利比亞腓尼基（Libyaphoenicia）。這可能會引起混淆。在平行經文中，這位婦女被稱為迦南人。腓尼基人自稱為迦南人（</w:t>
+      </w:r>
+      <w:hyperlink r:id="rId49">
+        <w:r>
+          <w:rPr>
+            <w:lang w:val="zh_TW" w:bidi="zh_TW"/>
+          </w:rPr>
+          <w:rPr>
+            <w:color w:val="0000EE"/>
+            <w:u w:val="single"/>
+          </w:rPr>
+          <w:t>馬太福音15:22</w:t>
+        </w:r>
+      </w:hyperlink>
+      <w:r>
+        <w:rPr>
+          <w:lang w:val="zh_TW" w:bidi="zh_TW"/>
+        </w:rPr>
+        <w:t>）。</w:t>
+      </w:r>
+      <w:r>
+        <w:rPr>
+          <w:lang w:val="zh_TW" w:bidi="zh_TW"/>
+        </w:rPr>
+      </w:r>
+      <w:r>
+        <w:rPr>
+          <w:lang w:val="zh_TW" w:bidi="zh_TW"/>
+        </w:rPr>
+      </w:r>
+    </w:p>
+    <w:p>
+      <w:pPr/>
+      <w:r>
+        <w:rPr>
+          <w:lang w:val="zh_TW" w:bidi="zh_TW"/>
+        </w:rPr>
+      </w:r>
+    </w:p>
+    <w:p>
+      <w:pPr>
+        <w:pStyle w:val="Heading2"/>
+      </w:pPr>
+      <w:r>
+        <w:rPr>
+          <w:lang w:val="zh_TW" w:bidi="zh_TW"/>
+        </w:rPr>
+        <w:t>敘利亞，敘利亞人</w:t>
+      </w:r>
+      <w:r>
+        <w:rPr>
+          <w:lang w:val="zh_TW" w:bidi="zh_TW"/>
+        </w:rPr>
+      </w:r>
+    </w:p>
+    <w:p>
+      <w:pPr/>
+      <w:r>
+        <w:rPr>
+          <w:lang w:val="zh_TW" w:bidi="zh_TW"/>
+        </w:rPr>
+      </w:r>
+      <w:r>
+        <w:rPr>
+          <w:lang w:val="zh_TW" w:bidi="zh_TW"/>
+        </w:rPr>
+        <w:t>在七十士譯本和一些英文翻譯中用來翻譯亞蘭，亞蘭人的詞。</w:t>
+      </w:r>
+    </w:p>
+    <w:p>
+      <w:pPr>
+        <w:pStyle w:val="Heading3"/>
+      </w:pPr>
+      <w:r>
+        <w:rPr>
+          <w:lang w:val="zh_TW" w:bidi="zh_TW"/>
+        </w:rPr>
+        <w:t>亞蘭人的歷史</w:t>
+      </w:r>
+    </w:p>
+    <w:p>
+      <w:pPr/>
+      <w:r>
+        <w:rPr>
+          <w:lang w:val="zh_TW" w:bidi="zh_TW"/>
+        </w:rPr>
+      </w:r>
+      <w:r>
+        <w:rPr>
+          <w:lang w:val="zh_TW" w:bidi="zh_TW"/>
+        </w:rPr>
+        <w:t>根據</w:t>
+      </w:r>
+      <w:hyperlink r:id="rId50">
+        <w:r>
+          <w:rPr>
+            <w:lang w:val="zh_TW" w:bidi="zh_TW"/>
+          </w:rPr>
+          <w:rPr>
+            <w:color w:val="0000EE"/>
+            <w:u w:val="single"/>
+          </w:rPr>
+          <w:t>創世記十章22至23節</w:t>
+        </w:r>
+      </w:hyperlink>
+      <w:r>
+        <w:rPr>
+          <w:lang w:val="zh_TW" w:bidi="zh_TW"/>
+        </w:rPr>
+        <w:t>的「國家列表」，亞蘭人（Arameans）是閃族的一支，是閃的後裔。在</w:t>
+      </w:r>
+      <w:hyperlink r:id="rId51">
+        <w:r>
+          <w:rPr>
+            <w:lang w:val="zh_TW" w:bidi="zh_TW"/>
+          </w:rPr>
+          <w:rPr>
+            <w:color w:val="0000EE"/>
+            <w:u w:val="single"/>
+          </w:rPr>
+          <w:t>創世記二十二章20至21節</w:t>
+        </w:r>
+      </w:hyperlink>
+      <w:r>
+        <w:rPr>
+          <w:lang w:val="zh_TW" w:bidi="zh_TW"/>
+        </w:rPr>
+        <w:t>的另一個家譜中，亞蘭是拿鶴的後裔。根據</w:t>
+      </w:r>
+      <w:hyperlink r:id="rId52">
+        <w:r>
+          <w:rPr>
+            <w:lang w:val="zh_TW" w:bidi="zh_TW"/>
+          </w:rPr>
+          <w:rPr>
+            <w:color w:val="0000EE"/>
+            <w:u w:val="single"/>
+          </w:rPr>
+          <w:t>阿摩司屬九章7節</w:t>
+        </w:r>
+      </w:hyperlink>
+      <w:r>
+        <w:rPr>
+          <w:lang w:val="zh_TW" w:bidi="zh_TW"/>
+        </w:rPr>
+        <w:t>，亞蘭人（敘利亞人）來自吉珥，這與</w:t>
+      </w:r>
+      <w:hyperlink r:id="rId53">
+        <w:r>
+          <w:rPr>
+            <w:lang w:val="zh_TW" w:bidi="zh_TW"/>
+          </w:rPr>
+          <w:rPr>
+            <w:color w:val="0000EE"/>
+            <w:u w:val="single"/>
+          </w:rPr>
+          <w:t>以賽亞書二十二章6節</w:t>
+        </w:r>
+      </w:hyperlink>
+      <w:r>
+        <w:rPr>
+          <w:lang w:val="zh_TW" w:bidi="zh_TW"/>
+        </w:rPr>
+        <w:t>中的以攔有關。亞蘭人被擄到吉珥（</w:t>
+      </w:r>
+      <w:hyperlink r:id="rId54">
+        <w:r>
+          <w:rPr>
+            <w:lang w:val="zh_TW" w:bidi="zh_TW"/>
+          </w:rPr>
+          <w:rPr>
+            <w:color w:val="0000EE"/>
+            <w:u w:val="single"/>
+          </w:rPr>
+          <w:t>列王紀下16:9</w:t>
+        </w:r>
+      </w:hyperlink>
+      <w:r>
+        <w:rPr>
+          <w:lang w:val="zh_TW" w:bidi="zh_TW"/>
+        </w:rPr>
+        <w:t>；</w:t>
+      </w:r>
+      <w:hyperlink r:id="rId55">
+        <w:r>
+          <w:rPr>
+            <w:lang w:val="zh_TW" w:bidi="zh_TW"/>
+          </w:rPr>
+          <w:rPr>
+            <w:color w:val="0000EE"/>
+            <w:u w:val="single"/>
+          </w:rPr>
+          <w:t>阿摩司書1:5</w:t>
+        </w:r>
+      </w:hyperlink>
+      <w:r>
+        <w:rPr>
+          <w:lang w:val="zh_TW" w:bidi="zh_TW"/>
+        </w:rPr>
+        <w:t>）可能暗示他們要回到他們原來的家園。然而，這群人的確切起源在歷史中已經失傳。當他們清晰地被載入歷史時，他們定居在幼發拉底河中部，從那裡向東方、西方和北方擴展。</w:t>
+      </w:r>
+    </w:p>
+    <w:p>
+      <w:pPr/>
+      <w:r>
+        <w:rPr>
+          <w:lang w:val="zh_TW" w:bidi="zh_TW"/>
+        </w:rPr>
+      </w:r>
+      <w:r>
+        <w:rPr>
+          <w:lang w:val="zh_TW" w:bidi="zh_TW"/>
+        </w:rPr>
+        <w:t>亞蘭族在傳統上被認為是在公元前第二個千年的前半期建立於上美索不達米亞。彼土利和拉班被稱為亞蘭人（</w:t>
+      </w:r>
+      <w:hyperlink r:id="rId56">
+        <w:r>
+          <w:rPr>
+            <w:lang w:val="zh_TW" w:bidi="zh_TW"/>
+          </w:rPr>
+          <w:rPr>
+            <w:color w:val="0000EE"/>
+            <w:u w:val="single"/>
+          </w:rPr>
+          <w:t>創世記25:20</w:t>
         </w:r>
       </w:hyperlink>
       <w:r>
@@ -645,16 +1962,196 @@
         </w:rPr>
         <w:t>，</w:t>
       </w:r>
-      <w:hyperlink r:id="rId22">
-        <w:r>
-          <w:rPr>
-            <w:lang w:val="zh_TW" w:bidi="zh_TW"/>
-          </w:rPr>
-          <w:rPr>
-            <w:color w:val="0000EE"/>
-            <w:u w:val="single"/>
-          </w:rPr>
-          <w:t>27:14</w:t>
+      <w:hyperlink r:id="rId57">
+        <w:r>
+          <w:rPr>
+            <w:lang w:val="zh_TW" w:bidi="zh_TW"/>
+          </w:rPr>
+          <w:rPr>
+            <w:color w:val="0000EE"/>
+            <w:u w:val="single"/>
+          </w:rPr>
+          <w:t>28:1–7</w:t>
+        </w:r>
+      </w:hyperlink>
+      <w:r>
+        <w:rPr>
+          <w:lang w:val="zh_TW" w:bidi="zh_TW"/>
+        </w:rPr>
+        <w:t>）；彼土利的家在巴旦‧亞蘭（</w:t>
+      </w:r>
+      <w:hyperlink r:id="rId56">
+        <w:r>
+          <w:rPr>
+            <w:lang w:val="zh_TW" w:bidi="zh_TW"/>
+          </w:rPr>
+          <w:rPr>
+            <w:color w:val="0000EE"/>
+            <w:u w:val="single"/>
+          </w:rPr>
+          <w:t>25:20</w:t>
+        </w:r>
+      </w:hyperlink>
+      <w:r>
+        <w:rPr>
+          <w:lang w:val="zh_TW" w:bidi="zh_TW"/>
+        </w:rPr>
+        <w:t>）。先知何西阿回顧了歷史，指出雅各逃往「</w:t>
+      </w:r>
+      <w:r>
+        <w:rPr>
+          <w:lang w:val="zh_TW" w:bidi="zh_TW"/>
+        </w:rPr>
+        <w:t>亞蘭地</w:t>
+      </w:r>
+      <w:r>
+        <w:rPr>
+          <w:lang w:val="zh_TW" w:bidi="zh_TW"/>
+        </w:rPr>
+        <w:t>」（</w:t>
+      </w:r>
+      <w:hyperlink r:id="rId58">
+        <w:r>
+          <w:rPr>
+            <w:lang w:val="zh_TW" w:bidi="zh_TW"/>
+          </w:rPr>
+          <w:rPr>
+            <w:color w:val="0000EE"/>
+            <w:u w:val="single"/>
+          </w:rPr>
+          <w:t>何西阿書12:12</w:t>
+        </w:r>
+      </w:hyperlink>
+      <w:r>
+        <w:rPr>
+          <w:lang w:val="zh_TW" w:bidi="zh_TW"/>
+        </w:rPr>
+        <w:t>）或「亞蘭一納哈拉音」（兩河間的亞蘭），這是美索不達米亞北部位於幼發拉底河和底格里斯河之間的地區。在</w:t>
+      </w:r>
+      <w:hyperlink r:id="rId59">
+        <w:r>
+          <w:rPr>
+            <w:lang w:val="zh_TW" w:bidi="zh_TW"/>
+          </w:rPr>
+          <w:rPr>
+            <w:color w:val="0000EE"/>
+            <w:u w:val="single"/>
+          </w:rPr>
+          <w:t>申命記二十六章5節</w:t>
+        </w:r>
+      </w:hyperlink>
+      <w:r>
+        <w:rPr>
+          <w:lang w:val="zh_TW" w:bidi="zh_TW"/>
+        </w:rPr>
+        <w:t>中的認信宣告中，帶來初熟果子的以色列人承認：「</w:t>
+      </w:r>
+      <w:r>
+        <w:rPr>
+          <w:lang w:val="zh_TW" w:bidi="zh_TW"/>
+        </w:rPr>
+        <w:t>我祖</w:t>
+      </w:r>
+      <w:r>
+        <w:rPr>
+          <w:lang w:val="zh_TW" w:bidi="zh_TW"/>
+        </w:rPr>
+        <w:t>〔可能是雅各〕</w:t>
+      </w:r>
+      <w:r>
+        <w:rPr>
+          <w:lang w:val="zh_TW" w:bidi="zh_TW"/>
+        </w:rPr>
+        <w:t>原是一個將亡的亞蘭人</w:t>
+      </w:r>
+      <w:r>
+        <w:rPr>
+          <w:lang w:val="zh_TW" w:bidi="zh_TW"/>
+        </w:rPr>
+        <w:t>。」</w:t>
+      </w:r>
+    </w:p>
+    <w:p>
+      <w:pPr/>
+      <w:r>
+        <w:rPr>
+          <w:lang w:val="zh_TW" w:bidi="zh_TW"/>
+        </w:rPr>
+      </w:r>
+      <w:r>
+        <w:rPr>
+          <w:lang w:val="zh_TW" w:bidi="zh_TW"/>
+        </w:rPr>
+        <w:t>提革拉‧毗列色一世（Tiglath-pileser I）可能是這個地區早期亞蘭人存在的最佳證據。在他第四年的編年史中（公元前1112年），他提到在幼發拉底河中游地區進行了一次針對「阿赫拉瑪，亞蘭人（Akhlama, Arameans）」的戰役，並洗劫了比什里山區（Mt Bishri）的六個亞蘭村莊。</w:t>
+      </w:r>
+    </w:p>
+    <w:p>
+      <w:pPr/>
+      <w:r>
+        <w:rPr>
+          <w:lang w:val="zh_TW" w:bidi="zh_TW"/>
+        </w:rPr>
+      </w:r>
+      <w:r>
+        <w:rPr>
+          <w:lang w:val="zh_TW" w:bidi="zh_TW"/>
+        </w:rPr>
+        <w:t>上美索不達米亞的亞蘭人在聖經歷史中變得重要。他們建立了若干獨立的亞蘭國家，其中兩個對以色列百姓尤為重要—大衛時代的亞蘭-瑣巴，以及從所羅門時代開始的亞蘭-大馬士革。</w:t>
+      </w:r>
+    </w:p>
+    <w:p>
+      <w:pPr/>
+      <w:r>
+        <w:rPr>
+          <w:lang w:val="zh_TW" w:bidi="zh_TW"/>
+        </w:rPr>
+      </w:r>
+      <w:r>
+        <w:rPr>
+          <w:lang w:val="zh_TW" w:bidi="zh_TW"/>
+        </w:rPr>
+        <w:t>大約在公元前1100年，亞蘭部落已經遍布敘利亞，並擴展到約旦河東岸北部，在那裡他們與以色列人發生了衝突。在亞蘭-瑣巴王哈大底謝的鼎盛時期，他有幾個附庸國，如大馬士革、瑪迦和</w:t>
+      </w:r>
+      <w:r>
+        <w:rPr>
+          <w:lang w:val="zh_TW" w:bidi="zh_TW"/>
+        </w:rPr>
+        <w:t>陀伯</w:t>
+      </w:r>
+      <w:r>
+        <w:rPr>
+          <w:lang w:val="zh_TW" w:bidi="zh_TW"/>
+        </w:rPr>
+        <w:t>。他最終被大衛王擊敗（</w:t>
+      </w:r>
+      <w:hyperlink r:id="rId60">
+        <w:r>
+          <w:rPr>
+            <w:lang w:val="zh_TW" w:bidi="zh_TW"/>
+          </w:rPr>
+          <w:rPr>
+            <w:color w:val="0000EE"/>
+            <w:u w:val="single"/>
+          </w:rPr>
+          <w:t>撒母耳記下8:3–4</w:t>
+        </w:r>
+      </w:hyperlink>
+      <w:r>
+        <w:rPr>
+          <w:lang w:val="zh_TW" w:bidi="zh_TW"/>
+        </w:rPr>
+        <w:t>；</w:t>
+      </w:r>
+      <w:hyperlink r:id="rId61">
+        <w:r>
+          <w:rPr>
+            <w:lang w:val="zh_TW" w:bidi="zh_TW"/>
+          </w:rPr>
+          <w:rPr>
+            <w:color w:val="0000EE"/>
+            <w:u w:val="single"/>
+          </w:rPr>
+          <w:t>10:17–19</w:t>
         </w:r>
       </w:hyperlink>
       <w:r>
@@ -665,32 +2162,112 @@
       </w:r>
     </w:p>
     <w:p>
-      <w:pPr>
-        <w:pStyle w:val="ListBullet"/>
-        <w:spacing w:line="240" w:lineRule="auto"/>
-        <w:ind w:left="720"/>
-      </w:pPr>
-      <w:r>
-        <w:rPr>
-          <w:lang w:val="zh_TW" w:bidi="zh_TW"/>
-        </w:rPr>
-      </w:r>
-      <w:r>
-        <w:rPr>
-          <w:lang w:val="zh_TW" w:bidi="zh_TW"/>
-        </w:rPr>
-        <w:t>摩西的姊姊米利暗死在這裡，並被埋葬於此（</w:t>
-      </w:r>
-      <w:hyperlink r:id="rId23">
-        <w:r>
-          <w:rPr>
-            <w:lang w:val="zh_TW" w:bidi="zh_TW"/>
-          </w:rPr>
-          <w:rPr>
-            <w:color w:val="0000EE"/>
-            <w:u w:val="single"/>
-          </w:rPr>
-          <w:t>民20:1</w:t>
+      <w:pPr/>
+      <w:r>
+        <w:rPr>
+          <w:lang w:val="zh_TW" w:bidi="zh_TW"/>
+        </w:rPr>
+      </w:r>
+      <w:r>
+        <w:rPr>
+          <w:lang w:val="zh_TW" w:bidi="zh_TW"/>
+        </w:rPr>
+        <w:t>以色列和猶大發生的事件對大馬士革有一些影響。所羅門去世後，曾經統一的王國分裂為猶大和以色列，兩個小國之間出現了緊張的關係。戰爭在公元前890–880年間爆發，巴沙的以色列與亞撒的猶大之間發生了衝突。亞撒尋求大馬士革的便‧哈達一世的援助（</w:t>
+      </w:r>
+      <w:hyperlink r:id="rId62">
+        <w:r>
+          <w:rPr>
+            <w:lang w:val="zh_TW" w:bidi="zh_TW"/>
+          </w:rPr>
+          <w:rPr>
+            <w:color w:val="0000EE"/>
+            <w:u w:val="single"/>
+          </w:rPr>
+          <w:t>列王紀上15:18</w:t>
+        </w:r>
+      </w:hyperlink>
+      <w:r>
+        <w:rPr>
+          <w:lang w:val="zh_TW" w:bidi="zh_TW"/>
+        </w:rPr>
+        <w:t>）。約旦河東岸的土地多次易手。以色列王暗利的繼任者——即亞哈、亞哈謝、約蘭、耶戶、約哈斯和約阿施——與大馬士革發生了許多衝突。亞哈與便‧哈達及圍攻撒馬利亞的32個盟友作戰（</w:t>
+      </w:r>
+      <w:hyperlink r:id="rId63">
+        <w:r>
+          <w:rPr>
+            <w:lang w:val="zh_TW" w:bidi="zh_TW"/>
+          </w:rPr>
+          <w:rPr>
+            <w:color w:val="0000EE"/>
+            <w:u w:val="single"/>
+          </w:rPr>
+          <w:t>20:1</w:t>
+        </w:r>
+      </w:hyperlink>
+      <w:r>
+        <w:rPr>
+          <w:lang w:val="zh_TW" w:bidi="zh_TW"/>
+        </w:rPr>
+        <w:t>），但以色列擊敗了便‧哈達。第二次，便‧哈達進入以色列領土並到達</w:t>
+      </w:r>
+      <w:r>
+        <w:rPr>
+          <w:lang w:val="zh_TW" w:bidi="zh_TW"/>
+        </w:rPr>
+        <w:t>亞弗</w:t>
+      </w:r>
+      <w:r>
+        <w:rPr>
+          <w:lang w:val="zh_TW" w:bidi="zh_TW"/>
+        </w:rPr>
+        <w:t>（</w:t>
+      </w:r>
+      <w:hyperlink r:id="rId64">
+        <w:r>
+          <w:rPr>
+            <w:lang w:val="zh_TW" w:bidi="zh_TW"/>
+          </w:rPr>
+          <w:rPr>
+            <w:color w:val="0000EE"/>
+            <w:u w:val="single"/>
+          </w:rPr>
+          <w:t>20:26</w:t>
+        </w:r>
+      </w:hyperlink>
+      <w:r>
+        <w:rPr>
+          <w:lang w:val="zh_TW" w:bidi="zh_TW"/>
+        </w:rPr>
+        <w:t>），但他再次被擊敗並被俘。由於他戰敗，並被釋放，作為代價，他被迫在大馬士革開設市場供以色列貿易。在以色列和大馬士革之間三年的平安之後，敵對行動再次爆發，並導致亞哈在基列的拉末地區的戰鬥中被殺（</w:t>
+      </w:r>
+      <w:hyperlink r:id="rId65">
+        <w:r>
+          <w:rPr>
+            <w:lang w:val="zh_TW" w:bidi="zh_TW"/>
+          </w:rPr>
+          <w:rPr>
+            <w:color w:val="0000EE"/>
+            <w:u w:val="single"/>
+          </w:rPr>
+          <w:t>22:29–37</w:t>
+        </w:r>
+      </w:hyperlink>
+      <w:r>
+        <w:rPr>
+          <w:lang w:val="zh_TW" w:bidi="zh_TW"/>
+        </w:rPr>
+        <w:t>）。亞蘭-大馬士革最終被以色列王約阿施擊敗（</w:t>
+      </w:r>
+      <w:hyperlink r:id="rId66">
+        <w:r>
+          <w:rPr>
+            <w:lang w:val="zh_TW" w:bidi="zh_TW"/>
+          </w:rPr>
+          <w:rPr>
+            <w:color w:val="0000EE"/>
+            <w:u w:val="single"/>
+          </w:rPr>
+          <w:t>列王紀下13:25</w:t>
         </w:r>
       </w:hyperlink>
       <w:r>
@@ -701,6 +2278,17 @@
       </w:r>
     </w:p>
     <w:p>
+      <w:pPr>
+        <w:pStyle w:val="Heading3"/>
+      </w:pPr>
+      <w:r>
+        <w:rPr>
+          <w:lang w:val="zh_TW" w:bidi="zh_TW"/>
+        </w:rPr>
+        <w:t>亞蘭王國崩潰後的敘利亞</w:t>
+      </w:r>
+    </w:p>
+    <w:p>
       <w:pPr/>
       <w:r>
         <w:rPr>
@@ -711,36 +2299,109 @@
         <w:rPr>
           <w:lang w:val="zh_TW" w:bidi="zh_TW"/>
         </w:rPr>
-        <w:t>聖經描述這個地方是「大而可怕的曠野」（</w:t>
-      </w:r>
-      <w:hyperlink r:id="rId24">
-        <w:r>
-          <w:rPr>
-            <w:lang w:val="zh_TW" w:bidi="zh_TW"/>
-          </w:rPr>
-          <w:rPr>
-            <w:color w:val="0000EE"/>
-            <w:u w:val="single"/>
-          </w:rPr>
-          <w:t>申1:19</w:t>
-        </w:r>
-      </w:hyperlink>
-      <w:r>
-        <w:rPr>
-          <w:lang w:val="zh_TW" w:bidi="zh_TW"/>
-        </w:rPr>
-        <w:t>，</w:t>
-      </w:r>
-      <w:hyperlink r:id="rId25">
-        <w:r>
-          <w:rPr>
-            <w:lang w:val="zh_TW" w:bidi="zh_TW"/>
-          </w:rPr>
-          <w:rPr>
-            <w:color w:val="0000EE"/>
-            <w:u w:val="single"/>
-          </w:rPr>
-          <w:t>8:15</w:t>
+        <w:t>在公元前733至732年，亞蘭-大馬士革崩潰後，整個地區的政治特性發生了變化。在隨後的幾個世紀中，直到基督教時代，該地區先後被幾個大國控制，沒有獨立的亞蘭國家存留。當亞述在公元前612至609年崩潰時，該地區短暫地被巴比倫控制。隨著波斯王居魯士崛起，敘利亞地區迅速被波斯軍隊佔領。巴勒斯坦、小亞細亞和埃及同時被納入波斯帝國。</w:t>
+      </w:r>
+    </w:p>
+    <w:p>
+      <w:pPr/>
+      <w:r>
+        <w:rPr>
+          <w:lang w:val="zh_TW" w:bidi="zh_TW"/>
+        </w:rPr>
+      </w:r>
+      <w:r>
+        <w:rPr>
+          <w:lang w:val="zh_TW" w:bidi="zh_TW"/>
+        </w:rPr>
+        <w:t>對該地區產生影響的下一個重要政治變革是於公元前360年出現的馬其頓的腓力。他的兒子亞歷山大大帝（公元前336–323年）鞏固了希臘在整個西亞細亞以及遠至印度邊界的勢力。當年僅33歲的他於公元前323年去世後，西亞細亞的控制權落入亞歷山大的將軍手中。將軍塞琉古一世（Seleucus I，公元前312–280年）控制了小亞細亞的南部、敘利亞地區、美索不達米亞，並向東延伸至印度邊界。因此，敘利亞落入了希臘化統治者塞琉古的影響之下，他在安提阿建立了一個新的首都。</w:t>
+      </w:r>
+    </w:p>
+    <w:p>
+      <w:pPr/>
+      <w:r>
+        <w:rPr>
+          <w:lang w:val="zh_TW" w:bidi="zh_TW"/>
+        </w:rPr>
+      </w:r>
+      <w:r>
+        <w:rPr>
+          <w:lang w:val="zh_TW" w:bidi="zh_TW"/>
+        </w:rPr>
+        <w:t>再往西，羅馬正在崛起並將目光投向東方。龐培將軍擊敗了本都年輕的王米特里達梯（Mithridates），並著手摧毀塞琉古王國的殘餘勢力。敘利亞的西部地區在公元前64年被劃為羅馬省。龐培最終進入巴勒斯坦，該地在公元前63年落入羅馬的控制之下。</w:t>
+      </w:r>
+    </w:p>
+    <w:p>
+      <w:pPr/>
+      <w:r>
+        <w:rPr>
+          <w:lang w:val="zh_TW" w:bidi="zh_TW"/>
+        </w:rPr>
+      </w:r>
+      <w:r>
+        <w:rPr>
+          <w:lang w:val="zh_TW" w:bidi="zh_TW"/>
+        </w:rPr>
+        <w:t>羅馬的敘利亞省包括基利家，這是位於小亞細亞東南角的條形領土。北部邊界延伸到幼發拉底河，邊界向南一直延伸到大馬士革，然後向西轉，約在死海中途，繼續向西到地中海。敘利亞的西部邊界是地中海，直到亞歷山大港灣，然後向西。敘利亞省和基利家省（</w:t>
+      </w:r>
+      <w:hyperlink r:id="rId67">
+        <w:r>
+          <w:rPr>
+            <w:lang w:val="zh_TW" w:bidi="zh_TW"/>
+          </w:rPr>
+          <w:rPr>
+            <w:color w:val="0000EE"/>
+            <w:u w:val="single"/>
+          </w:rPr>
+          <w:t>使徒行傳15:23、41</w:t>
+        </w:r>
+      </w:hyperlink>
+      <w:r>
+        <w:rPr>
+          <w:lang w:val="zh_TW" w:bidi="zh_TW"/>
+        </w:rPr>
+        <w:t>；</w:t>
+      </w:r>
+      <w:hyperlink r:id="rId68">
+        <w:r>
+          <w:rPr>
+            <w:lang w:val="zh_TW" w:bidi="zh_TW"/>
+          </w:rPr>
+          <w:rPr>
+            <w:color w:val="0000EE"/>
+            <w:u w:val="single"/>
+          </w:rPr>
+          <w:t>加拉太書1:21</w:t>
+        </w:r>
+      </w:hyperlink>
+      <w:r>
+        <w:rPr>
+          <w:lang w:val="zh_TW" w:bidi="zh_TW"/>
+        </w:rPr>
+        <w:t>）由一位帝國將軍（</w:t>
+      </w:r>
+      <w:r>
+        <w:rPr>
+          <w:i/>
+          <w:lang w:val="zh_TW" w:bidi="zh_TW"/>
+        </w:rPr>
+        <w:t>legatis</w:t>
+      </w:r>
+      <w:r>
+        <w:rPr>
+          <w:lang w:val="zh_TW" w:bidi="zh_TW"/>
+        </w:rPr>
+        <w:t>）統治，他指揮著一支強大的軍團部隊。這樣的一位巡撫居里扭（Quirinius），在凱撒奧古斯都的人口普查時期統治敘利亞；這次人口普查使約瑟和馬利亞來到伯利恆，在那裡耶穌誕生了（</w:t>
+      </w:r>
+      <w:hyperlink r:id="rId69">
+        <w:r>
+          <w:rPr>
+            <w:lang w:val="zh_TW" w:bidi="zh_TW"/>
+          </w:rPr>
+          <w:rPr>
+            <w:color w:val="0000EE"/>
+            <w:u w:val="single"/>
+          </w:rPr>
+          <w:t>路加福音2:2</w:t>
         </w:r>
       </w:hyperlink>
       <w:r>
@@ -759,16 +2420,237 @@
       </w:r>
       <w:r>
         <w:rPr>
+          <w:lang w:val="zh_TW" w:bidi="zh_TW"/>
+        </w:rPr>
+        <w:t>在接下來的幾個世紀中，大馬士革的人口被基督教化，基督教傳播到羅馬的敘利亞省，形成了至今仍存在的古敘利亞教會。那裡留下了用亞蘭文寫成的基督教文學的非凡遺產。古老的亞蘭文仍然存在，雖然使用了修改過的字母來書寫。</w:t>
+      </w:r>
+    </w:p>
+    <w:p>
+      <w:pPr/>
+      <w:r>
+        <w:rPr>
+          <w:lang w:val="zh_TW" w:bidi="zh_TW"/>
+        </w:rPr>
+      </w:r>
+      <w:r>
+        <w:rPr>
+          <w:lang w:val="zh_TW" w:bidi="zh_TW"/>
+        </w:rPr>
+        <w:t>七世紀伊斯蘭教興起，導致敘利亞教會明顯削弱，不過它從未被完全摧毀。散居的亞蘭文使用者群體仍然在敘利亞的部分地區生存，而現代考古工作已經使許多基督教教堂的遺跡重見光明。</w:t>
+      </w:r>
+    </w:p>
+    <w:p>
+      <w:pPr>
+        <w:pStyle w:val="Heading3"/>
+      </w:pPr>
+      <w:r>
+        <w:rPr>
+          <w:lang w:val="zh_TW" w:bidi="zh_TW"/>
+        </w:rPr>
+        <w:t>語言與文化</w:t>
+      </w:r>
+    </w:p>
+    <w:p>
+      <w:pPr/>
+      <w:r>
+        <w:rPr>
+          <w:lang w:val="zh_TW" w:bidi="zh_TW"/>
+        </w:rPr>
+      </w:r>
+      <w:r>
+        <w:rPr>
+          <w:lang w:val="zh_TW" w:bidi="zh_TW"/>
+        </w:rPr>
+        <w:t>亞蘭文是亞蘭人的語言，目前已發現許多銘文。以色列人採用了亞蘭文字母，該語言成為整個近東外交和行政的國際語言。在波斯時期，從埃及到印度，它是通用語言，在耶穌的時代廣泛使用於巴勒斯坦。「</w:t>
+      </w:r>
+      <w:r>
+        <w:rPr>
+          <w:lang w:val="zh_TW" w:bidi="zh_TW"/>
+        </w:rPr>
+        <w:t>大利大，古米〔</w:t>
+      </w:r>
+      <w:r>
+        <w:rPr>
           <w:i/>
           <w:lang w:val="zh_TW" w:bidi="zh_TW"/>
         </w:rPr>
-        <w:t xml:space="preserve">另見 </w:t>
-      </w:r>
-      <w:r>
-        <w:rPr>
-          <w:lang w:val="zh_TW" w:bidi="zh_TW"/>
-        </w:rPr>
-        <w:t>曠野漂流</w:t>
+        <w:t>talitha cumi</w:t>
+      </w:r>
+      <w:r>
+        <w:rPr>
+          <w:lang w:val="zh_TW" w:bidi="zh_TW"/>
+        </w:rPr>
+        <w:t>〕</w:t>
+      </w:r>
+      <w:r>
+        <w:rPr>
+          <w:lang w:val="zh_TW" w:bidi="zh_TW"/>
+        </w:rPr>
+        <w:t>」（</w:t>
+      </w:r>
+      <w:hyperlink r:id="rId70">
+        <w:r>
+          <w:rPr>
+            <w:lang w:val="zh_TW" w:bidi="zh_TW"/>
+          </w:rPr>
+          <w:rPr>
+            <w:color w:val="0000EE"/>
+            <w:u w:val="single"/>
+          </w:rPr>
+          <w:t>馬可福音5:41</w:t>
+        </w:r>
+      </w:hyperlink>
+      <w:r>
+        <w:rPr>
+          <w:lang w:val="zh_TW" w:bidi="zh_TW"/>
+        </w:rPr>
+        <w:t>）和「主必要來</w:t>
+      </w:r>
+      <w:r>
+        <w:rPr>
+          <w:lang w:val="zh_TW" w:bidi="zh_TW"/>
+        </w:rPr>
+        <w:t>〔</w:t>
+      </w:r>
+      <w:r>
+        <w:rPr>
+          <w:i/>
+          <w:lang w:val="zh_TW" w:bidi="zh_TW"/>
+        </w:rPr>
+        <w:t>marana tha</w:t>
+      </w:r>
+      <w:r>
+        <w:rPr>
+          <w:lang w:val="zh_TW" w:bidi="zh_TW"/>
+        </w:rPr>
+        <w:t>〕</w:t>
+      </w:r>
+      <w:r>
+        <w:rPr>
+          <w:lang w:val="zh_TW" w:bidi="zh_TW"/>
+        </w:rPr>
+        <w:t>」（</w:t>
+      </w:r>
+      <w:hyperlink r:id="rId71">
+        <w:r>
+          <w:rPr>
+            <w:lang w:val="zh_TW" w:bidi="zh_TW"/>
+          </w:rPr>
+          <w:rPr>
+            <w:color w:val="0000EE"/>
+            <w:u w:val="single"/>
+          </w:rPr>
+          <w:t>哥林多前書16:22</w:t>
+        </w:r>
+      </w:hyperlink>
+      <w:r>
+        <w:rPr>
+          <w:lang w:val="zh_TW" w:bidi="zh_TW"/>
+        </w:rPr>
+        <w:t>）是亞蘭文。</w:t>
+      </w:r>
+    </w:p>
+    <w:p>
+      <w:pPr/>
+      <w:r>
+        <w:rPr>
+          <w:lang w:val="zh_TW" w:bidi="zh_TW"/>
+        </w:rPr>
+      </w:r>
+      <w:r>
+        <w:rPr>
+          <w:lang w:val="zh_TW" w:bidi="zh_TW"/>
+        </w:rPr>
+        <w:t>在許多地點的發掘提供了對亞蘭建築、雕塑、陶器和其他藝術的良好了解。亞蘭人的宗教是多神教。人們也崇拜許多外國神祇。主要的亞蘭神祇是古代西閃族的風暴神哈大（Hadad）。在猶大的亞哈斯時代，當基於大馬士革</w:t>
+      </w:r>
+      <w:r>
+        <w:rPr>
+          <w:lang w:val="zh_TW" w:bidi="zh_TW"/>
+        </w:rPr>
+        <w:t>規模樣式</w:t>
+      </w:r>
+      <w:r>
+        <w:rPr>
+          <w:lang w:val="zh_TW" w:bidi="zh_TW"/>
+        </w:rPr>
+        <w:t>的壇被放在聖殿時，大馬士革的崇拜被強加給耶路撒冷的百姓（</w:t>
+      </w:r>
+      <w:hyperlink r:id="rId72">
+        <w:r>
+          <w:rPr>
+            <w:lang w:val="zh_TW" w:bidi="zh_TW"/>
+          </w:rPr>
+          <w:rPr>
+            <w:color w:val="0000EE"/>
+            <w:u w:val="single"/>
+          </w:rPr>
+          <w:t>列王紀下16:10–13</w:t>
+        </w:r>
+      </w:hyperlink>
+      <w:r>
+        <w:rPr>
+          <w:lang w:val="zh_TW" w:bidi="zh_TW"/>
+        </w:rPr>
+        <w:t>）。被亞述統治者撒珥根（Sargon）擄到撒馬利亞的亞蘭人，則帶來了外國的亞蘭崇拜（</w:t>
+      </w:r>
+      <w:hyperlink r:id="rId73">
+        <w:r>
+          <w:rPr>
+            <w:lang w:val="zh_TW" w:bidi="zh_TW"/>
+          </w:rPr>
+          <w:rPr>
+            <w:color w:val="0000EE"/>
+            <w:u w:val="single"/>
+          </w:rPr>
+          <w:t>17:24–34</w:t>
+        </w:r>
+      </w:hyperlink>
+      <w:r>
+        <w:rPr>
+          <w:lang w:val="zh_TW" w:bidi="zh_TW"/>
+        </w:rPr>
+        <w:t>）。</w:t>
+      </w:r>
+    </w:p>
+    <w:p>
+      <w:pPr/>
+      <w:r>
+        <w:rPr>
+          <w:lang w:val="zh_TW" w:bidi="zh_TW"/>
+        </w:rPr>
+      </w:r>
+      <w:r>
+        <w:rPr>
+          <w:lang w:val="zh_TW" w:bidi="zh_TW"/>
+        </w:rPr>
+        <w:t>在亞蘭國家消失後的幾個世紀中，亞蘭文依然存活。基督教形式的亞蘭文，即敘利亞語，留下了大量的文學、歷史、神學、註釋、論文和翻譯作品，這些作品被小心地保存在古老的修道院圖書館中，尤其是在敘利亞北部、伊拉克北部和土耳其南部。</w:t>
+      </w:r>
+    </w:p>
+    <w:p>
+      <w:pPr/>
+      <w:r>
+        <w:rPr>
+          <w:lang w:val="zh_TW" w:bidi="zh_TW"/>
+        </w:rPr>
+      </w:r>
+      <w:r>
+        <w:rPr>
+          <w:i/>
+          <w:lang w:val="zh_TW" w:bidi="zh_TW"/>
+        </w:rPr>
+        <w:t>另見</w:t>
+      </w:r>
+      <w:r>
+        <w:rPr>
+          <w:lang w:val="zh_TW" w:bidi="zh_TW"/>
+        </w:rPr>
+        <w:t xml:space="preserve"> </w:t>
+      </w:r>
+      <w:r>
+        <w:rPr>
+          <w:lang w:val="zh_TW" w:bidi="zh_TW"/>
+        </w:rPr>
+        <w:t>亞蘭文</w:t>
       </w:r>
       <w:r>
         <w:rPr>

--- a/zht/docx/196.content.docx
+++ b/zht/docx/196.content.docx
@@ -322,18 +322,12 @@
         </w:rPr>
         <w:t>許克所斯人與以色列歷史的關聯仍有爭議。關鍵在於如何理解</w:t>
       </w:r>
-      <w:hyperlink r:id="rId13">
-        <w:r>
-          <w:rPr>
-            <w:lang w:val="zh_TW" w:bidi="zh_TW"/>
-          </w:rPr>
-          <w:rPr>
-            <w:color w:val="0000EE"/>
-            <w:u w:val="single"/>
-          </w:rPr>
-          <w:t>出埃及記一章8節</w:t>
-        </w:r>
-      </w:hyperlink>
+      <w:r>
+        <w:rPr>
+          <w:lang w:val="zh_TW" w:bidi="zh_TW"/>
+        </w:rPr>
+        <w:t>出埃及記一章8節</w:t>
+      </w:r>
       <w:r>
         <w:rPr>
           <w:lang w:val="zh_TW" w:bidi="zh_TW"/>
@@ -401,108 +395,72 @@
         </w:rPr>
         <w:t>如果約瑟在公元前1800年之前去世，而許克所斯人大約是在公元前1730年統治埃及，那麼不認識約瑟的「新王」就是一位許克所斯人的統治者。或者，即使這新王知道約瑟，也沒有理由善待約瑟的後代。按照這種看法，</w:t>
       </w:r>
-      <w:hyperlink r:id="rId14">
-        <w:r>
-          <w:rPr>
-            <w:lang w:val="zh_TW" w:bidi="zh_TW"/>
-          </w:rPr>
-          <w:rPr>
-            <w:color w:val="0000EE"/>
-            <w:u w:val="single"/>
-          </w:rPr>
-          <w:t>出埃及記一章9至14節</w:t>
-        </w:r>
-      </w:hyperlink>
+      <w:r>
+        <w:rPr>
+          <w:lang w:val="zh_TW" w:bidi="zh_TW"/>
+        </w:rPr>
+        <w:t>出埃及記一章9至14節</w:t>
+      </w:r>
       <w:r>
         <w:rPr>
           <w:lang w:val="zh_TW" w:bidi="zh_TW"/>
         </w:rPr>
         <w:t>中所描述的嚴酷奴役，是由許克所斯人開始的。許克所斯人的人口可能比希伯來人少，因此擔心希伯來人起來反叛（</w:t>
       </w:r>
-      <w:hyperlink r:id="rId15">
-        <w:r>
-          <w:rPr>
-            <w:lang w:val="zh_TW" w:bidi="zh_TW"/>
-          </w:rPr>
-          <w:rPr>
-            <w:color w:val="0000EE"/>
-            <w:u w:val="single"/>
-          </w:rPr>
-          <w:t>9</w:t>
-        </w:r>
-      </w:hyperlink>
+      <w:r>
+        <w:rPr>
+          <w:lang w:val="zh_TW" w:bidi="zh_TW"/>
+        </w:rPr>
+        <w:t>9</w:t>
+      </w:r>
       <w:r>
         <w:rPr>
           <w:lang w:val="zh_TW" w:bidi="zh_TW"/>
         </w:rPr>
         <w:t>節）。或者，許克所斯人擔心希伯來人會與埃及人聯合推翻他們（</w:t>
       </w:r>
-      <w:hyperlink r:id="rId16">
-        <w:r>
-          <w:rPr>
-            <w:lang w:val="zh_TW" w:bidi="zh_TW"/>
-          </w:rPr>
-          <w:rPr>
-            <w:color w:val="0000EE"/>
-            <w:u w:val="single"/>
-          </w:rPr>
-          <w:t>10</w:t>
-        </w:r>
-      </w:hyperlink>
+      <w:r>
+        <w:rPr>
+          <w:lang w:val="zh_TW" w:bidi="zh_TW"/>
+        </w:rPr>
+        <w:t>10</w:t>
+      </w:r>
       <w:r>
         <w:rPr>
           <w:lang w:val="zh_TW" w:bidi="zh_TW"/>
         </w:rPr>
         <w:t>節）。按照這種看法，下令希伯來收生婆殺死希伯來男嬰的法老（</w:t>
       </w:r>
-      <w:hyperlink r:id="rId17">
-        <w:r>
-          <w:rPr>
-            <w:lang w:val="zh_TW" w:bidi="zh_TW"/>
-          </w:rPr>
-          <w:rPr>
-            <w:color w:val="0000EE"/>
-            <w:u w:val="single"/>
-          </w:rPr>
-          <w:t>15</w:t>
-        </w:r>
-      </w:hyperlink>
+      <w:r>
+        <w:rPr>
+          <w:lang w:val="zh_TW" w:bidi="zh_TW"/>
+        </w:rPr>
+        <w:t>15</w:t>
+      </w:r>
       <w:r>
         <w:rPr>
           <w:lang w:val="zh_TW" w:bidi="zh_TW"/>
         </w:rPr>
         <w:t>節），是在許克所斯人被逐出埃及後統治埃及。這表示第</w:t>
       </w:r>
-      <w:hyperlink r:id="rId18">
-        <w:r>
-          <w:rPr>
-            <w:lang w:val="zh_TW" w:bidi="zh_TW"/>
-          </w:rPr>
-          <w:rPr>
-            <w:color w:val="0000EE"/>
-            <w:u w:val="single"/>
-          </w:rPr>
-          <w:t>14</w:t>
-        </w:r>
-      </w:hyperlink>
+      <w:r>
+        <w:rPr>
+          <w:lang w:val="zh_TW" w:bidi="zh_TW"/>
+        </w:rPr>
+        <w:t>14</w:t>
+      </w:r>
       <w:r>
         <w:rPr>
           <w:lang w:val="zh_TW" w:bidi="zh_TW"/>
         </w:rPr>
         <w:t>節和第</w:t>
       </w:r>
-      <w:hyperlink r:id="rId17">
-        <w:r>
-          <w:rPr>
-            <w:lang w:val="zh_TW" w:bidi="zh_TW"/>
-          </w:rPr>
-          <w:rPr>
-            <w:color w:val="0000EE"/>
-            <w:u w:val="single"/>
-          </w:rPr>
-          <w:t>15</w:t>
-        </w:r>
-      </w:hyperlink>
+      <w:r>
+        <w:rPr>
+          <w:lang w:val="zh_TW" w:bidi="zh_TW"/>
+        </w:rPr>
+        <w:t>15</w:t>
+      </w:r>
       <w:r>
         <w:rPr>
           <w:lang w:val="zh_TW" w:bidi="zh_TW"/>
@@ -646,18 +604,12 @@
         </w:rPr>
         <w:t>十一奉獻、祭祀和供物、守安息日和割禮都是摩西律法所命令的。許願（或譯：立誓）則不是。比如，</w:t>
       </w:r>
-      <w:hyperlink r:id="rId19">
-        <w:r>
-          <w:rPr>
-            <w:lang w:val="zh_TW" w:bidi="zh_TW"/>
-          </w:rPr>
-          <w:rPr>
-            <w:color w:val="0000EE"/>
-            <w:u w:val="single"/>
-          </w:rPr>
-          <w:t>詩篇五十篇14節</w:t>
-        </w:r>
-      </w:hyperlink>
+      <w:r>
+        <w:rPr>
+          <w:lang w:val="zh_TW" w:bidi="zh_TW"/>
+        </w:rPr>
+        <w:t>詩篇五十篇14節</w:t>
+      </w:r>
       <w:r>
         <w:rPr>
           <w:lang w:val="zh_TW" w:bidi="zh_TW"/>
@@ -701,72 +653,48 @@
         </w:rPr>
         <w:t>許願是為了得到耶和華的喜悅，表達對祂某種拯救或恩惠的感恩，或表明對祂的絕對委身。個人的委身和分別自己歸於耶和華是拿細耳人許願的主要特徵。參孫、撒母耳和施洗約翰是用這種方式許願的最常見例子。</w:t>
       </w:r>
-      <w:hyperlink r:id="rId20">
-        <w:r>
-          <w:rPr>
-            <w:lang w:val="zh_TW" w:bidi="zh_TW"/>
-          </w:rPr>
-          <w:rPr>
-            <w:color w:val="0000EE"/>
-            <w:u w:val="single"/>
-          </w:rPr>
-          <w:t>民數記六章1至8節</w:t>
-        </w:r>
-      </w:hyperlink>
+      <w:r>
+        <w:rPr>
+          <w:lang w:val="zh_TW" w:bidi="zh_TW"/>
+        </w:rPr>
+        <w:t>民數記六章1至8節</w:t>
+      </w:r>
       <w:r>
         <w:rPr>
           <w:lang w:val="zh_TW" w:bidi="zh_TW"/>
         </w:rPr>
         <w:t>總結了這種許願的條件。</w:t>
       </w:r>
-      <w:hyperlink r:id="rId21">
-        <w:r>
-          <w:rPr>
-            <w:lang w:val="zh_TW" w:bidi="zh_TW"/>
-          </w:rPr>
-          <w:rPr>
-            <w:color w:val="0000EE"/>
-            <w:u w:val="single"/>
-          </w:rPr>
-          <w:t>13至21</w:t>
-        </w:r>
-      </w:hyperlink>
+      <w:r>
+        <w:rPr>
+          <w:lang w:val="zh_TW" w:bidi="zh_TW"/>
+        </w:rPr>
+        <w:t>13至21</w:t>
+      </w:r>
       <w:r>
         <w:rPr>
           <w:lang w:val="zh_TW" w:bidi="zh_TW"/>
         </w:rPr>
         <w:t>節說明如何離俗。婦女也可以這樣許願（</w:t>
       </w:r>
-      <w:hyperlink r:id="rId22">
-        <w:r>
-          <w:rPr>
-            <w:lang w:val="zh_TW" w:bidi="zh_TW"/>
-          </w:rPr>
-          <w:rPr>
-            <w:color w:val="0000EE"/>
-            <w:u w:val="single"/>
-          </w:rPr>
-          <w:t>2</w:t>
-        </w:r>
-      </w:hyperlink>
+      <w:r>
+        <w:rPr>
+          <w:lang w:val="zh_TW" w:bidi="zh_TW"/>
+        </w:rPr>
+        <w:t>2</w:t>
+      </w:r>
       <w:r>
         <w:rPr>
           <w:lang w:val="zh_TW" w:bidi="zh_TW"/>
         </w:rPr>
         <w:t>節），而且可能只是在指定時間內許願。利甲族許願過簡樸、不蓋房屋居住的生活。他們是對以色列的神忠心的有力見證（</w:t>
       </w:r>
-      <w:hyperlink r:id="rId23">
-        <w:r>
-          <w:rPr>
-            <w:lang w:val="zh_TW" w:bidi="zh_TW"/>
-          </w:rPr>
-          <w:rPr>
-            <w:color w:val="0000EE"/>
-            <w:u w:val="single"/>
-          </w:rPr>
-          <w:t>耶利米書35</w:t>
-        </w:r>
-      </w:hyperlink>
+      <w:r>
+        <w:rPr>
+          <w:lang w:val="zh_TW" w:bidi="zh_TW"/>
+        </w:rPr>
+        <w:t>耶利米書35</w:t>
+      </w:r>
       <w:r>
         <w:rPr>
           <w:lang w:val="zh_TW" w:bidi="zh_TW"/>
@@ -787,168 +715,96 @@
         </w:rPr>
         <w:t>有些許願被視為是在某種意義上與神的討價還價。在伯特利，雅各許願說，假如神保護他並供應他的需要，他就敬拜神並奉獻十分之一（</w:t>
       </w:r>
-      <w:hyperlink r:id="rId24">
-        <w:r>
-          <w:rPr>
-            <w:lang w:val="zh_TW" w:bidi="zh_TW"/>
-          </w:rPr>
-          <w:rPr>
-            <w:color w:val="0000EE"/>
-            <w:u w:val="single"/>
-          </w:rPr>
-          <w:t>創世記28:20</w:t>
-        </w:r>
-      </w:hyperlink>
-      <w:hyperlink r:id="rId21">
-        <w:r>
-          <w:rPr>
-            <w:lang w:val="zh_TW" w:bidi="zh_TW"/>
-          </w:rPr>
-          <w:rPr>
-            <w:color w:val="0000EE"/>
-            <w:u w:val="single"/>
-          </w:rPr>
-          <w:t>–</w:t>
-        </w:r>
-      </w:hyperlink>
-      <w:hyperlink r:id="rId24">
-        <w:r>
-          <w:rPr>
-            <w:lang w:val="zh_TW" w:bidi="zh_TW"/>
-          </w:rPr>
-          <w:rPr>
-            <w:color w:val="0000EE"/>
-            <w:u w:val="single"/>
-          </w:rPr>
-          <w:t>22</w:t>
-        </w:r>
-      </w:hyperlink>
+      <w:r>
+        <w:rPr>
+          <w:lang w:val="zh_TW" w:bidi="zh_TW"/>
+        </w:rPr>
+        <w:t>創世記28:20</w:t>
+      </w:r>
+      <w:r>
+        <w:rPr>
+          <w:lang w:val="zh_TW" w:bidi="zh_TW"/>
+        </w:rPr>
+        <w:t>–</w:t>
+      </w:r>
+      <w:r>
+        <w:rPr>
+          <w:lang w:val="zh_TW" w:bidi="zh_TW"/>
+        </w:rPr>
+        <w:t>22</w:t>
+      </w:r>
       <w:r>
         <w:rPr>
           <w:lang w:val="zh_TW" w:bidi="zh_TW"/>
         </w:rPr>
         <w:t>）。哈拿許願說，假如神賜給她一個兒子，她將把他歸給神（</w:t>
       </w:r>
-      <w:hyperlink r:id="rId25">
-        <w:r>
-          <w:rPr>
-            <w:lang w:val="zh_TW" w:bidi="zh_TW"/>
-          </w:rPr>
-          <w:rPr>
-            <w:color w:val="0000EE"/>
-            <w:u w:val="single"/>
-          </w:rPr>
-          <w:t>撒母耳記上1:11、27</w:t>
-        </w:r>
-      </w:hyperlink>
-      <w:hyperlink r:id="rId21">
-        <w:r>
-          <w:rPr>
-            <w:lang w:val="zh_TW" w:bidi="zh_TW"/>
-          </w:rPr>
-          <w:rPr>
-            <w:color w:val="0000EE"/>
-            <w:u w:val="single"/>
-          </w:rPr>
-          <w:t>–</w:t>
-        </w:r>
-      </w:hyperlink>
-      <w:hyperlink r:id="rId25">
-        <w:r>
-          <w:rPr>
-            <w:lang w:val="zh_TW" w:bidi="zh_TW"/>
-          </w:rPr>
-          <w:rPr>
-            <w:color w:val="0000EE"/>
-            <w:u w:val="single"/>
-          </w:rPr>
-          <w:t>28</w:t>
-        </w:r>
-      </w:hyperlink>
+      <w:r>
+        <w:rPr>
+          <w:lang w:val="zh_TW" w:bidi="zh_TW"/>
+        </w:rPr>
+        <w:t>撒母耳記上1:11、27</w:t>
+      </w:r>
+      <w:r>
+        <w:rPr>
+          <w:lang w:val="zh_TW" w:bidi="zh_TW"/>
+        </w:rPr>
+        <w:t>–</w:t>
+      </w:r>
+      <w:r>
+        <w:rPr>
+          <w:lang w:val="zh_TW" w:bidi="zh_TW"/>
+        </w:rPr>
+        <w:t>28</w:t>
+      </w:r>
       <w:r>
         <w:rPr>
           <w:lang w:val="zh_TW" w:bidi="zh_TW"/>
         </w:rPr>
         <w:t>）。在詩篇中，還願通常與因為從危險或痛苦中得救而感恩有關（比如，</w:t>
       </w:r>
-      <w:hyperlink r:id="rId26">
-        <w:r>
-          <w:rPr>
-            <w:lang w:val="zh_TW" w:bidi="zh_TW"/>
-          </w:rPr>
-          <w:rPr>
-            <w:color w:val="0000EE"/>
-            <w:u w:val="single"/>
-          </w:rPr>
-          <w:t>詩篇22:24</w:t>
-        </w:r>
-      </w:hyperlink>
-      <w:hyperlink r:id="rId21">
-        <w:r>
-          <w:rPr>
-            <w:lang w:val="zh_TW" w:bidi="zh_TW"/>
-          </w:rPr>
-          <w:rPr>
-            <w:color w:val="0000EE"/>
-            <w:u w:val="single"/>
-          </w:rPr>
-          <w:t>–</w:t>
-        </w:r>
-      </w:hyperlink>
-      <w:hyperlink r:id="rId26">
-        <w:r>
-          <w:rPr>
-            <w:lang w:val="zh_TW" w:bidi="zh_TW"/>
-          </w:rPr>
-          <w:rPr>
-            <w:color w:val="0000EE"/>
-            <w:u w:val="single"/>
-          </w:rPr>
-          <w:t>25</w:t>
-        </w:r>
-      </w:hyperlink>
+      <w:r>
+        <w:rPr>
+          <w:lang w:val="zh_TW" w:bidi="zh_TW"/>
+        </w:rPr>
+        <w:t>詩篇22:24</w:t>
+      </w:r>
+      <w:r>
+        <w:rPr>
+          <w:lang w:val="zh_TW" w:bidi="zh_TW"/>
+        </w:rPr>
+        <w:t>–</w:t>
+      </w:r>
+      <w:r>
+        <w:rPr>
+          <w:lang w:val="zh_TW" w:bidi="zh_TW"/>
+        </w:rPr>
+        <w:t>25</w:t>
+      </w:r>
       <w:r>
         <w:rPr>
           <w:lang w:val="zh_TW" w:bidi="zh_TW"/>
         </w:rPr>
         <w:t>；</w:t>
       </w:r>
-      <w:hyperlink r:id="rId27">
-        <w:r>
-          <w:rPr>
-            <w:lang w:val="zh_TW" w:bidi="zh_TW"/>
-          </w:rPr>
-          <w:rPr>
-            <w:color w:val="0000EE"/>
-            <w:u w:val="single"/>
-          </w:rPr>
-          <w:t>56:12</w:t>
-        </w:r>
-      </w:hyperlink>
-      <w:hyperlink r:id="rId21">
-        <w:r>
-          <w:rPr>
-            <w:lang w:val="zh_TW" w:bidi="zh_TW"/>
-          </w:rPr>
-          <w:rPr>
-            <w:color w:val="0000EE"/>
-            <w:u w:val="single"/>
-          </w:rPr>
-          <w:t>–</w:t>
-        </w:r>
-      </w:hyperlink>
-      <w:hyperlink r:id="rId27">
-        <w:r>
-          <w:rPr>
-            <w:lang w:val="zh_TW" w:bidi="zh_TW"/>
-          </w:rPr>
-          <w:rPr>
-            <w:color w:val="0000EE"/>
-            <w:u w:val="single"/>
-          </w:rPr>
-          <w:t>13</w:t>
-        </w:r>
-      </w:hyperlink>
+      <w:r>
+        <w:rPr>
+          <w:lang w:val="zh_TW" w:bidi="zh_TW"/>
+        </w:rPr>
+        <w:t>56:12</w:t>
+      </w:r>
+      <w:r>
+        <w:rPr>
+          <w:lang w:val="zh_TW" w:bidi="zh_TW"/>
+        </w:rPr>
+        <w:t>–</w:t>
+      </w:r>
+      <w:r>
+        <w:rPr>
+          <w:lang w:val="zh_TW" w:bidi="zh_TW"/>
+        </w:rPr>
+        <w:t>13</w:t>
+      </w:r>
       <w:r>
         <w:rPr>
           <w:lang w:val="zh_TW" w:bidi="zh_TW"/>
@@ -981,120 +837,72 @@
         </w:rPr>
         <w:t>（</w:t>
       </w:r>
-      <w:hyperlink r:id="rId28">
-        <w:r>
-          <w:rPr>
-            <w:lang w:val="zh_TW" w:bidi="zh_TW"/>
-          </w:rPr>
-          <w:rPr>
-            <w:color w:val="0000EE"/>
-            <w:u w:val="single"/>
-          </w:rPr>
-          <w:t>申命記23:22</w:t>
-        </w:r>
-      </w:hyperlink>
+      <w:r>
+        <w:rPr>
+          <w:lang w:val="zh_TW" w:bidi="zh_TW"/>
+        </w:rPr>
+        <w:t>申命記23:22</w:t>
+      </w:r>
       <w:r>
         <w:rPr>
           <w:lang w:val="zh_TW" w:bidi="zh_TW"/>
         </w:rPr>
         <w:t>）。一旦許了願，就必須遵守償還（</w:t>
       </w:r>
-      <w:hyperlink r:id="rId29">
-        <w:r>
-          <w:rPr>
-            <w:lang w:val="zh_TW" w:bidi="zh_TW"/>
-          </w:rPr>
-          <w:rPr>
-            <w:color w:val="0000EE"/>
-            <w:u w:val="single"/>
-          </w:rPr>
-          <w:t>申命記23:21</w:t>
-        </w:r>
-      </w:hyperlink>
-      <w:hyperlink r:id="rId21">
-        <w:r>
-          <w:rPr>
-            <w:lang w:val="zh_TW" w:bidi="zh_TW"/>
-          </w:rPr>
-          <w:rPr>
-            <w:color w:val="0000EE"/>
-            <w:u w:val="single"/>
-          </w:rPr>
-          <w:t>–</w:t>
-        </w:r>
-      </w:hyperlink>
-      <w:hyperlink r:id="rId29">
-        <w:r>
-          <w:rPr>
-            <w:lang w:val="zh_TW" w:bidi="zh_TW"/>
-          </w:rPr>
-          <w:rPr>
-            <w:color w:val="0000EE"/>
-            <w:u w:val="single"/>
-          </w:rPr>
-          <w:t>23</w:t>
-        </w:r>
-      </w:hyperlink>
+      <w:r>
+        <w:rPr>
+          <w:lang w:val="zh_TW" w:bidi="zh_TW"/>
+        </w:rPr>
+        <w:t>申命記23:21</w:t>
+      </w:r>
+      <w:r>
+        <w:rPr>
+          <w:lang w:val="zh_TW" w:bidi="zh_TW"/>
+        </w:rPr>
+        <w:t>–</w:t>
+      </w:r>
+      <w:r>
+        <w:rPr>
+          <w:lang w:val="zh_TW" w:bidi="zh_TW"/>
+        </w:rPr>
+        <w:t>23</w:t>
+      </w:r>
       <w:r>
         <w:rPr>
           <w:lang w:val="zh_TW" w:bidi="zh_TW"/>
         </w:rPr>
         <w:t>；另見</w:t>
       </w:r>
-      <w:hyperlink r:id="rId30">
-        <w:r>
-          <w:rPr>
-            <w:lang w:val="zh_TW" w:bidi="zh_TW"/>
-          </w:rPr>
-          <w:rPr>
-            <w:color w:val="0000EE"/>
-            <w:u w:val="single"/>
-          </w:rPr>
-          <w:t>民數記30:2</w:t>
-        </w:r>
-      </w:hyperlink>
+      <w:r>
+        <w:rPr>
+          <w:lang w:val="zh_TW" w:bidi="zh_TW"/>
+        </w:rPr>
+        <w:t>民數記30:2</w:t>
+      </w:r>
       <w:r>
         <w:rPr>
           <w:lang w:val="zh_TW" w:bidi="zh_TW"/>
         </w:rPr>
         <w:t>；</w:t>
       </w:r>
-      <w:hyperlink r:id="rId31">
-        <w:r>
-          <w:rPr>
-            <w:lang w:val="zh_TW" w:bidi="zh_TW"/>
-          </w:rPr>
-          <w:rPr>
-            <w:color w:val="0000EE"/>
-            <w:u w:val="single"/>
-          </w:rPr>
-          <w:t>傳道書5:4</w:t>
-        </w:r>
-      </w:hyperlink>
-      <w:hyperlink r:id="rId21">
-        <w:r>
-          <w:rPr>
-            <w:lang w:val="zh_TW" w:bidi="zh_TW"/>
-          </w:rPr>
-          <w:rPr>
-            <w:color w:val="0000EE"/>
-            <w:u w:val="single"/>
-          </w:rPr>
-          <w:t>–</w:t>
-        </w:r>
-      </w:hyperlink>
-      <w:hyperlink r:id="rId31">
-        <w:r>
-          <w:rPr>
-            <w:lang w:val="zh_TW" w:bidi="zh_TW"/>
-          </w:rPr>
-          <w:rPr>
-            <w:color w:val="0000EE"/>
-            <w:u w:val="single"/>
-          </w:rPr>
-          <w:t>6</w:t>
-        </w:r>
-      </w:hyperlink>
+      <w:r>
+        <w:rPr>
+          <w:lang w:val="zh_TW" w:bidi="zh_TW"/>
+        </w:rPr>
+        <w:t>傳道書5:4</w:t>
+      </w:r>
+      <w:r>
+        <w:rPr>
+          <w:lang w:val="zh_TW" w:bidi="zh_TW"/>
+        </w:rPr>
+        <w:t>–</w:t>
+      </w:r>
+      <w:r>
+        <w:rPr>
+          <w:lang w:val="zh_TW" w:bidi="zh_TW"/>
+        </w:rPr>
+        <w:t>6</w:t>
+      </w:r>
       <w:r>
         <w:rPr>
           <w:lang w:val="zh_TW" w:bidi="zh_TW"/>
@@ -1126,144 +934,84 @@
         </w:rPr>
         <w:t>「許願」在新約聖經中只出現兩次。這兩次都與使徒保羅有關（</w:t>
       </w:r>
-      <w:hyperlink r:id="rId32">
-        <w:r>
-          <w:rPr>
-            <w:lang w:val="zh_TW" w:bidi="zh_TW"/>
-          </w:rPr>
-          <w:rPr>
-            <w:color w:val="0000EE"/>
-            <w:u w:val="single"/>
-          </w:rPr>
-          <w:t>使徒行傳18:18</w:t>
-        </w:r>
-      </w:hyperlink>
+      <w:r>
+        <w:rPr>
+          <w:lang w:val="zh_TW" w:bidi="zh_TW"/>
+        </w:rPr>
+        <w:t>使徒行傳18:18</w:t>
+      </w:r>
       <w:r>
         <w:rPr>
           <w:lang w:val="zh_TW" w:bidi="zh_TW"/>
         </w:rPr>
         <w:t>，</w:t>
       </w:r>
-      <w:hyperlink r:id="rId33">
-        <w:r>
-          <w:rPr>
-            <w:lang w:val="zh_TW" w:bidi="zh_TW"/>
-          </w:rPr>
-          <w:rPr>
-            <w:color w:val="0000EE"/>
-            <w:u w:val="single"/>
-          </w:rPr>
-          <w:t>21:23</w:t>
-        </w:r>
-      </w:hyperlink>
-      <w:hyperlink r:id="rId21">
-        <w:r>
-          <w:rPr>
-            <w:lang w:val="zh_TW" w:bidi="zh_TW"/>
-          </w:rPr>
-          <w:rPr>
-            <w:color w:val="0000EE"/>
-            <w:u w:val="single"/>
-          </w:rPr>
-          <w:t>–</w:t>
-        </w:r>
-      </w:hyperlink>
-      <w:hyperlink r:id="rId33">
-        <w:r>
-          <w:rPr>
-            <w:lang w:val="zh_TW" w:bidi="zh_TW"/>
-          </w:rPr>
-          <w:rPr>
-            <w:color w:val="0000EE"/>
-            <w:u w:val="single"/>
-          </w:rPr>
-          <w:t>24</w:t>
-        </w:r>
-      </w:hyperlink>
+      <w:r>
+        <w:rPr>
+          <w:lang w:val="zh_TW" w:bidi="zh_TW"/>
+        </w:rPr>
+        <w:t>21:23</w:t>
+      </w:r>
+      <w:r>
+        <w:rPr>
+          <w:lang w:val="zh_TW" w:bidi="zh_TW"/>
+        </w:rPr>
+        <w:t>–</w:t>
+      </w:r>
+      <w:r>
+        <w:rPr>
+          <w:lang w:val="zh_TW" w:bidi="zh_TW"/>
+        </w:rPr>
+        <w:t>24</w:t>
+      </w:r>
       <w:r>
         <w:rPr>
           <w:lang w:val="zh_TW" w:bidi="zh_TW"/>
         </w:rPr>
         <w:t>）。但在「各耳板」這個詞的情況中涉及相同的原則（</w:t>
       </w:r>
-      <w:hyperlink r:id="rId34">
-        <w:r>
-          <w:rPr>
-            <w:lang w:val="zh_TW" w:bidi="zh_TW"/>
-          </w:rPr>
-          <w:rPr>
-            <w:color w:val="0000EE"/>
-            <w:u w:val="single"/>
-          </w:rPr>
-          <w:t>馬可福音7:11</w:t>
-        </w:r>
-      </w:hyperlink>
-      <w:hyperlink r:id="rId21">
-        <w:r>
-          <w:rPr>
-            <w:lang w:val="zh_TW" w:bidi="zh_TW"/>
-          </w:rPr>
-          <w:rPr>
-            <w:color w:val="0000EE"/>
-            <w:u w:val="single"/>
-          </w:rPr>
-          <w:t>–</w:t>
-        </w:r>
-      </w:hyperlink>
-      <w:hyperlink r:id="rId34">
-        <w:r>
-          <w:rPr>
-            <w:lang w:val="zh_TW" w:bidi="zh_TW"/>
-          </w:rPr>
-          <w:rPr>
-            <w:color w:val="0000EE"/>
-            <w:u w:val="single"/>
-          </w:rPr>
-          <w:t>13</w:t>
-        </w:r>
-      </w:hyperlink>
+      <w:r>
+        <w:rPr>
+          <w:lang w:val="zh_TW" w:bidi="zh_TW"/>
+        </w:rPr>
+        <w:t>馬可福音7:11</w:t>
+      </w:r>
+      <w:r>
+        <w:rPr>
+          <w:lang w:val="zh_TW" w:bidi="zh_TW"/>
+        </w:rPr>
+        <w:t>–</w:t>
+      </w:r>
+      <w:r>
+        <w:rPr>
+          <w:lang w:val="zh_TW" w:bidi="zh_TW"/>
+        </w:rPr>
+        <w:t>13</w:t>
+      </w:r>
       <w:r>
         <w:rPr>
           <w:lang w:val="zh_TW" w:bidi="zh_TW"/>
         </w:rPr>
         <w:t>；比較</w:t>
       </w:r>
-      <w:hyperlink r:id="rId35">
-        <w:r>
-          <w:rPr>
-            <w:lang w:val="zh_TW" w:bidi="zh_TW"/>
-          </w:rPr>
-          <w:rPr>
-            <w:color w:val="0000EE"/>
-            <w:u w:val="single"/>
-          </w:rPr>
-          <w:t>馬太福音15:5</w:t>
-        </w:r>
-      </w:hyperlink>
-      <w:hyperlink r:id="rId21">
-        <w:r>
-          <w:rPr>
-            <w:lang w:val="zh_TW" w:bidi="zh_TW"/>
-          </w:rPr>
-          <w:rPr>
-            <w:color w:val="0000EE"/>
-            <w:u w:val="single"/>
-          </w:rPr>
-          <w:t>–</w:t>
-        </w:r>
-      </w:hyperlink>
-      <w:hyperlink r:id="rId35">
-        <w:r>
-          <w:rPr>
-            <w:lang w:val="zh_TW" w:bidi="zh_TW"/>
-          </w:rPr>
-          <w:rPr>
-            <w:color w:val="0000EE"/>
-            <w:u w:val="single"/>
-          </w:rPr>
-          <w:t>6</w:t>
-        </w:r>
-      </w:hyperlink>
+      <w:r>
+        <w:rPr>
+          <w:lang w:val="zh_TW" w:bidi="zh_TW"/>
+        </w:rPr>
+        <w:t>馬太福音15:5</w:t>
+      </w:r>
+      <w:r>
+        <w:rPr>
+          <w:lang w:val="zh_TW" w:bidi="zh_TW"/>
+        </w:rPr>
+        <w:t>–</w:t>
+      </w:r>
+      <w:r>
+        <w:rPr>
+          <w:lang w:val="zh_TW" w:bidi="zh_TW"/>
+        </w:rPr>
+        <w:t>6</w:t>
+      </w:r>
       <w:r>
         <w:rPr>
           <w:lang w:val="zh_TW" w:bidi="zh_TW"/>
@@ -1377,18 +1125,12 @@
         </w:rPr>
         <w:t>撒馬利亞的一座城，聖經只在</w:t>
       </w:r>
-      <w:hyperlink r:id="rId36">
-        <w:r>
-          <w:rPr>
-            <w:lang w:val="zh_TW" w:bidi="zh_TW"/>
-          </w:rPr>
-          <w:rPr>
-            <w:color w:val="0000EE"/>
-            <w:u w:val="single"/>
-          </w:rPr>
-          <w:t>約翰福音四章5節</w:t>
-        </w:r>
-      </w:hyperlink>
+      <w:r>
+        <w:rPr>
+          <w:lang w:val="zh_TW" w:bidi="zh_TW"/>
+        </w:rPr>
+        <w:t>約翰福音四章5節</w:t>
+      </w:r>
       <w:r>
         <w:rPr>
           <w:lang w:val="zh_TW" w:bidi="zh_TW"/>
@@ -1409,108 +1151,72 @@
         </w:rPr>
         <w:t>經文說，敘加靠近雅各給他兒子約瑟的那塊田地（</w:t>
       </w:r>
-      <w:hyperlink r:id="rId36">
-        <w:r>
-          <w:rPr>
-            <w:lang w:val="zh_TW" w:bidi="zh_TW"/>
-          </w:rPr>
-          <w:rPr>
-            <w:color w:val="0000EE"/>
-            <w:u w:val="single"/>
-          </w:rPr>
-          <w:t>約4:5</w:t>
-        </w:r>
-      </w:hyperlink>
+      <w:r>
+        <w:rPr>
+          <w:lang w:val="zh_TW" w:bidi="zh_TW"/>
+        </w:rPr>
+        <w:t>約4:5</w:t>
+      </w:r>
       <w:r>
         <w:rPr>
           <w:lang w:val="zh_TW" w:bidi="zh_TW"/>
         </w:rPr>
         <w:t>）。</w:t>
       </w:r>
-      <w:hyperlink r:id="rId37">
-        <w:r>
-          <w:rPr>
-            <w:lang w:val="zh_TW" w:bidi="zh_TW"/>
-          </w:rPr>
-          <w:rPr>
-            <w:color w:val="0000EE"/>
-            <w:u w:val="single"/>
-          </w:rPr>
-          <w:t>創世記四十八章22節</w:t>
-        </w:r>
-      </w:hyperlink>
+      <w:r>
+        <w:rPr>
+          <w:lang w:val="zh_TW" w:bidi="zh_TW"/>
+        </w:rPr>
+        <w:t>創世記四十八章22節</w:t>
+      </w:r>
       <w:r>
         <w:rPr>
           <w:lang w:val="zh_TW" w:bidi="zh_TW"/>
         </w:rPr>
         <w:t>記載了這塊土地的來歷。當雅各為約瑟的兩個兒子瑪拿西和以法蓮祝福完畢後，他對約瑟說，他賜給約瑟的產業比眾弟兄多一分，就是「我從前用弓用刀從亞摩利人手下奪的那塊地」（</w:t>
       </w:r>
-      <w:hyperlink r:id="rId37">
-        <w:r>
-          <w:rPr>
-            <w:lang w:val="zh_TW" w:bidi="zh_TW"/>
-          </w:rPr>
-          <w:rPr>
-            <w:color w:val="0000EE"/>
-            <w:u w:val="single"/>
-          </w:rPr>
-          <w:t>創48:22</w:t>
-        </w:r>
-      </w:hyperlink>
+      <w:r>
+        <w:rPr>
+          <w:lang w:val="zh_TW" w:bidi="zh_TW"/>
+        </w:rPr>
+        <w:t>創48:22</w:t>
+      </w:r>
       <w:r>
         <w:rPr>
           <w:lang w:val="zh_TW" w:bidi="zh_TW"/>
         </w:rPr>
         <w:t>）。這裡譯作「一分」的希伯來詞語，原意是「肩膀」，也是示劍這座城的名稱。約瑟後來就被葬在這塊土地上（</w:t>
       </w:r>
-      <w:hyperlink r:id="rId38">
-        <w:r>
-          <w:rPr>
-            <w:lang w:val="zh_TW" w:bidi="zh_TW"/>
-          </w:rPr>
-          <w:rPr>
-            <w:color w:val="0000EE"/>
-            <w:u w:val="single"/>
-          </w:rPr>
-          <w:t>書24:32</w:t>
-        </w:r>
-      </w:hyperlink>
+      <w:r>
+        <w:rPr>
+          <w:lang w:val="zh_TW" w:bidi="zh_TW"/>
+        </w:rPr>
+        <w:t>書24:32</w:t>
+      </w:r>
       <w:r>
         <w:rPr>
           <w:lang w:val="zh_TW" w:bidi="zh_TW"/>
         </w:rPr>
         <w:t>）。該節經文也提到，雅各用一百塊銀子向示劍的父親哈抹的子孫買了這塊地（參</w:t>
       </w:r>
-      <w:hyperlink r:id="rId39">
-        <w:r>
-          <w:rPr>
-            <w:lang w:val="zh_TW" w:bidi="zh_TW"/>
-          </w:rPr>
-          <w:rPr>
-            <w:color w:val="0000EE"/>
-            <w:u w:val="single"/>
-          </w:rPr>
-          <w:t>創33:19</w:t>
-        </w:r>
-      </w:hyperlink>
+      <w:r>
+        <w:rPr>
+          <w:lang w:val="zh_TW" w:bidi="zh_TW"/>
+        </w:rPr>
+        <w:t>創33:19</w:t>
+      </w:r>
       <w:r>
         <w:rPr>
           <w:lang w:val="zh_TW" w:bidi="zh_TW"/>
         </w:rPr>
         <w:t>；</w:t>
       </w:r>
-      <w:hyperlink r:id="rId40">
-        <w:r>
-          <w:rPr>
-            <w:lang w:val="zh_TW" w:bidi="zh_TW"/>
-          </w:rPr>
-          <w:rPr>
-            <w:color w:val="0000EE"/>
-            <w:u w:val="single"/>
-          </w:rPr>
-          <w:t>徒7:16</w:t>
-        </w:r>
-      </w:hyperlink>
+      <w:r>
+        <w:rPr>
+          <w:lang w:val="zh_TW" w:bidi="zh_TW"/>
+        </w:rPr>
+        <w:t>徒7:16</w:t>
+      </w:r>
       <w:r>
         <w:rPr>
           <w:lang w:val="zh_TW" w:bidi="zh_TW"/>
@@ -1525,126 +1231,84 @@
           <w:lang w:val="zh_TW" w:bidi="zh_TW"/>
         </w:rPr>
       </w:r>
-      <w:hyperlink r:id="rId41">
-        <w:r>
-          <w:rPr>
-            <w:lang w:val="zh_TW" w:bidi="zh_TW"/>
-          </w:rPr>
-          <w:rPr>
-            <w:color w:val="0000EE"/>
-            <w:u w:val="single"/>
-          </w:rPr>
-          <w:t>約翰福音四章</w:t>
-        </w:r>
-      </w:hyperlink>
+      <w:r>
+        <w:rPr>
+          <w:lang w:val="zh_TW" w:bidi="zh_TW"/>
+        </w:rPr>
+        <w:t>約翰福音四章</w:t>
+      </w:r>
       <w:r>
         <w:rPr>
           <w:lang w:val="zh_TW" w:bidi="zh_TW"/>
         </w:rPr>
         <w:t>中記載了耶穌前往敘加，這段記載十分重要。耶穌來到敘加，是出於屬靈上的需要，而不是地理上的原因（</w:t>
       </w:r>
-      <w:hyperlink r:id="rId42">
-        <w:r>
-          <w:rPr>
-            <w:lang w:val="zh_TW" w:bidi="zh_TW"/>
-          </w:rPr>
-          <w:rPr>
-            <w:color w:val="0000EE"/>
-            <w:u w:val="single"/>
-          </w:rPr>
-          <w:t>約4:4</w:t>
-        </w:r>
-      </w:hyperlink>
+      <w:r>
+        <w:rPr>
+          <w:lang w:val="zh_TW" w:bidi="zh_TW"/>
+        </w:rPr>
+        <w:t>約4:4</w:t>
+      </w:r>
       <w:r>
         <w:rPr>
           <w:lang w:val="zh_TW" w:bidi="zh_TW"/>
         </w:rPr>
         <w:t>）。這次行動的一個目的，是要拆除人與人之間的隔閡：包括純正猶太人與混血撒馬利亞人之間彼此敵視（</w:t>
       </w:r>
-      <w:hyperlink r:id="rId43">
-        <w:r>
-          <w:rPr>
-            <w:lang w:val="zh_TW" w:bidi="zh_TW"/>
-          </w:rPr>
-          <w:rPr>
-            <w:color w:val="0000EE"/>
-            <w:u w:val="single"/>
-          </w:rPr>
-          <w:t>9</w:t>
-        </w:r>
-      </w:hyperlink>
+      <w:r>
+        <w:rPr>
+          <w:lang w:val="zh_TW" w:bidi="zh_TW"/>
+        </w:rPr>
+        <w:t>9</w:t>
+      </w:r>
       <w:r>
         <w:rPr>
           <w:lang w:val="zh_TW" w:bidi="zh_TW"/>
         </w:rPr>
         <w:t>節）；當時社會限制男女交往（</w:t>
       </w:r>
-      <w:hyperlink r:id="rId44">
-        <w:r>
-          <w:rPr>
-            <w:lang w:val="zh_TW" w:bidi="zh_TW"/>
-          </w:rPr>
-          <w:rPr>
-            <w:color w:val="0000EE"/>
-            <w:u w:val="single"/>
-          </w:rPr>
-          <w:t>27</w:t>
-        </w:r>
-      </w:hyperlink>
+      <w:r>
+        <w:rPr>
+          <w:lang w:val="zh_TW" w:bidi="zh_TW"/>
+        </w:rPr>
+        <w:t>27</w:t>
+      </w:r>
       <w:r>
         <w:rPr>
           <w:lang w:val="zh_TW" w:bidi="zh_TW"/>
         </w:rPr>
         <w:t>節）；社會把禮儀上潔淨的人和被視為不潔的人區分開來的做法（這婦人遭人排斥，因此獨自一人並在不尋常的時間來打水，</w:t>
       </w:r>
-      <w:hyperlink r:id="rId45">
-        <w:r>
-          <w:rPr>
-            <w:lang w:val="zh_TW" w:bidi="zh_TW"/>
-          </w:rPr>
-          <w:rPr>
-            <w:color w:val="0000EE"/>
-            <w:u w:val="single"/>
-          </w:rPr>
-          <w:t>6</w:t>
-        </w:r>
-      </w:hyperlink>
+      <w:r>
+        <w:rPr>
+          <w:lang w:val="zh_TW" w:bidi="zh_TW"/>
+        </w:rPr>
+        <w:t>6</w:t>
+      </w:r>
       <w:r>
         <w:rPr>
           <w:lang w:val="zh_TW" w:bidi="zh_TW"/>
         </w:rPr>
         <w:t>節）。耶穌與這婦人的談話，也為個人見證提供了寶貴的教導。耶穌屬靈的洞察力和憐憫清楚顯明出來。當這婦人接受耶穌就是彌賽亞的見證後，她也成為一位有效的見證人（</w:t>
       </w:r>
-      <w:hyperlink r:id="rId46">
-        <w:r>
-          <w:rPr>
-            <w:lang w:val="zh_TW" w:bidi="zh_TW"/>
-          </w:rPr>
-          <w:rPr>
-            <w:color w:val="0000EE"/>
-            <w:u w:val="single"/>
-          </w:rPr>
-          <w:t>28–30</w:t>
-        </w:r>
-      </w:hyperlink>
+      <w:r>
+        <w:rPr>
+          <w:lang w:val="zh_TW" w:bidi="zh_TW"/>
+        </w:rPr>
+        <w:t>28–30</w:t>
+      </w:r>
       <w:r>
         <w:rPr>
           <w:lang w:val="zh_TW" w:bidi="zh_TW"/>
         </w:rPr>
         <w:t>節）。後來，這些新歸信的撒馬利亞人請求耶穌留下來，祂就在那裡住了兩天，於是有更多人信了祂（</w:t>
       </w:r>
-      <w:hyperlink r:id="rId47">
-        <w:r>
-          <w:rPr>
-            <w:lang w:val="zh_TW" w:bidi="zh_TW"/>
-          </w:rPr>
-          <w:rPr>
-            <w:color w:val="0000EE"/>
-            <w:u w:val="single"/>
-          </w:rPr>
-          <w:t>39–41</w:t>
-        </w:r>
-      </w:hyperlink>
+      <w:r>
+        <w:rPr>
+          <w:lang w:val="zh_TW" w:bidi="zh_TW"/>
+        </w:rPr>
+        <w:t>39–41</w:t>
+      </w:r>
       <w:r>
         <w:rPr>
           <w:lang w:val="zh_TW" w:bidi="zh_TW"/>
@@ -1699,18 +1363,12 @@
         </w:rPr>
         <w:t>在泰爾和西頓附近，求耶穌將鬼從她女兒身上趕出去的希臘婦女（</w:t>
       </w:r>
-      <w:hyperlink r:id="rId48">
-        <w:r>
-          <w:rPr>
-            <w:lang w:val="zh_TW" w:bidi="zh_TW"/>
-          </w:rPr>
-          <w:rPr>
-            <w:color w:val="0000EE"/>
-            <w:u w:val="single"/>
-          </w:rPr>
-          <w:t>馬可福音7:26</w:t>
-        </w:r>
-      </w:hyperlink>
+      <w:r>
+        <w:rPr>
+          <w:lang w:val="zh_TW" w:bidi="zh_TW"/>
+        </w:rPr>
+        <w:t>馬可福音7:26</w:t>
+      </w:r>
       <w:r>
         <w:rPr>
           <w:lang w:val="zh_TW" w:bidi="zh_TW"/>
@@ -1731,18 +1389,12 @@
         </w:rPr>
         <w:t>我們不清楚為什麼馬可特別指出她的家鄉是敘利腓尼基。另一個北非省份被稱為利比亞腓尼基（Libyaphoenicia）。這可能會引起混淆。在平行經文中，這位婦女被稱為迦南人。腓尼基人自稱為迦南人（</w:t>
       </w:r>
-      <w:hyperlink r:id="rId49">
-        <w:r>
-          <w:rPr>
-            <w:lang w:val="zh_TW" w:bidi="zh_TW"/>
-          </w:rPr>
-          <w:rPr>
-            <w:color w:val="0000EE"/>
-            <w:u w:val="single"/>
-          </w:rPr>
-          <w:t>馬太福音15:22</w:t>
-        </w:r>
-      </w:hyperlink>
+      <w:r>
+        <w:rPr>
+          <w:lang w:val="zh_TW" w:bidi="zh_TW"/>
+        </w:rPr>
+        <w:t>馬太福音15:22</w:t>
+      </w:r>
       <w:r>
         <w:rPr>
           <w:lang w:val="zh_TW" w:bidi="zh_TW"/>
@@ -1822,108 +1474,72 @@
         </w:rPr>
         <w:t>根據</w:t>
       </w:r>
-      <w:hyperlink r:id="rId50">
-        <w:r>
-          <w:rPr>
-            <w:lang w:val="zh_TW" w:bidi="zh_TW"/>
-          </w:rPr>
-          <w:rPr>
-            <w:color w:val="0000EE"/>
-            <w:u w:val="single"/>
-          </w:rPr>
-          <w:t>創世記十章22至23節</w:t>
-        </w:r>
-      </w:hyperlink>
+      <w:r>
+        <w:rPr>
+          <w:lang w:val="zh_TW" w:bidi="zh_TW"/>
+        </w:rPr>
+        <w:t>創世記十章22至23節</w:t>
+      </w:r>
       <w:r>
         <w:rPr>
           <w:lang w:val="zh_TW" w:bidi="zh_TW"/>
         </w:rPr>
         <w:t>的「國家列表」，亞蘭人（Arameans）是閃族的一支，是閃的後裔。在</w:t>
       </w:r>
-      <w:hyperlink r:id="rId51">
-        <w:r>
-          <w:rPr>
-            <w:lang w:val="zh_TW" w:bidi="zh_TW"/>
-          </w:rPr>
-          <w:rPr>
-            <w:color w:val="0000EE"/>
-            <w:u w:val="single"/>
-          </w:rPr>
-          <w:t>創世記二十二章20至21節</w:t>
-        </w:r>
-      </w:hyperlink>
+      <w:r>
+        <w:rPr>
+          <w:lang w:val="zh_TW" w:bidi="zh_TW"/>
+        </w:rPr>
+        <w:t>創世記二十二章20至21節</w:t>
+      </w:r>
       <w:r>
         <w:rPr>
           <w:lang w:val="zh_TW" w:bidi="zh_TW"/>
         </w:rPr>
         <w:t>的另一個家譜中，亞蘭是拿鶴的後裔。根據</w:t>
       </w:r>
-      <w:hyperlink r:id="rId52">
-        <w:r>
-          <w:rPr>
-            <w:lang w:val="zh_TW" w:bidi="zh_TW"/>
-          </w:rPr>
-          <w:rPr>
-            <w:color w:val="0000EE"/>
-            <w:u w:val="single"/>
-          </w:rPr>
-          <w:t>阿摩司屬九章7節</w:t>
-        </w:r>
-      </w:hyperlink>
+      <w:r>
+        <w:rPr>
+          <w:lang w:val="zh_TW" w:bidi="zh_TW"/>
+        </w:rPr>
+        <w:t>阿摩司屬九章7節</w:t>
+      </w:r>
       <w:r>
         <w:rPr>
           <w:lang w:val="zh_TW" w:bidi="zh_TW"/>
         </w:rPr>
         <w:t>，亞蘭人（敘利亞人）來自吉珥，這與</w:t>
       </w:r>
-      <w:hyperlink r:id="rId53">
-        <w:r>
-          <w:rPr>
-            <w:lang w:val="zh_TW" w:bidi="zh_TW"/>
-          </w:rPr>
-          <w:rPr>
-            <w:color w:val="0000EE"/>
-            <w:u w:val="single"/>
-          </w:rPr>
-          <w:t>以賽亞書二十二章6節</w:t>
-        </w:r>
-      </w:hyperlink>
+      <w:r>
+        <w:rPr>
+          <w:lang w:val="zh_TW" w:bidi="zh_TW"/>
+        </w:rPr>
+        <w:t>以賽亞書二十二章6節</w:t>
+      </w:r>
       <w:r>
         <w:rPr>
           <w:lang w:val="zh_TW" w:bidi="zh_TW"/>
         </w:rPr>
         <w:t>中的以攔有關。亞蘭人被擄到吉珥（</w:t>
       </w:r>
-      <w:hyperlink r:id="rId54">
-        <w:r>
-          <w:rPr>
-            <w:lang w:val="zh_TW" w:bidi="zh_TW"/>
-          </w:rPr>
-          <w:rPr>
-            <w:color w:val="0000EE"/>
-            <w:u w:val="single"/>
-          </w:rPr>
-          <w:t>列王紀下16:9</w:t>
-        </w:r>
-      </w:hyperlink>
+      <w:r>
+        <w:rPr>
+          <w:lang w:val="zh_TW" w:bidi="zh_TW"/>
+        </w:rPr>
+        <w:t>列王紀下16:9</w:t>
+      </w:r>
       <w:r>
         <w:rPr>
           <w:lang w:val="zh_TW" w:bidi="zh_TW"/>
         </w:rPr>
         <w:t>；</w:t>
       </w:r>
-      <w:hyperlink r:id="rId55">
-        <w:r>
-          <w:rPr>
-            <w:lang w:val="zh_TW" w:bidi="zh_TW"/>
-          </w:rPr>
-          <w:rPr>
-            <w:color w:val="0000EE"/>
-            <w:u w:val="single"/>
-          </w:rPr>
-          <w:t>阿摩司書1:5</w:t>
-        </w:r>
-      </w:hyperlink>
+      <w:r>
+        <w:rPr>
+          <w:lang w:val="zh_TW" w:bidi="zh_TW"/>
+        </w:rPr>
+        <w:t>阿摩司書1:5</w:t>
+      </w:r>
       <w:r>
         <w:rPr>
           <w:lang w:val="zh_TW" w:bidi="zh_TW"/>
@@ -1944,54 +1560,36 @@
         </w:rPr>
         <w:t>亞蘭族在傳統上被認為是在公元前第二個千年的前半期建立於上美索不達米亞。彼土利和拉班被稱為亞蘭人（</w:t>
       </w:r>
-      <w:hyperlink r:id="rId56">
-        <w:r>
-          <w:rPr>
-            <w:lang w:val="zh_TW" w:bidi="zh_TW"/>
-          </w:rPr>
-          <w:rPr>
-            <w:color w:val="0000EE"/>
-            <w:u w:val="single"/>
-          </w:rPr>
-          <w:t>創世記25:20</w:t>
-        </w:r>
-      </w:hyperlink>
+      <w:r>
+        <w:rPr>
+          <w:lang w:val="zh_TW" w:bidi="zh_TW"/>
+        </w:rPr>
+        <w:t>創世記25:20</w:t>
+      </w:r>
       <w:r>
         <w:rPr>
           <w:lang w:val="zh_TW" w:bidi="zh_TW"/>
         </w:rPr>
         <w:t>，</w:t>
       </w:r>
-      <w:hyperlink r:id="rId57">
-        <w:r>
-          <w:rPr>
-            <w:lang w:val="zh_TW" w:bidi="zh_TW"/>
-          </w:rPr>
-          <w:rPr>
-            <w:color w:val="0000EE"/>
-            <w:u w:val="single"/>
-          </w:rPr>
-          <w:t>28:1–7</w:t>
-        </w:r>
-      </w:hyperlink>
+      <w:r>
+        <w:rPr>
+          <w:lang w:val="zh_TW" w:bidi="zh_TW"/>
+        </w:rPr>
+        <w:t>28:1–7</w:t>
+      </w:r>
       <w:r>
         <w:rPr>
           <w:lang w:val="zh_TW" w:bidi="zh_TW"/>
         </w:rPr>
         <w:t>）；彼土利的家在巴旦‧亞蘭（</w:t>
       </w:r>
-      <w:hyperlink r:id="rId56">
-        <w:r>
-          <w:rPr>
-            <w:lang w:val="zh_TW" w:bidi="zh_TW"/>
-          </w:rPr>
-          <w:rPr>
-            <w:color w:val="0000EE"/>
-            <w:u w:val="single"/>
-          </w:rPr>
-          <w:t>25:20</w:t>
-        </w:r>
-      </w:hyperlink>
+      <w:r>
+        <w:rPr>
+          <w:lang w:val="zh_TW" w:bidi="zh_TW"/>
+        </w:rPr>
+        <w:t>25:20</w:t>
+      </w:r>
       <w:r>
         <w:rPr>
           <w:lang w:val="zh_TW" w:bidi="zh_TW"/>
@@ -2010,36 +1608,24 @@
         </w:rPr>
         <w:t>」（</w:t>
       </w:r>
-      <w:hyperlink r:id="rId58">
-        <w:r>
-          <w:rPr>
-            <w:lang w:val="zh_TW" w:bidi="zh_TW"/>
-          </w:rPr>
-          <w:rPr>
-            <w:color w:val="0000EE"/>
-            <w:u w:val="single"/>
-          </w:rPr>
-          <w:t>何西阿書12:12</w:t>
-        </w:r>
-      </w:hyperlink>
+      <w:r>
+        <w:rPr>
+          <w:lang w:val="zh_TW" w:bidi="zh_TW"/>
+        </w:rPr>
+        <w:t>何西阿書12:12</w:t>
+      </w:r>
       <w:r>
         <w:rPr>
           <w:lang w:val="zh_TW" w:bidi="zh_TW"/>
         </w:rPr>
         <w:t>）或「亞蘭一納哈拉音」（兩河間的亞蘭），這是美索不達米亞北部位於幼發拉底河和底格里斯河之間的地區。在</w:t>
       </w:r>
-      <w:hyperlink r:id="rId59">
-        <w:r>
-          <w:rPr>
-            <w:lang w:val="zh_TW" w:bidi="zh_TW"/>
-          </w:rPr>
-          <w:rPr>
-            <w:color w:val="0000EE"/>
-            <w:u w:val="single"/>
-          </w:rPr>
-          <w:t>申命記二十六章5節</w:t>
-        </w:r>
-      </w:hyperlink>
+      <w:r>
+        <w:rPr>
+          <w:lang w:val="zh_TW" w:bidi="zh_TW"/>
+        </w:rPr>
+        <w:t>申命記二十六章5節</w:t>
+      </w:r>
       <w:r>
         <w:rPr>
           <w:lang w:val="zh_TW" w:bidi="zh_TW"/>
@@ -2124,36 +1710,24 @@
         </w:rPr>
         <w:t>。他最終被大衛王擊敗（</w:t>
       </w:r>
-      <w:hyperlink r:id="rId60">
-        <w:r>
-          <w:rPr>
-            <w:lang w:val="zh_TW" w:bidi="zh_TW"/>
-          </w:rPr>
-          <w:rPr>
-            <w:color w:val="0000EE"/>
-            <w:u w:val="single"/>
-          </w:rPr>
-          <w:t>撒母耳記下8:3–4</w:t>
-        </w:r>
-      </w:hyperlink>
+      <w:r>
+        <w:rPr>
+          <w:lang w:val="zh_TW" w:bidi="zh_TW"/>
+        </w:rPr>
+        <w:t>撒母耳記下8:3–4</w:t>
+      </w:r>
       <w:r>
         <w:rPr>
           <w:lang w:val="zh_TW" w:bidi="zh_TW"/>
         </w:rPr>
         <w:t>；</w:t>
       </w:r>
-      <w:hyperlink r:id="rId61">
-        <w:r>
-          <w:rPr>
-            <w:lang w:val="zh_TW" w:bidi="zh_TW"/>
-          </w:rPr>
-          <w:rPr>
-            <w:color w:val="0000EE"/>
-            <w:u w:val="single"/>
-          </w:rPr>
-          <w:t>10:17–19</w:t>
-        </w:r>
-      </w:hyperlink>
+      <w:r>
+        <w:rPr>
+          <w:lang w:val="zh_TW" w:bidi="zh_TW"/>
+        </w:rPr>
+        <w:t>10:17–19</w:t>
+      </w:r>
       <w:r>
         <w:rPr>
           <w:lang w:val="zh_TW" w:bidi="zh_TW"/>
@@ -2174,36 +1748,24 @@
         </w:rPr>
         <w:t>以色列和猶大發生的事件對大馬士革有一些影響。所羅門去世後，曾經統一的王國分裂為猶大和以色列，兩個小國之間出現了緊張的關係。戰爭在公元前890–880年間爆發，巴沙的以色列與亞撒的猶大之間發生了衝突。亞撒尋求大馬士革的便‧哈達一世的援助（</w:t>
       </w:r>
-      <w:hyperlink r:id="rId62">
-        <w:r>
-          <w:rPr>
-            <w:lang w:val="zh_TW" w:bidi="zh_TW"/>
-          </w:rPr>
-          <w:rPr>
-            <w:color w:val="0000EE"/>
-            <w:u w:val="single"/>
-          </w:rPr>
-          <w:t>列王紀上15:18</w:t>
-        </w:r>
-      </w:hyperlink>
+      <w:r>
+        <w:rPr>
+          <w:lang w:val="zh_TW" w:bidi="zh_TW"/>
+        </w:rPr>
+        <w:t>列王紀上15:18</w:t>
+      </w:r>
       <w:r>
         <w:rPr>
           <w:lang w:val="zh_TW" w:bidi="zh_TW"/>
         </w:rPr>
         <w:t>）。約旦河東岸的土地多次易手。以色列王暗利的繼任者——即亞哈、亞哈謝、約蘭、耶戶、約哈斯和約阿施——與大馬士革發生了許多衝突。亞哈與便‧哈達及圍攻撒馬利亞的32個盟友作戰（</w:t>
       </w:r>
-      <w:hyperlink r:id="rId63">
-        <w:r>
-          <w:rPr>
-            <w:lang w:val="zh_TW" w:bidi="zh_TW"/>
-          </w:rPr>
-          <w:rPr>
-            <w:color w:val="0000EE"/>
-            <w:u w:val="single"/>
-          </w:rPr>
-          <w:t>20:1</w:t>
-        </w:r>
-      </w:hyperlink>
+      <w:r>
+        <w:rPr>
+          <w:lang w:val="zh_TW" w:bidi="zh_TW"/>
+        </w:rPr>
+        <w:t>20:1</w:t>
+      </w:r>
       <w:r>
         <w:rPr>
           <w:lang w:val="zh_TW" w:bidi="zh_TW"/>
@@ -2222,54 +1784,36 @@
         </w:rPr>
         <w:t>（</w:t>
       </w:r>
-      <w:hyperlink r:id="rId64">
-        <w:r>
-          <w:rPr>
-            <w:lang w:val="zh_TW" w:bidi="zh_TW"/>
-          </w:rPr>
-          <w:rPr>
-            <w:color w:val="0000EE"/>
-            <w:u w:val="single"/>
-          </w:rPr>
-          <w:t>20:26</w:t>
-        </w:r>
-      </w:hyperlink>
+      <w:r>
+        <w:rPr>
+          <w:lang w:val="zh_TW" w:bidi="zh_TW"/>
+        </w:rPr>
+        <w:t>20:26</w:t>
+      </w:r>
       <w:r>
         <w:rPr>
           <w:lang w:val="zh_TW" w:bidi="zh_TW"/>
         </w:rPr>
         <w:t>），但他再次被擊敗並被俘。由於他戰敗，並被釋放，作為代價，他被迫在大馬士革開設市場供以色列貿易。在以色列和大馬士革之間三年的平安之後，敵對行動再次爆發，並導致亞哈在基列的拉末地區的戰鬥中被殺（</w:t>
       </w:r>
-      <w:hyperlink r:id="rId65">
-        <w:r>
-          <w:rPr>
-            <w:lang w:val="zh_TW" w:bidi="zh_TW"/>
-          </w:rPr>
-          <w:rPr>
-            <w:color w:val="0000EE"/>
-            <w:u w:val="single"/>
-          </w:rPr>
-          <w:t>22:29–37</w:t>
-        </w:r>
-      </w:hyperlink>
+      <w:r>
+        <w:rPr>
+          <w:lang w:val="zh_TW" w:bidi="zh_TW"/>
+        </w:rPr>
+        <w:t>22:29–37</w:t>
+      </w:r>
       <w:r>
         <w:rPr>
           <w:lang w:val="zh_TW" w:bidi="zh_TW"/>
         </w:rPr>
         <w:t>）。亞蘭-大馬士革最終被以色列王約阿施擊敗（</w:t>
       </w:r>
-      <w:hyperlink r:id="rId66">
-        <w:r>
-          <w:rPr>
-            <w:lang w:val="zh_TW" w:bidi="zh_TW"/>
-          </w:rPr>
-          <w:rPr>
-            <w:color w:val="0000EE"/>
-            <w:u w:val="single"/>
-          </w:rPr>
-          <w:t>列王紀下13:25</w:t>
-        </w:r>
-      </w:hyperlink>
+      <w:r>
+        <w:rPr>
+          <w:lang w:val="zh_TW" w:bidi="zh_TW"/>
+        </w:rPr>
+        <w:t>列王紀下13:25</w:t>
+      </w:r>
       <w:r>
         <w:rPr>
           <w:lang w:val="zh_TW" w:bidi="zh_TW"/>
@@ -2343,36 +1887,24 @@
         </w:rPr>
         <w:t>羅馬的敘利亞省包括基利家，這是位於小亞細亞東南角的條形領土。北部邊界延伸到幼發拉底河，邊界向南一直延伸到大馬士革，然後向西轉，約在死海中途，繼續向西到地中海。敘利亞的西部邊界是地中海，直到亞歷山大港灣，然後向西。敘利亞省和基利家省（</w:t>
       </w:r>
-      <w:hyperlink r:id="rId67">
-        <w:r>
-          <w:rPr>
-            <w:lang w:val="zh_TW" w:bidi="zh_TW"/>
-          </w:rPr>
-          <w:rPr>
-            <w:color w:val="0000EE"/>
-            <w:u w:val="single"/>
-          </w:rPr>
-          <w:t>使徒行傳15:23、41</w:t>
-        </w:r>
-      </w:hyperlink>
+      <w:r>
+        <w:rPr>
+          <w:lang w:val="zh_TW" w:bidi="zh_TW"/>
+        </w:rPr>
+        <w:t>使徒行傳15:23、41</w:t>
+      </w:r>
       <w:r>
         <w:rPr>
           <w:lang w:val="zh_TW" w:bidi="zh_TW"/>
         </w:rPr>
         <w:t>；</w:t>
       </w:r>
-      <w:hyperlink r:id="rId68">
-        <w:r>
-          <w:rPr>
-            <w:lang w:val="zh_TW" w:bidi="zh_TW"/>
-          </w:rPr>
-          <w:rPr>
-            <w:color w:val="0000EE"/>
-            <w:u w:val="single"/>
-          </w:rPr>
-          <w:t>加拉太書1:21</w:t>
-        </w:r>
-      </w:hyperlink>
+      <w:r>
+        <w:rPr>
+          <w:lang w:val="zh_TW" w:bidi="zh_TW"/>
+        </w:rPr>
+        <w:t>加拉太書1:21</w:t>
+      </w:r>
       <w:r>
         <w:rPr>
           <w:lang w:val="zh_TW" w:bidi="zh_TW"/>
@@ -2392,18 +1924,12 @@
         </w:rPr>
         <w:t>）統治，他指揮著一支強大的軍團部隊。這樣的一位巡撫居里扭（Quirinius），在凱撒奧古斯都的人口普查時期統治敘利亞；這次人口普查使約瑟和馬利亞來到伯利恆，在那裡耶穌誕生了（</w:t>
       </w:r>
-      <w:hyperlink r:id="rId69">
-        <w:r>
-          <w:rPr>
-            <w:lang w:val="zh_TW" w:bidi="zh_TW"/>
-          </w:rPr>
-          <w:rPr>
-            <w:color w:val="0000EE"/>
-            <w:u w:val="single"/>
-          </w:rPr>
-          <w:t>路加福音2:2</w:t>
-        </w:r>
-      </w:hyperlink>
+      <w:r>
+        <w:rPr>
+          <w:lang w:val="zh_TW" w:bidi="zh_TW"/>
+        </w:rPr>
+        <w:t>路加福音2:2</w:t>
+      </w:r>
       <w:r>
         <w:rPr>
           <w:lang w:val="zh_TW" w:bidi="zh_TW"/>
@@ -2488,18 +2014,12 @@
         </w:rPr>
         <w:t>」（</w:t>
       </w:r>
-      <w:hyperlink r:id="rId70">
-        <w:r>
-          <w:rPr>
-            <w:lang w:val="zh_TW" w:bidi="zh_TW"/>
-          </w:rPr>
-          <w:rPr>
-            <w:color w:val="0000EE"/>
-            <w:u w:val="single"/>
-          </w:rPr>
-          <w:t>馬可福音5:41</w:t>
-        </w:r>
-      </w:hyperlink>
+      <w:r>
+        <w:rPr>
+          <w:lang w:val="zh_TW" w:bidi="zh_TW"/>
+        </w:rPr>
+        <w:t>馬可福音5:41</w:t>
+      </w:r>
       <w:r>
         <w:rPr>
           <w:lang w:val="zh_TW" w:bidi="zh_TW"/>
@@ -2531,18 +2051,12 @@
         </w:rPr>
         <w:t>」（</w:t>
       </w:r>
-      <w:hyperlink r:id="rId71">
-        <w:r>
-          <w:rPr>
-            <w:lang w:val="zh_TW" w:bidi="zh_TW"/>
-          </w:rPr>
-          <w:rPr>
-            <w:color w:val="0000EE"/>
-            <w:u w:val="single"/>
-          </w:rPr>
-          <w:t>哥林多前書16:22</w:t>
-        </w:r>
-      </w:hyperlink>
+      <w:r>
+        <w:rPr>
+          <w:lang w:val="zh_TW" w:bidi="zh_TW"/>
+        </w:rPr>
+        <w:t>哥林多前書16:22</w:t>
+      </w:r>
       <w:r>
         <w:rPr>
           <w:lang w:val="zh_TW" w:bidi="zh_TW"/>
@@ -2575,36 +2089,24 @@
         </w:rPr>
         <w:t>的壇被放在聖殿時，大馬士革的崇拜被強加給耶路撒冷的百姓（</w:t>
       </w:r>
-      <w:hyperlink r:id="rId72">
-        <w:r>
-          <w:rPr>
-            <w:lang w:val="zh_TW" w:bidi="zh_TW"/>
-          </w:rPr>
-          <w:rPr>
-            <w:color w:val="0000EE"/>
-            <w:u w:val="single"/>
-          </w:rPr>
-          <w:t>列王紀下16:10–13</w:t>
-        </w:r>
-      </w:hyperlink>
+      <w:r>
+        <w:rPr>
+          <w:lang w:val="zh_TW" w:bidi="zh_TW"/>
+        </w:rPr>
+        <w:t>列王紀下16:10–13</w:t>
+      </w:r>
       <w:r>
         <w:rPr>
           <w:lang w:val="zh_TW" w:bidi="zh_TW"/>
         </w:rPr>
         <w:t>）。被亞述統治者撒珥根（Sargon）擄到撒馬利亞的亞蘭人，則帶來了外國的亞蘭崇拜（</w:t>
       </w:r>
-      <w:hyperlink r:id="rId73">
-        <w:r>
-          <w:rPr>
-            <w:lang w:val="zh_TW" w:bidi="zh_TW"/>
-          </w:rPr>
-          <w:rPr>
-            <w:color w:val="0000EE"/>
-            <w:u w:val="single"/>
-          </w:rPr>
-          <w:t>17:24–34</w:t>
-        </w:r>
-      </w:hyperlink>
+      <w:r>
+        <w:rPr>
+          <w:lang w:val="zh_TW" w:bidi="zh_TW"/>
+        </w:rPr>
+        <w:t>17:24–34</w:t>
+      </w:r>
       <w:r>
         <w:rPr>
           <w:lang w:val="zh_TW" w:bidi="zh_TW"/>
